--- a/2024/10. Oktober/60. Tagesbericht_Schule.docx
+++ b/2024/10. Oktober/60. Tagesbericht_Schule.docx
@@ -1,19 +1,29 @@
 
 <file path=word/document.xml><?xml version="1.0" encoding="utf-8"?>
-<w:document xmlns:wpc="http://schemas.microsoft.com/office/word/2010/wordprocessingCanvas" xmlns:cx="http://schemas.microsoft.com/office/drawing/2014/chartex" xmlns:cx1="http://schemas.microsoft.com/office/drawing/2015/9/8/chartex" xmlns:cx2="http://schemas.microsoft.com/office/drawing/2015/10/21/chartex" xmlns:cx3="http://schemas.microsoft.com/office/drawing/2016/5/9/chartex" xmlns:cx4="http://schemas.microsoft.com/office/drawing/2016/5/10/chartex" xmlns:cx5="http://schemas.microsoft.com/office/drawing/2016/5/11/chartex" xmlns:cx6="http://schemas.microsoft.com/office/drawing/2016/5/12/chartex" xmlns:cx7="http://schemas.microsoft.com/office/drawing/2016/5/13/chartex" xmlns:cx8="http://schemas.microsoft.com/office/drawing/2016/5/14/chartex" xmlns:mc="http://schemas.openxmlformats.org/markup-compatibility/2006" xmlns:aink="http://schemas.microsoft.com/office/drawing/2016/ink" xmlns:am3d="http://schemas.microsoft.com/office/drawing/2017/model3d" xmlns:o="urn:schemas-microsoft-com:office:office" xmlns:oel="http://schemas.microsoft.com/office/2019/extlst" xmlns:r="http://schemas.openxmlformats.org/officeDocument/2006/relationships" xmlns:m="http://schemas.openxmlformats.org/officeDocument/2006/math" xmlns:v="urn:schemas-microsoft-com:vml" xmlns:wp14="http://schemas.microsoft.com/office/word/2010/wordprocessingDrawing" xmlns:wp="http://schemas.openxmlformats.org/drawingml/2006/wordprocessingDrawing" xmlns:w10="urn:schemas-microsoft-com:office:word" xmlns:w="http://schemas.openxmlformats.org/wordprocessingml/2006/main" xmlns:w14="http://schemas.microsoft.com/office/word/2010/wordml" xmlns:w15="http://schemas.microsoft.com/office/word/2012/wordml" xmlns:w16cex="http://schemas.microsoft.com/office/word/2018/wordml/cex" xmlns:w16cid="http://schemas.microsoft.com/office/word/2016/wordml/cid" xmlns:w16="http://schemas.microsoft.com/office/word/2018/wordml" xmlns:w16du="http://schemas.microsoft.com/office/word/2023/wordml/word16du" xmlns:w16sdtdh="http://schemas.microsoft.com/office/word/2020/wordml/sdtdatahash" xmlns:w16se="http://schemas.microsoft.com/office/word/2015/wordml/symex" xmlns:wpg="http://schemas.microsoft.com/office/word/2010/wordprocessingGroup" xmlns:wpi="http://schemas.microsoft.com/office/word/2010/wordprocessingInk" xmlns:wne="http://schemas.microsoft.com/office/word/2006/wordml" xmlns:wps="http://schemas.microsoft.com/office/word/2010/wordprocessingShape" mc:Ignorable="w14 w15 w16se w16cid w16 w16cex w16sdtdh w16du wp14">
+<w:document xmlns:o="urn:schemas-microsoft-com:office:office" xmlns:r="http://schemas.openxmlformats.org/officeDocument/2006/relationships" xmlns:v="urn:schemas-microsoft-com:vml" xmlns:w="http://schemas.openxmlformats.org/wordprocessingml/2006/main" xmlns:w10="urn:schemas-microsoft-com:office:word" xmlns:wp="http://schemas.openxmlformats.org/drawingml/2006/wordprocessingDrawing" xmlns:wps="http://schemas.microsoft.com/office/word/2010/wordprocessingShape" xmlns:wpg="http://schemas.microsoft.com/office/word/2010/wordprocessingGroup" xmlns:mc="http://schemas.openxmlformats.org/markup-compatibility/2006" xmlns:wp14="http://schemas.microsoft.com/office/word/2010/wordprocessingDrawing" xmlns:w14="http://schemas.microsoft.com/office/word/2010/wordml" xmlns:w15="http://schemas.microsoft.com/office/word/2012/wordml" mc:Ignorable="w14 wp14 w15">
   <w:body>
     <w:tbl>
       <w:tblPr>
-        <w:tblpPr w:leftFromText="141" w:rightFromText="141" w:vertAnchor="text" w:horzAnchor="margin" w:tblpY="1681"/>
+        <w:tblpPr w:vertAnchor="text" w:horzAnchor="margin" w:leftFromText="141" w:rightFromText="141" w:tblpX="0" w:tblpY="1681"/>
         <w:tblW w:w="9640" w:type="dxa"/>
-        <w:tblLook w:val="01E0" w:firstRow="1" w:lastRow="1" w:firstColumn="1" w:lastColumn="1" w:noHBand="0" w:noVBand="0"/>
+        <w:jc w:val="left"/>
+        <w:tblInd w:w="-5" w:type="dxa"/>
+        <w:tblLayout w:type="fixed"/>
+        <w:tblCellMar>
+          <w:top w:w="0" w:type="dxa"/>
+          <w:left w:w="108" w:type="dxa"/>
+          <w:bottom w:w="0" w:type="dxa"/>
+          <w:right w:w="108" w:type="dxa"/>
+        </w:tblCellMar>
+        <w:tblLook w:firstRow="1" w:noVBand="0" w:lastRow="1" w:firstColumn="1" w:lastColumn="1" w:noHBand="0" w:val="01e0"/>
       </w:tblPr>
       <w:tblGrid>
         <w:gridCol w:w="1383"/>
-        <w:gridCol w:w="7087"/>
-        <w:gridCol w:w="1170"/>
+        <w:gridCol w:w="7086"/>
+        <w:gridCol w:w="1171"/>
       </w:tblGrid>
       <w:tr>
+        <w:trPr/>
         <w:tc>
           <w:tcPr>
             <w:tcW w:w="1383" w:type="dxa"/>
@@ -23,34 +33,42 @@
               <w:bottom w:val="single" w:sz="4" w:space="0" w:color="000000"/>
               <w:right w:val="single" w:sz="4" w:space="0" w:color="000000"/>
             </w:tcBorders>
-            <w:shd w:val="clear" w:color="auto" w:fill="C0C0C0"/>
+            <w:shd w:color="auto" w:fill="C0C0C0" w:val="clear"/>
             <w:vAlign w:val="center"/>
           </w:tcPr>
           <w:p>
             <w:pPr>
-              <w:spacing w:line="260" w:lineRule="exact"/>
-              <w:rPr>
-                <w:sz w:val="22"/>
-                <w:szCs w:val="22"/>
-              </w:rPr>
-            </w:pPr>
-          </w:p>
-        </w:tc>
-        <w:tc>
-          <w:tcPr>
-            <w:tcW w:w="7087" w:type="dxa"/>
+              <w:pStyle w:val="Normal"/>
+              <w:spacing w:lineRule="exact" w:line="260"/>
+              <w:rPr>
+                <w:sz w:val="22"/>
+                <w:szCs w:val="22"/>
+              </w:rPr>
+            </w:pPr>
+            <w:r>
+              <w:rPr>
+                <w:sz w:val="22"/>
+                <w:szCs w:val="22"/>
+              </w:rPr>
+            </w:r>
+          </w:p>
+        </w:tc>
+        <w:tc>
+          <w:tcPr>
+            <w:tcW w:w="7086" w:type="dxa"/>
             <w:tcBorders>
               <w:top w:val="single" w:sz="4" w:space="0" w:color="000000"/>
               <w:left w:val="single" w:sz="4" w:space="0" w:color="000000"/>
               <w:bottom w:val="single" w:sz="4" w:space="0" w:color="000000"/>
               <w:right w:val="single" w:sz="4" w:space="0" w:color="000000"/>
             </w:tcBorders>
-            <w:shd w:val="clear" w:color="auto" w:fill="C0C0C0"/>
+            <w:shd w:color="auto" w:fill="C0C0C0" w:val="clear"/>
             <w:vAlign w:val="center"/>
           </w:tcPr>
           <w:p>
             <w:pPr>
-              <w:spacing w:line="260" w:lineRule="exact"/>
+              <w:pStyle w:val="Normal"/>
+              <w:spacing w:lineRule="exact" w:line="260"/>
               <w:rPr>
                 <w:sz w:val="22"/>
                 <w:szCs w:val="22"/>
@@ -67,20 +85,22 @@
         </w:tc>
         <w:tc>
           <w:tcPr>
-            <w:tcW w:w="1170" w:type="dxa"/>
+            <w:tcW w:w="1171" w:type="dxa"/>
             <w:tcBorders>
               <w:top w:val="single" w:sz="4" w:space="0" w:color="000000"/>
               <w:left w:val="single" w:sz="4" w:space="0" w:color="000000"/>
               <w:bottom w:val="single" w:sz="4" w:space="0" w:color="000000"/>
               <w:right w:val="single" w:sz="4" w:space="0" w:color="000000"/>
             </w:tcBorders>
-            <w:shd w:val="clear" w:color="auto" w:fill="C0C0C0"/>
+            <w:shd w:color="auto" w:fill="C0C0C0" w:val="clear"/>
             <w:vAlign w:val="center"/>
           </w:tcPr>
           <w:p>
             <w:pPr>
-              <w:spacing w:line="260" w:lineRule="exact"/>
-              <w:rPr>
+              <w:pStyle w:val="Normal"/>
+              <w:spacing w:lineRule="exact" w:line="260"/>
+              <w:rPr>
+                <w:i/>
                 <w:i/>
                 <w:sz w:val="22"/>
                 <w:szCs w:val="22"/>
@@ -99,7 +119,7 @@
       </w:tr>
       <w:tr>
         <w:trPr>
-          <w:trHeight w:val="163"/>
+          <w:trHeight w:val="163" w:hRule="atLeast"/>
         </w:trPr>
         <w:tc>
           <w:tcPr>
@@ -110,11 +130,12 @@
               <w:bottom w:val="single" w:sz="4" w:space="0" w:color="000000"/>
               <w:right w:val="single" w:sz="4" w:space="0" w:color="000000"/>
             </w:tcBorders>
-            <w:shd w:val="clear" w:color="auto" w:fill="auto"/>
-          </w:tcPr>
-          <w:p>
-            <w:pPr>
-              <w:spacing w:line="260" w:lineRule="exact"/>
+            <w:shd w:color="auto" w:fill="auto" w:val="clear"/>
+          </w:tcPr>
+          <w:p>
+            <w:pPr>
+              <w:pStyle w:val="Normal"/>
+              <w:spacing w:lineRule="exact" w:line="260"/>
               <w:rPr>
                 <w:sz w:val="22"/>
                 <w:szCs w:val="22"/>
@@ -131,23 +152,23 @@
         </w:tc>
         <w:tc>
           <w:tcPr>
-            <w:tcW w:w="7087" w:type="dxa"/>
+            <w:tcW w:w="7086" w:type="dxa"/>
             <w:tcBorders>
               <w:top w:val="single" w:sz="4" w:space="0" w:color="000000"/>
               <w:left w:val="single" w:sz="4" w:space="0" w:color="000000"/>
               <w:bottom w:val="single" w:sz="4" w:space="0" w:color="000000"/>
               <w:right w:val="single" w:sz="4" w:space="0" w:color="000000"/>
             </w:tcBorders>
-            <w:shd w:val="clear" w:color="auto" w:fill="auto"/>
-          </w:tcPr>
-          <w:p>
-            <w:pPr>
-              <w:pStyle w:val="Listenabsatz"/>
+            <w:shd w:color="auto" w:fill="auto" w:val="clear"/>
+          </w:tcPr>
+          <w:p>
+            <w:pPr>
+              <w:pStyle w:val="ListParagraph"/>
               <w:numPr>
                 <w:ilvl w:val="0"/>
-                <w:numId w:val="6"/>
+                <w:numId w:val="1"/>
               </w:numPr>
-              <w:spacing w:line="260" w:lineRule="exact"/>
+              <w:spacing w:lineRule="exact" w:line="260"/>
               <w:rPr>
                 <w:sz w:val="20"/>
                 <w:lang w:val="en-US"/>
@@ -162,33 +183,27 @@
             </w:r>
             <w:r>
               <w:rPr>
-                <w:sz w:val="20"/>
-              </w:rPr>
-              <w:sym w:font="Wingdings" w:char="F0E0"/>
+                <w:rFonts w:eastAsia="Wingdings" w:cs="Wingdings" w:ascii="Wingdings" w:hAnsi="Wingdings"/>
+                <w:sz w:val="20"/>
+              </w:rPr>
+              <w:sym w:font="Wingdings" w:char="f0e0"/>
             </w:r>
             <w:r>
               <w:rPr>
                 <w:sz w:val="20"/>
                 <w:lang w:val="en-US"/>
               </w:rPr>
-              <w:t xml:space="preserve"> LS1.3 Active D</w:t>
-            </w:r>
-            <w:r>
-              <w:rPr>
-                <w:sz w:val="20"/>
-                <w:lang w:val="en-US"/>
-              </w:rPr>
-              <w:t>irectory, Domäne, Organisationseinheit</w:t>
-            </w:r>
-          </w:p>
-          <w:p>
-            <w:pPr>
-              <w:pStyle w:val="Listenabsatz"/>
+              <w:t xml:space="preserve"> LS1.3 Active Directory, Domäne, Organisationseinheit</w:t>
+            </w:r>
+          </w:p>
+          <w:p>
+            <w:pPr>
+              <w:pStyle w:val="ListParagraph"/>
               <w:numPr>
                 <w:ilvl w:val="0"/>
-                <w:numId w:val="6"/>
+                <w:numId w:val="1"/>
               </w:numPr>
-              <w:spacing w:line="260" w:lineRule="exact"/>
+              <w:spacing w:lineRule="exact" w:line="260"/>
               <w:rPr>
                 <w:sz w:val="20"/>
               </w:rPr>
@@ -201,37 +216,26 @@
             </w:r>
             <w:r>
               <w:rPr>
-                <w:sz w:val="20"/>
-              </w:rPr>
-              <w:sym w:font="Wingdings" w:char="F0E0"/>
-            </w:r>
-            <w:r>
-              <w:rPr>
-                <w:sz w:val="20"/>
-              </w:rPr>
-              <w:t xml:space="preserve"> Was ist Mechatronik, </w:t>
-            </w:r>
-            <w:r>
-              <w:rPr>
-                <w:sz w:val="20"/>
-              </w:rPr>
-              <w:t>Modellierungen</w:t>
-            </w:r>
-            <w:r>
-              <w:rPr>
-                <w:sz w:val="20"/>
-              </w:rPr>
-              <w:t xml:space="preserve"> mechatronisches Teilsystem, Industrie 4.0</w:t>
-            </w:r>
-          </w:p>
-          <w:p>
-            <w:pPr>
-              <w:pStyle w:val="Listenabsatz"/>
+                <w:rFonts w:eastAsia="Wingdings" w:cs="Wingdings" w:ascii="Wingdings" w:hAnsi="Wingdings"/>
+                <w:sz w:val="20"/>
+              </w:rPr>
+              <w:sym w:font="Wingdings" w:char="f0e0"/>
+            </w:r>
+            <w:r>
+              <w:rPr>
+                <w:sz w:val="20"/>
+              </w:rPr>
+              <w:t xml:space="preserve"> Was ist Mechatronik, Modellierungen mechatronisches Teilsystem, Industrie 4.0</w:t>
+            </w:r>
+          </w:p>
+          <w:p>
+            <w:pPr>
+              <w:pStyle w:val="ListParagraph"/>
               <w:numPr>
                 <w:ilvl w:val="0"/>
-                <w:numId w:val="6"/>
+                <w:numId w:val="1"/>
               </w:numPr>
-              <w:spacing w:line="260" w:lineRule="exact"/>
+              <w:spacing w:lineRule="exact" w:line="260"/>
               <w:rPr>
                 <w:sz w:val="20"/>
               </w:rPr>
@@ -244,100 +248,78 @@
             </w:r>
             <w:r>
               <w:rPr>
-                <w:sz w:val="20"/>
-              </w:rPr>
-              <w:sym w:font="Wingdings" w:char="F0E0"/>
-            </w:r>
-            <w:r>
-              <w:rPr>
-                <w:sz w:val="20"/>
-              </w:rPr>
-              <w:t xml:space="preserve"> Organigramm kontrolliert, </w:t>
-            </w:r>
-            <w:r>
-              <w:rPr>
-                <w:sz w:val="20"/>
-              </w:rPr>
-              <w:t>Wertschöpfungskettendiagramm</w:t>
-            </w:r>
-            <w:r>
-              <w:rPr>
-                <w:sz w:val="20"/>
-              </w:rPr>
-              <w:t xml:space="preserve">, </w:t>
-            </w:r>
-            <w:r>
-              <w:rPr>
-                <w:sz w:val="20"/>
-              </w:rPr>
-              <w:t>Kernprozesse</w:t>
-            </w:r>
-            <w:r>
-              <w:rPr>
-                <w:sz w:val="20"/>
-              </w:rPr>
-              <w:t>,</w:t>
-            </w:r>
-            <w:r>
-              <w:rPr>
-                <w:sz w:val="20"/>
-              </w:rPr>
-              <w:t xml:space="preserve"> Unterstützungsprozesse</w:t>
-            </w:r>
-            <w:r>
-              <w:rPr>
-                <w:sz w:val="20"/>
-              </w:rPr>
-              <w:t>,</w:t>
-            </w:r>
-            <w:r>
-              <w:rPr>
-                <w:sz w:val="20"/>
-              </w:rPr>
-              <w:t xml:space="preserve"> Managementprozesse</w:t>
-            </w:r>
-          </w:p>
-        </w:tc>
-        <w:tc>
-          <w:tcPr>
-            <w:tcW w:w="1170" w:type="dxa"/>
+                <w:rFonts w:eastAsia="Wingdings" w:cs="Wingdings" w:ascii="Wingdings" w:hAnsi="Wingdings"/>
+                <w:sz w:val="20"/>
+              </w:rPr>
+              <w:sym w:font="Wingdings" w:char="f0e0"/>
+            </w:r>
+            <w:r>
+              <w:rPr>
+                <w:sz w:val="20"/>
+              </w:rPr>
+              <w:t xml:space="preserve"> Organigramm kontrolliert, Wertschöpfungskettendiagramm, Kernprozesse, Unterstützungsprozesse, Managementprozesse</w:t>
+            </w:r>
+          </w:p>
+        </w:tc>
+        <w:tc>
+          <w:tcPr>
+            <w:tcW w:w="1171" w:type="dxa"/>
             <w:tcBorders>
               <w:top w:val="single" w:sz="4" w:space="0" w:color="000000"/>
               <w:left w:val="single" w:sz="4" w:space="0" w:color="000000"/>
               <w:bottom w:val="single" w:sz="4" w:space="0" w:color="000000"/>
               <w:right w:val="single" w:sz="4" w:space="0" w:color="000000"/>
             </w:tcBorders>
-            <w:shd w:val="clear" w:color="auto" w:fill="auto"/>
-          </w:tcPr>
-          <w:p>
-            <w:pPr>
-              <w:spacing w:line="260" w:lineRule="exact"/>
-              <w:rPr>
-                <w:sz w:val="20"/>
-              </w:rPr>
-            </w:pPr>
-          </w:p>
-          <w:p>
-            <w:pPr>
-              <w:spacing w:line="260" w:lineRule="exact"/>
-              <w:rPr>
-                <w:sz w:val="20"/>
-              </w:rPr>
-            </w:pPr>
-          </w:p>
-          <w:p>
-            <w:pPr>
-              <w:spacing w:line="260" w:lineRule="exact"/>
-              <w:rPr>
-                <w:sz w:val="20"/>
-              </w:rPr>
-            </w:pPr>
+            <w:shd w:color="auto" w:fill="auto" w:val="clear"/>
+          </w:tcPr>
+          <w:p>
+            <w:pPr>
+              <w:pStyle w:val="Normal"/>
+              <w:spacing w:lineRule="exact" w:line="260"/>
+              <w:rPr>
+                <w:sz w:val="20"/>
+              </w:rPr>
+            </w:pPr>
+            <w:r>
+              <w:rPr>
+                <w:sz w:val="20"/>
+              </w:rPr>
+            </w:r>
+          </w:p>
+          <w:p>
+            <w:pPr>
+              <w:pStyle w:val="Normal"/>
+              <w:spacing w:lineRule="exact" w:line="260"/>
+              <w:rPr>
+                <w:sz w:val="20"/>
+              </w:rPr>
+            </w:pPr>
+            <w:r>
+              <w:rPr>
+                <w:sz w:val="20"/>
+              </w:rPr>
+            </w:r>
+          </w:p>
+          <w:p>
+            <w:pPr>
+              <w:pStyle w:val="Normal"/>
+              <w:spacing w:lineRule="exact" w:line="260"/>
+              <w:rPr>
+                <w:sz w:val="20"/>
+              </w:rPr>
+            </w:pPr>
+            <w:r>
+              <w:rPr>
+                <w:sz w:val="20"/>
+              </w:rPr>
+              <w:t>9</w:t>
+            </w:r>
           </w:p>
         </w:tc>
       </w:tr>
       <w:tr>
         <w:trPr>
-          <w:trHeight w:val="139"/>
+          <w:trHeight w:val="139" w:hRule="atLeast"/>
         </w:trPr>
         <w:tc>
           <w:tcPr>
@@ -348,11 +330,12 @@
               <w:bottom w:val="single" w:sz="4" w:space="0" w:color="000000"/>
               <w:right w:val="single" w:sz="4" w:space="0" w:color="000000"/>
             </w:tcBorders>
-            <w:shd w:val="clear" w:color="auto" w:fill="auto"/>
-          </w:tcPr>
-          <w:p>
-            <w:pPr>
-              <w:spacing w:line="260" w:lineRule="exact"/>
+            <w:shd w:color="auto" w:fill="auto" w:val="clear"/>
+          </w:tcPr>
+          <w:p>
+            <w:pPr>
+              <w:pStyle w:val="Normal"/>
+              <w:spacing w:lineRule="exact" w:line="260"/>
               <w:rPr>
                 <w:sz w:val="22"/>
                 <w:szCs w:val="22"/>
@@ -369,23 +352,23 @@
         </w:tc>
         <w:tc>
           <w:tcPr>
-            <w:tcW w:w="7087" w:type="dxa"/>
+            <w:tcW w:w="7086" w:type="dxa"/>
             <w:tcBorders>
               <w:top w:val="single" w:sz="4" w:space="0" w:color="000000"/>
               <w:left w:val="single" w:sz="4" w:space="0" w:color="000000"/>
               <w:bottom w:val="single" w:sz="4" w:space="0" w:color="000000"/>
               <w:right w:val="single" w:sz="4" w:space="0" w:color="000000"/>
             </w:tcBorders>
-            <w:shd w:val="clear" w:color="auto" w:fill="auto"/>
-          </w:tcPr>
-          <w:p>
-            <w:pPr>
-              <w:pStyle w:val="Listenabsatz"/>
+            <w:shd w:color="auto" w:fill="auto" w:val="clear"/>
+          </w:tcPr>
+          <w:p>
+            <w:pPr>
+              <w:pStyle w:val="ListParagraph"/>
               <w:numPr>
                 <w:ilvl w:val="0"/>
-                <w:numId w:val="6"/>
+                <w:numId w:val="1"/>
               </w:numPr>
-              <w:spacing w:line="260" w:lineRule="exact"/>
+              <w:spacing w:lineRule="exact" w:line="260"/>
               <w:rPr>
                 <w:sz w:val="20"/>
               </w:rPr>
@@ -398,37 +381,26 @@
             </w:r>
             <w:r>
               <w:rPr>
-                <w:sz w:val="20"/>
-              </w:rPr>
-              <w:sym w:font="Wingdings" w:char="F0E0"/>
-            </w:r>
-            <w:r>
-              <w:rPr>
-                <w:sz w:val="20"/>
-              </w:rPr>
-              <w:t xml:space="preserve"> Net</w:t>
-            </w:r>
-            <w:r>
-              <w:rPr>
-                <w:sz w:val="20"/>
-              </w:rPr>
-              <w:t>z</w:t>
-            </w:r>
-            <w:r>
-              <w:rPr>
-                <w:sz w:val="20"/>
-              </w:rPr>
-              <w:t>plannung</w:t>
-            </w:r>
-          </w:p>
-          <w:p>
-            <w:pPr>
-              <w:pStyle w:val="Listenabsatz"/>
+                <w:rFonts w:eastAsia="Wingdings" w:cs="Wingdings" w:ascii="Wingdings" w:hAnsi="Wingdings"/>
+                <w:sz w:val="20"/>
+              </w:rPr>
+              <w:sym w:font="Wingdings" w:char="f0e0"/>
+            </w:r>
+            <w:r>
+              <w:rPr>
+                <w:sz w:val="20"/>
+              </w:rPr>
+              <w:t xml:space="preserve"> Netzplannung</w:t>
+            </w:r>
+          </w:p>
+          <w:p>
+            <w:pPr>
+              <w:pStyle w:val="ListParagraph"/>
               <w:numPr>
                 <w:ilvl w:val="0"/>
-                <w:numId w:val="6"/>
+                <w:numId w:val="1"/>
               </w:numPr>
-              <w:spacing w:line="260" w:lineRule="exact"/>
+              <w:spacing w:lineRule="exact" w:line="260"/>
               <w:rPr>
                 <w:sz w:val="20"/>
               </w:rPr>
@@ -441,31 +413,26 @@
             </w:r>
             <w:r>
               <w:rPr>
-                <w:sz w:val="20"/>
-              </w:rPr>
-              <w:sym w:font="Wingdings" w:char="F0E0"/>
-            </w:r>
-            <w:r>
-              <w:rPr>
-                <w:sz w:val="20"/>
-              </w:rPr>
-              <w:t xml:space="preserve"> </w:t>
-            </w:r>
-            <w:r>
-              <w:rPr>
-                <w:sz w:val="20"/>
-              </w:rPr>
-              <w:t>Active-Directory Benutzer und Gruppen</w:t>
-            </w:r>
-          </w:p>
-          <w:p>
-            <w:pPr>
-              <w:pStyle w:val="Listenabsatz"/>
+                <w:rFonts w:eastAsia="Wingdings" w:cs="Wingdings" w:ascii="Wingdings" w:hAnsi="Wingdings"/>
+                <w:sz w:val="20"/>
+              </w:rPr>
+              <w:sym w:font="Wingdings" w:char="f0e0"/>
+            </w:r>
+            <w:r>
+              <w:rPr>
+                <w:sz w:val="20"/>
+              </w:rPr>
+              <w:t xml:space="preserve"> Active-Directory Benutzer und Gruppen</w:t>
+            </w:r>
+          </w:p>
+          <w:p>
+            <w:pPr>
+              <w:pStyle w:val="ListParagraph"/>
               <w:numPr>
                 <w:ilvl w:val="0"/>
-                <w:numId w:val="6"/>
+                <w:numId w:val="1"/>
               </w:numPr>
-              <w:spacing w:line="260" w:lineRule="exact"/>
+              <w:spacing w:lineRule="exact" w:line="260"/>
               <w:rPr>
                 <w:sz w:val="20"/>
               </w:rPr>
@@ -478,31 +445,26 @@
             </w:r>
             <w:r>
               <w:rPr>
-                <w:sz w:val="20"/>
-              </w:rPr>
-              <w:sym w:font="Wingdings" w:char="F0E0"/>
-            </w:r>
-            <w:r>
-              <w:rPr>
-                <w:sz w:val="20"/>
-              </w:rPr>
-              <w:t xml:space="preserve"> </w:t>
-            </w:r>
-            <w:r>
-              <w:rPr>
-                <w:sz w:val="20"/>
-              </w:rPr>
-              <w:t>Grundlagen von Datenbank und Organisation von Daten</w:t>
-            </w:r>
-          </w:p>
-          <w:p>
-            <w:pPr>
-              <w:pStyle w:val="Listenabsatz"/>
+                <w:rFonts w:eastAsia="Wingdings" w:cs="Wingdings" w:ascii="Wingdings" w:hAnsi="Wingdings"/>
+                <w:sz w:val="20"/>
+              </w:rPr>
+              <w:sym w:font="Wingdings" w:char="f0e0"/>
+            </w:r>
+            <w:r>
+              <w:rPr>
+                <w:sz w:val="20"/>
+              </w:rPr>
+              <w:t xml:space="preserve"> Grundlagen von Datenbank und Organisation von Daten</w:t>
+            </w:r>
+          </w:p>
+          <w:p>
+            <w:pPr>
+              <w:pStyle w:val="ListParagraph"/>
               <w:numPr>
                 <w:ilvl w:val="0"/>
-                <w:numId w:val="6"/>
+                <w:numId w:val="1"/>
               </w:numPr>
-              <w:spacing w:line="260" w:lineRule="exact"/>
+              <w:spacing w:lineRule="exact" w:line="260"/>
               <w:rPr>
                 <w:sz w:val="20"/>
               </w:rPr>
@@ -515,9 +477,10 @@
             </w:r>
             <w:r>
               <w:rPr>
-                <w:sz w:val="20"/>
-              </w:rPr>
-              <w:sym w:font="Wingdings" w:char="F0E0"/>
+                <w:rFonts w:eastAsia="Wingdings" w:cs="Wingdings" w:ascii="Wingdings" w:hAnsi="Wingdings"/>
+                <w:sz w:val="20"/>
+              </w:rPr>
+              <w:sym w:font="Wingdings" w:char="f0e0"/>
             </w:r>
             <w:r>
               <w:rPr>
@@ -529,28 +492,63 @@
         </w:tc>
         <w:tc>
           <w:tcPr>
-            <w:tcW w:w="1170" w:type="dxa"/>
+            <w:tcW w:w="1171" w:type="dxa"/>
             <w:tcBorders>
               <w:top w:val="single" w:sz="4" w:space="0" w:color="000000"/>
               <w:left w:val="single" w:sz="4" w:space="0" w:color="000000"/>
               <w:bottom w:val="single" w:sz="4" w:space="0" w:color="000000"/>
               <w:right w:val="single" w:sz="4" w:space="0" w:color="000000"/>
             </w:tcBorders>
-            <w:shd w:val="clear" w:color="auto" w:fill="auto"/>
-          </w:tcPr>
-          <w:p>
-            <w:pPr>
-              <w:spacing w:line="260" w:lineRule="exact"/>
-              <w:rPr>
-                <w:sz w:val="20"/>
-              </w:rPr>
-            </w:pPr>
+            <w:shd w:color="auto" w:fill="auto" w:val="clear"/>
+          </w:tcPr>
+          <w:p>
+            <w:pPr>
+              <w:pStyle w:val="Normal"/>
+              <w:spacing w:lineRule="exact" w:line="260"/>
+              <w:rPr>
+                <w:sz w:val="20"/>
+              </w:rPr>
+            </w:pPr>
+            <w:r>
+              <w:rPr>
+                <w:sz w:val="20"/>
+              </w:rPr>
+            </w:r>
+          </w:p>
+          <w:p>
+            <w:pPr>
+              <w:pStyle w:val="Normal"/>
+              <w:spacing w:lineRule="exact" w:line="260"/>
+              <w:rPr>
+                <w:sz w:val="20"/>
+              </w:rPr>
+            </w:pPr>
+            <w:r>
+              <w:rPr>
+                <w:sz w:val="20"/>
+              </w:rPr>
+            </w:r>
+          </w:p>
+          <w:p>
+            <w:pPr>
+              <w:pStyle w:val="Normal"/>
+              <w:spacing w:lineRule="exact" w:line="260"/>
+              <w:rPr>
+                <w:sz w:val="20"/>
+              </w:rPr>
+            </w:pPr>
+            <w:r>
+              <w:rPr>
+                <w:sz w:val="20"/>
+              </w:rPr>
+              <w:t>8</w:t>
+            </w:r>
           </w:p>
         </w:tc>
       </w:tr>
       <w:tr>
         <w:trPr>
-          <w:trHeight w:val="56"/>
+          <w:trHeight w:val="56" w:hRule="atLeast"/>
         </w:trPr>
         <w:tc>
           <w:tcPr>
@@ -561,11 +559,12 @@
               <w:bottom w:val="single" w:sz="4" w:space="0" w:color="000000"/>
               <w:right w:val="single" w:sz="4" w:space="0" w:color="000000"/>
             </w:tcBorders>
-            <w:shd w:val="clear" w:color="auto" w:fill="auto"/>
-          </w:tcPr>
-          <w:p>
-            <w:pPr>
-              <w:spacing w:line="260" w:lineRule="exact"/>
+            <w:shd w:color="auto" w:fill="auto" w:val="clear"/>
+          </w:tcPr>
+          <w:p>
+            <w:pPr>
+              <w:pStyle w:val="Normal"/>
+              <w:spacing w:lineRule="exact" w:line="260"/>
               <w:rPr>
                 <w:sz w:val="22"/>
                 <w:szCs w:val="22"/>
@@ -582,23 +581,23 @@
         </w:tc>
         <w:tc>
           <w:tcPr>
-            <w:tcW w:w="7087" w:type="dxa"/>
+            <w:tcW w:w="7086" w:type="dxa"/>
             <w:tcBorders>
               <w:top w:val="single" w:sz="4" w:space="0" w:color="000000"/>
               <w:left w:val="single" w:sz="4" w:space="0" w:color="000000"/>
               <w:bottom w:val="single" w:sz="4" w:space="0" w:color="000000"/>
               <w:right w:val="single" w:sz="4" w:space="0" w:color="000000"/>
             </w:tcBorders>
-            <w:shd w:val="clear" w:color="auto" w:fill="auto"/>
-          </w:tcPr>
-          <w:p>
-            <w:pPr>
-              <w:pStyle w:val="Listenabsatz"/>
+            <w:shd w:color="auto" w:fill="auto" w:val="clear"/>
+          </w:tcPr>
+          <w:p>
+            <w:pPr>
+              <w:pStyle w:val="ListParagraph"/>
               <w:numPr>
                 <w:ilvl w:val="0"/>
-                <w:numId w:val="6"/>
+                <w:numId w:val="1"/>
               </w:numPr>
-              <w:spacing w:line="260" w:lineRule="exact"/>
+              <w:spacing w:lineRule="exact" w:line="260"/>
               <w:rPr>
                 <w:sz w:val="20"/>
               </w:rPr>
@@ -611,9 +610,10 @@
             </w:r>
             <w:r>
               <w:rPr>
-                <w:sz w:val="20"/>
-              </w:rPr>
-              <w:sym w:font="Wingdings" w:char="F0E0"/>
+                <w:rFonts w:eastAsia="Wingdings" w:cs="Wingdings" w:ascii="Wingdings" w:hAnsi="Wingdings"/>
+                <w:sz w:val="20"/>
+              </w:rPr>
+              <w:sym w:font="Wingdings" w:char="f0e0"/>
             </w:r>
             <w:r>
               <w:rPr>
@@ -624,12 +624,12 @@
           </w:p>
           <w:p>
             <w:pPr>
-              <w:pStyle w:val="Listenabsatz"/>
+              <w:pStyle w:val="ListParagraph"/>
               <w:numPr>
                 <w:ilvl w:val="0"/>
-                <w:numId w:val="6"/>
+                <w:numId w:val="1"/>
               </w:numPr>
-              <w:spacing w:line="260" w:lineRule="exact"/>
+              <w:spacing w:lineRule="exact" w:line="260"/>
               <w:rPr>
                 <w:sz w:val="20"/>
               </w:rPr>
@@ -642,9 +642,10 @@
             </w:r>
             <w:r>
               <w:rPr>
-                <w:sz w:val="20"/>
-              </w:rPr>
-              <w:sym w:font="Wingdings" w:char="F0E0"/>
+                <w:rFonts w:eastAsia="Wingdings" w:cs="Wingdings" w:ascii="Wingdings" w:hAnsi="Wingdings"/>
+                <w:sz w:val="20"/>
+              </w:rPr>
+              <w:sym w:font="Wingdings" w:char="f0e0"/>
             </w:r>
             <w:r>
               <w:rPr>
@@ -655,12 +656,12 @@
           </w:p>
           <w:p>
             <w:pPr>
-              <w:pStyle w:val="Listenabsatz"/>
+              <w:pStyle w:val="ListParagraph"/>
               <w:numPr>
                 <w:ilvl w:val="0"/>
-                <w:numId w:val="6"/>
+                <w:numId w:val="1"/>
               </w:numPr>
-              <w:spacing w:line="260" w:lineRule="exact"/>
+              <w:spacing w:lineRule="exact" w:line="260"/>
               <w:rPr>
                 <w:sz w:val="20"/>
               </w:rPr>
@@ -673,31 +674,26 @@
             </w:r>
             <w:r>
               <w:rPr>
-                <w:sz w:val="20"/>
-              </w:rPr>
-              <w:sym w:font="Wingdings" w:char="F0E0"/>
-            </w:r>
-            <w:r>
-              <w:rPr>
-                <w:sz w:val="20"/>
-              </w:rPr>
-              <w:t xml:space="preserve"> </w:t>
-            </w:r>
-            <w:r>
-              <w:rPr>
-                <w:sz w:val="20"/>
-              </w:rPr>
-              <w:t>Netzplan Übung</w:t>
-            </w:r>
-          </w:p>
-          <w:p>
-            <w:pPr>
-              <w:pStyle w:val="Listenabsatz"/>
+                <w:rFonts w:eastAsia="Wingdings" w:cs="Wingdings" w:ascii="Wingdings" w:hAnsi="Wingdings"/>
+                <w:sz w:val="20"/>
+              </w:rPr>
+              <w:sym w:font="Wingdings" w:char="f0e0"/>
+            </w:r>
+            <w:r>
+              <w:rPr>
+                <w:sz w:val="20"/>
+              </w:rPr>
+              <w:t xml:space="preserve"> Netzplan Übung</w:t>
+            </w:r>
+          </w:p>
+          <w:p>
+            <w:pPr>
+              <w:pStyle w:val="ListParagraph"/>
               <w:numPr>
                 <w:ilvl w:val="0"/>
-                <w:numId w:val="6"/>
+                <w:numId w:val="1"/>
               </w:numPr>
-              <w:spacing w:line="260" w:lineRule="exact"/>
+              <w:spacing w:lineRule="exact" w:line="260"/>
               <w:rPr>
                 <w:sz w:val="20"/>
               </w:rPr>
@@ -710,9 +706,10 @@
             </w:r>
             <w:r>
               <w:rPr>
-                <w:sz w:val="20"/>
-              </w:rPr>
-              <w:sym w:font="Wingdings" w:char="F0E0"/>
+                <w:rFonts w:eastAsia="Wingdings" w:cs="Wingdings" w:ascii="Wingdings" w:hAnsi="Wingdings"/>
+                <w:sz w:val="20"/>
+              </w:rPr>
+              <w:sym w:font="Wingdings" w:char="f0e0"/>
             </w:r>
             <w:r>
               <w:rPr>
@@ -724,29 +721,53 @@
         </w:tc>
         <w:tc>
           <w:tcPr>
-            <w:tcW w:w="1170" w:type="dxa"/>
+            <w:tcW w:w="1171" w:type="dxa"/>
             <w:tcBorders>
               <w:top w:val="single" w:sz="4" w:space="0" w:color="000000"/>
               <w:left w:val="single" w:sz="4" w:space="0" w:color="000000"/>
               <w:bottom w:val="single" w:sz="4" w:space="0" w:color="000000"/>
               <w:right w:val="single" w:sz="4" w:space="0" w:color="000000"/>
             </w:tcBorders>
-            <w:shd w:val="clear" w:color="auto" w:fill="auto"/>
-          </w:tcPr>
-          <w:p>
-            <w:pPr>
-              <w:spacing w:line="260" w:lineRule="exact"/>
-              <w:rPr>
-                <w:sz w:val="22"/>
-                <w:szCs w:val="22"/>
-              </w:rPr>
-            </w:pPr>
+            <w:shd w:color="auto" w:fill="auto" w:val="clear"/>
+          </w:tcPr>
+          <w:p>
+            <w:pPr>
+              <w:pStyle w:val="Normal"/>
+              <w:spacing w:lineRule="exact" w:line="260"/>
+              <w:rPr>
+                <w:sz w:val="22"/>
+                <w:szCs w:val="22"/>
+              </w:rPr>
+            </w:pPr>
+            <w:r>
+              <w:rPr>
+                <w:sz w:val="22"/>
+                <w:szCs w:val="22"/>
+              </w:rPr>
+            </w:r>
+          </w:p>
+          <w:p>
+            <w:pPr>
+              <w:pStyle w:val="Normal"/>
+              <w:spacing w:lineRule="exact" w:line="260"/>
+              <w:rPr>
+                <w:sz w:val="22"/>
+                <w:szCs w:val="22"/>
+              </w:rPr>
+            </w:pPr>
+            <w:r>
+              <w:rPr>
+                <w:sz w:val="22"/>
+                <w:szCs w:val="22"/>
+              </w:rPr>
+              <w:t>8</w:t>
+            </w:r>
           </w:p>
         </w:tc>
       </w:tr>
       <w:tr>
         <w:trPr>
-          <w:trHeight w:val="178"/>
+          <w:trHeight w:val="178" w:hRule="atLeast"/>
         </w:trPr>
         <w:tc>
           <w:tcPr>
@@ -757,11 +778,12 @@
               <w:bottom w:val="single" w:sz="4" w:space="0" w:color="000000"/>
               <w:right w:val="single" w:sz="4" w:space="0" w:color="000000"/>
             </w:tcBorders>
-            <w:shd w:val="clear" w:color="auto" w:fill="auto"/>
-          </w:tcPr>
-          <w:p>
-            <w:pPr>
-              <w:spacing w:line="260" w:lineRule="exact"/>
+            <w:shd w:color="auto" w:fill="auto" w:val="clear"/>
+          </w:tcPr>
+          <w:p>
+            <w:pPr>
+              <w:pStyle w:val="Normal"/>
+              <w:spacing w:lineRule="exact" w:line="260"/>
               <w:rPr>
                 <w:sz w:val="22"/>
                 <w:szCs w:val="22"/>
@@ -778,23 +800,23 @@
         </w:tc>
         <w:tc>
           <w:tcPr>
-            <w:tcW w:w="7087" w:type="dxa"/>
+            <w:tcW w:w="7086" w:type="dxa"/>
             <w:tcBorders>
               <w:top w:val="single" w:sz="4" w:space="0" w:color="000000"/>
               <w:left w:val="single" w:sz="4" w:space="0" w:color="000000"/>
               <w:bottom w:val="single" w:sz="4" w:space="0" w:color="000000"/>
               <w:right w:val="single" w:sz="4" w:space="0" w:color="000000"/>
             </w:tcBorders>
-            <w:shd w:val="clear" w:color="auto" w:fill="auto"/>
-          </w:tcPr>
-          <w:p>
-            <w:pPr>
-              <w:pStyle w:val="Listenabsatz"/>
+            <w:shd w:color="auto" w:fill="auto" w:val="clear"/>
+          </w:tcPr>
+          <w:p>
+            <w:pPr>
+              <w:pStyle w:val="ListParagraph"/>
               <w:numPr>
                 <w:ilvl w:val="0"/>
-                <w:numId w:val="6"/>
+                <w:numId w:val="1"/>
               </w:numPr>
-              <w:spacing w:line="260" w:lineRule="exact"/>
+              <w:spacing w:lineRule="exact" w:line="260"/>
               <w:rPr>
                 <w:sz w:val="20"/>
               </w:rPr>
@@ -807,31 +829,26 @@
             </w:r>
             <w:r>
               <w:rPr>
-                <w:sz w:val="20"/>
-              </w:rPr>
-              <w:sym w:font="Wingdings" w:char="F0E0"/>
-            </w:r>
-            <w:r>
-              <w:rPr>
-                <w:sz w:val="20"/>
-              </w:rPr>
-              <w:t xml:space="preserve"> Was ist XAMMP und warum ist das nicht gut?, </w:t>
-            </w:r>
-            <w:r>
-              <w:rPr>
-                <w:sz w:val="20"/>
-              </w:rPr>
-              <w:t>Einführung in SQL</w:t>
-            </w:r>
-          </w:p>
-          <w:p>
-            <w:pPr>
-              <w:pStyle w:val="Listenabsatz"/>
+                <w:rFonts w:eastAsia="Wingdings" w:cs="Wingdings" w:ascii="Wingdings" w:hAnsi="Wingdings"/>
+                <w:sz w:val="20"/>
+              </w:rPr>
+              <w:sym w:font="Wingdings" w:char="f0e0"/>
+            </w:r>
+            <w:r>
+              <w:rPr>
+                <w:sz w:val="20"/>
+              </w:rPr>
+              <w:t xml:space="preserve"> Was ist XAMMP und warum ist das nicht gut?, Einführung in SQL</w:t>
+            </w:r>
+          </w:p>
+          <w:p>
+            <w:pPr>
+              <w:pStyle w:val="ListParagraph"/>
               <w:numPr>
                 <w:ilvl w:val="0"/>
-                <w:numId w:val="6"/>
+                <w:numId w:val="1"/>
               </w:numPr>
-              <w:spacing w:line="260" w:lineRule="exact"/>
+              <w:spacing w:lineRule="exact" w:line="260"/>
               <w:rPr>
                 <w:sz w:val="20"/>
               </w:rPr>
@@ -844,9 +861,10 @@
             </w:r>
             <w:r>
               <w:rPr>
-                <w:sz w:val="20"/>
-              </w:rPr>
-              <w:sym w:font="Wingdings" w:char="F0E0"/>
+                <w:rFonts w:eastAsia="Wingdings" w:cs="Wingdings" w:ascii="Wingdings" w:hAnsi="Wingdings"/>
+                <w:sz w:val="20"/>
+              </w:rPr>
+              <w:sym w:font="Wingdings" w:char="f0e0"/>
             </w:r>
             <w:r>
               <w:rPr>
@@ -858,38 +876,53 @@
         </w:tc>
         <w:tc>
           <w:tcPr>
-            <w:tcW w:w="1170" w:type="dxa"/>
+            <w:tcW w:w="1171" w:type="dxa"/>
             <w:tcBorders>
               <w:top w:val="single" w:sz="4" w:space="0" w:color="000000"/>
               <w:left w:val="single" w:sz="4" w:space="0" w:color="000000"/>
               <w:bottom w:val="single" w:sz="4" w:space="0" w:color="000000"/>
               <w:right w:val="single" w:sz="4" w:space="0" w:color="000000"/>
             </w:tcBorders>
-            <w:shd w:val="clear" w:color="auto" w:fill="auto"/>
-          </w:tcPr>
-          <w:p>
-            <w:pPr>
-              <w:spacing w:line="260" w:lineRule="exact"/>
-              <w:rPr>
-                <w:sz w:val="22"/>
-                <w:szCs w:val="22"/>
-              </w:rPr>
-            </w:pPr>
-          </w:p>
-          <w:p>
-            <w:pPr>
-              <w:spacing w:line="260" w:lineRule="exact"/>
-              <w:rPr>
-                <w:sz w:val="22"/>
-                <w:szCs w:val="22"/>
-              </w:rPr>
-            </w:pPr>
+            <w:shd w:color="auto" w:fill="auto" w:val="clear"/>
+          </w:tcPr>
+          <w:p>
+            <w:pPr>
+              <w:pStyle w:val="Normal"/>
+              <w:spacing w:lineRule="exact" w:line="260"/>
+              <w:rPr>
+                <w:sz w:val="22"/>
+                <w:szCs w:val="22"/>
+              </w:rPr>
+            </w:pPr>
+            <w:r>
+              <w:rPr>
+                <w:sz w:val="22"/>
+                <w:szCs w:val="22"/>
+              </w:rPr>
+            </w:r>
+          </w:p>
+          <w:p>
+            <w:pPr>
+              <w:pStyle w:val="Normal"/>
+              <w:spacing w:lineRule="exact" w:line="260"/>
+              <w:rPr>
+                <w:sz w:val="22"/>
+                <w:szCs w:val="22"/>
+              </w:rPr>
+            </w:pPr>
+            <w:r>
+              <w:rPr>
+                <w:sz w:val="22"/>
+                <w:szCs w:val="22"/>
+              </w:rPr>
+              <w:t>7</w:t>
+            </w:r>
           </w:p>
         </w:tc>
       </w:tr>
       <w:tr>
         <w:trPr>
-          <w:trHeight w:val="195"/>
+          <w:trHeight w:val="195" w:hRule="atLeast"/>
         </w:trPr>
         <w:tc>
           <w:tcPr>
@@ -900,11 +933,12 @@
               <w:bottom w:val="single" w:sz="4" w:space="0" w:color="000000"/>
               <w:right w:val="single" w:sz="4" w:space="0" w:color="000000"/>
             </w:tcBorders>
-            <w:shd w:val="clear" w:color="auto" w:fill="auto"/>
-          </w:tcPr>
-          <w:p>
-            <w:pPr>
-              <w:spacing w:line="260" w:lineRule="exact"/>
+            <w:shd w:color="auto" w:fill="auto" w:val="clear"/>
+          </w:tcPr>
+          <w:p>
+            <w:pPr>
+              <w:pStyle w:val="Normal"/>
+              <w:spacing w:lineRule="exact" w:line="260"/>
               <w:rPr>
                 <w:sz w:val="22"/>
                 <w:szCs w:val="22"/>
@@ -921,23 +955,23 @@
         </w:tc>
         <w:tc>
           <w:tcPr>
-            <w:tcW w:w="7087" w:type="dxa"/>
+            <w:tcW w:w="7086" w:type="dxa"/>
             <w:tcBorders>
               <w:top w:val="single" w:sz="4" w:space="0" w:color="000000"/>
               <w:left w:val="single" w:sz="4" w:space="0" w:color="000000"/>
               <w:bottom w:val="single" w:sz="4" w:space="0" w:color="000000"/>
               <w:right w:val="single" w:sz="4" w:space="0" w:color="000000"/>
             </w:tcBorders>
-            <w:shd w:val="clear" w:color="auto" w:fill="auto"/>
-          </w:tcPr>
-          <w:p>
-            <w:pPr>
-              <w:pStyle w:val="Listenabsatz"/>
+            <w:shd w:color="auto" w:fill="auto" w:val="clear"/>
+          </w:tcPr>
+          <w:p>
+            <w:pPr>
+              <w:pStyle w:val="ListParagraph"/>
               <w:numPr>
                 <w:ilvl w:val="0"/>
-                <w:numId w:val="6"/>
+                <w:numId w:val="1"/>
               </w:numPr>
-              <w:spacing w:line="260" w:lineRule="exact"/>
+              <w:spacing w:lineRule="exact" w:line="260"/>
               <w:rPr>
                 <w:sz w:val="20"/>
               </w:rPr>
@@ -950,9 +984,10 @@
             </w:r>
             <w:r>
               <w:rPr>
-                <w:sz w:val="20"/>
-              </w:rPr>
-              <w:sym w:font="Wingdings" w:char="F0E0"/>
+                <w:rFonts w:eastAsia="Wingdings" w:cs="Wingdings" w:ascii="Wingdings" w:hAnsi="Wingdings"/>
+                <w:sz w:val="20"/>
+              </w:rPr>
+              <w:sym w:font="Wingdings" w:char="f0e0"/>
             </w:r>
             <w:r>
               <w:rPr>
@@ -963,12 +998,12 @@
           </w:p>
           <w:p>
             <w:pPr>
-              <w:pStyle w:val="Listenabsatz"/>
+              <w:pStyle w:val="ListParagraph"/>
               <w:numPr>
                 <w:ilvl w:val="0"/>
-                <w:numId w:val="6"/>
+                <w:numId w:val="1"/>
               </w:numPr>
-              <w:spacing w:line="260" w:lineRule="exact"/>
+              <w:spacing w:lineRule="exact" w:line="260"/>
               <w:rPr>
                 <w:sz w:val="20"/>
               </w:rPr>
@@ -981,49 +1016,52 @@
             </w:r>
             <w:r>
               <w:rPr>
-                <w:sz w:val="20"/>
-              </w:rPr>
-              <w:sym w:font="Wingdings" w:char="F0E0"/>
-            </w:r>
-            <w:r>
-              <w:rPr>
-                <w:sz w:val="20"/>
-              </w:rPr>
-              <w:t xml:space="preserve"> </w:t>
-            </w:r>
-            <w:r>
-              <w:rPr>
-                <w:sz w:val="20"/>
-              </w:rPr>
-              <w:t>Gruppenrichtlinien</w:t>
-            </w:r>
-          </w:p>
-        </w:tc>
-        <w:tc>
-          <w:tcPr>
-            <w:tcW w:w="1170" w:type="dxa"/>
+                <w:rFonts w:eastAsia="Wingdings" w:cs="Wingdings" w:ascii="Wingdings" w:hAnsi="Wingdings"/>
+                <w:sz w:val="20"/>
+              </w:rPr>
+              <w:sym w:font="Wingdings" w:char="f0e0"/>
+            </w:r>
+            <w:r>
+              <w:rPr>
+                <w:sz w:val="20"/>
+              </w:rPr>
+              <w:t xml:space="preserve"> Gruppenrichtlinien</w:t>
+            </w:r>
+          </w:p>
+        </w:tc>
+        <w:tc>
+          <w:tcPr>
+            <w:tcW w:w="1171" w:type="dxa"/>
             <w:tcBorders>
               <w:top w:val="single" w:sz="4" w:space="0" w:color="000000"/>
               <w:left w:val="single" w:sz="4" w:space="0" w:color="000000"/>
               <w:bottom w:val="single" w:sz="4" w:space="0" w:color="000000"/>
               <w:right w:val="single" w:sz="4" w:space="0" w:color="000000"/>
             </w:tcBorders>
-            <w:shd w:val="clear" w:color="auto" w:fill="auto"/>
-          </w:tcPr>
-          <w:p>
-            <w:pPr>
-              <w:spacing w:line="260" w:lineRule="exact"/>
-              <w:rPr>
-                <w:sz w:val="22"/>
-                <w:szCs w:val="22"/>
-              </w:rPr>
-            </w:pPr>
+            <w:shd w:color="auto" w:fill="auto" w:val="clear"/>
+          </w:tcPr>
+          <w:p>
+            <w:pPr>
+              <w:pStyle w:val="Normal"/>
+              <w:spacing w:lineRule="exact" w:line="260"/>
+              <w:rPr>
+                <w:sz w:val="22"/>
+                <w:szCs w:val="22"/>
+              </w:rPr>
+            </w:pPr>
+            <w:r>
+              <w:rPr>
+                <w:sz w:val="22"/>
+                <w:szCs w:val="22"/>
+              </w:rPr>
+              <w:t>5</w:t>
+            </w:r>
           </w:p>
         </w:tc>
       </w:tr>
       <w:tr>
         <w:trPr>
-          <w:trHeight w:val="1198"/>
+          <w:trHeight w:val="1198" w:hRule="atLeast"/>
         </w:trPr>
         <w:tc>
           <w:tcPr>
@@ -1034,11 +1072,12 @@
               <w:bottom w:val="single" w:sz="4" w:space="0" w:color="000000"/>
               <w:right w:val="single" w:sz="4" w:space="0" w:color="000000"/>
             </w:tcBorders>
-            <w:shd w:val="clear" w:color="auto" w:fill="auto"/>
-          </w:tcPr>
-          <w:p>
-            <w:pPr>
-              <w:spacing w:line="260" w:lineRule="exact"/>
+            <w:shd w:color="auto" w:fill="auto" w:val="clear"/>
+          </w:tcPr>
+          <w:p>
+            <w:pPr>
+              <w:pStyle w:val="Normal"/>
+              <w:spacing w:lineRule="exact" w:line="260"/>
               <w:rPr>
                 <w:sz w:val="22"/>
                 <w:szCs w:val="22"/>
@@ -1055,50 +1094,64 @@
         </w:tc>
         <w:tc>
           <w:tcPr>
-            <w:tcW w:w="7087" w:type="dxa"/>
+            <w:tcW w:w="7086" w:type="dxa"/>
             <w:tcBorders>
               <w:top w:val="single" w:sz="4" w:space="0" w:color="000000"/>
               <w:left w:val="single" w:sz="4" w:space="0" w:color="000000"/>
               <w:bottom w:val="single" w:sz="4" w:space="0" w:color="000000"/>
               <w:right w:val="single" w:sz="4" w:space="0" w:color="000000"/>
             </w:tcBorders>
-            <w:shd w:val="clear" w:color="auto" w:fill="auto"/>
-          </w:tcPr>
-          <w:p>
-            <w:pPr>
-              <w:spacing w:line="260" w:lineRule="exact"/>
-              <w:rPr>
-                <w:sz w:val="22"/>
-                <w:szCs w:val="22"/>
-              </w:rPr>
-            </w:pPr>
-          </w:p>
-        </w:tc>
-        <w:tc>
-          <w:tcPr>
-            <w:tcW w:w="1170" w:type="dxa"/>
+            <w:shd w:color="auto" w:fill="auto" w:val="clear"/>
+          </w:tcPr>
+          <w:p>
+            <w:pPr>
+              <w:pStyle w:val="Normal"/>
+              <w:spacing w:lineRule="exact" w:line="260"/>
+              <w:rPr>
+                <w:sz w:val="22"/>
+                <w:szCs w:val="22"/>
+              </w:rPr>
+            </w:pPr>
+            <w:r>
+              <w:rPr>
+                <w:sz w:val="22"/>
+                <w:szCs w:val="22"/>
+              </w:rPr>
+            </w:r>
+          </w:p>
+        </w:tc>
+        <w:tc>
+          <w:tcPr>
+            <w:tcW w:w="1171" w:type="dxa"/>
             <w:tcBorders>
               <w:top w:val="single" w:sz="4" w:space="0" w:color="000000"/>
               <w:left w:val="single" w:sz="4" w:space="0" w:color="000000"/>
               <w:bottom w:val="single" w:sz="4" w:space="0" w:color="000000"/>
               <w:right w:val="single" w:sz="4" w:space="0" w:color="000000"/>
             </w:tcBorders>
-            <w:shd w:val="clear" w:color="auto" w:fill="auto"/>
-          </w:tcPr>
-          <w:p>
-            <w:pPr>
-              <w:spacing w:line="260" w:lineRule="exact"/>
-              <w:rPr>
-                <w:sz w:val="22"/>
-                <w:szCs w:val="22"/>
-              </w:rPr>
-            </w:pPr>
+            <w:shd w:color="auto" w:fill="auto" w:val="clear"/>
+          </w:tcPr>
+          <w:p>
+            <w:pPr>
+              <w:pStyle w:val="Normal"/>
+              <w:spacing w:lineRule="exact" w:line="260"/>
+              <w:rPr>
+                <w:sz w:val="22"/>
+                <w:szCs w:val="22"/>
+              </w:rPr>
+            </w:pPr>
+            <w:r>
+              <w:rPr>
+                <w:sz w:val="22"/>
+                <w:szCs w:val="22"/>
+              </w:rPr>
+            </w:r>
           </w:p>
         </w:tc>
       </w:tr>
       <w:tr>
         <w:trPr>
-          <w:trHeight w:val="490"/>
+          <w:trHeight w:val="490" w:hRule="atLeast"/>
         </w:trPr>
         <w:tc>
           <w:tcPr>
@@ -1106,41 +1159,55 @@
             <w:tcBorders>
               <w:top w:val="single" w:sz="4" w:space="0" w:color="000000"/>
             </w:tcBorders>
-            <w:shd w:val="clear" w:color="auto" w:fill="auto"/>
-          </w:tcPr>
-          <w:p>
-            <w:pPr>
-              <w:spacing w:line="260" w:lineRule="exact"/>
-              <w:rPr>
-                <w:sz w:val="22"/>
-                <w:szCs w:val="22"/>
-              </w:rPr>
-            </w:pPr>
-          </w:p>
-        </w:tc>
-        <w:tc>
-          <w:tcPr>
-            <w:tcW w:w="7087" w:type="dxa"/>
+            <w:shd w:color="auto" w:fill="auto" w:val="clear"/>
+          </w:tcPr>
+          <w:p>
+            <w:pPr>
+              <w:pStyle w:val="Normal"/>
+              <w:spacing w:lineRule="exact" w:line="260"/>
+              <w:rPr>
+                <w:sz w:val="22"/>
+                <w:szCs w:val="22"/>
+              </w:rPr>
+            </w:pPr>
+            <w:r>
+              <w:rPr>
+                <w:sz w:val="22"/>
+                <w:szCs w:val="22"/>
+              </w:rPr>
+            </w:r>
+          </w:p>
+        </w:tc>
+        <w:tc>
+          <w:tcPr>
+            <w:tcW w:w="7086" w:type="dxa"/>
             <w:tcBorders>
               <w:top w:val="single" w:sz="4" w:space="0" w:color="000000"/>
-              <w:left w:val="nil"/>
               <w:right w:val="single" w:sz="4" w:space="0" w:color="000000"/>
             </w:tcBorders>
-            <w:shd w:val="clear" w:color="auto" w:fill="auto"/>
-          </w:tcPr>
-          <w:p>
-            <w:pPr>
-              <w:spacing w:line="260" w:lineRule="exact"/>
+            <w:shd w:color="auto" w:fill="auto" w:val="clear"/>
+          </w:tcPr>
+          <w:p>
+            <w:pPr>
+              <w:pStyle w:val="Normal"/>
+              <w:spacing w:lineRule="exact" w:line="260"/>
               <w:jc w:val="right"/>
               <w:rPr>
                 <w:sz w:val="22"/>
                 <w:szCs w:val="22"/>
               </w:rPr>
             </w:pPr>
-          </w:p>
-          <w:p>
-            <w:pPr>
-              <w:spacing w:line="260" w:lineRule="exact"/>
+            <w:r>
+              <w:rPr>
+                <w:sz w:val="22"/>
+                <w:szCs w:val="22"/>
+              </w:rPr>
+            </w:r>
+          </w:p>
+          <w:p>
+            <w:pPr>
+              <w:pStyle w:val="Normal"/>
+              <w:spacing w:lineRule="exact" w:line="260"/>
               <w:jc w:val="right"/>
               <w:rPr>
                 <w:b/>
@@ -1161,61 +1228,82 @@
         </w:tc>
         <w:tc>
           <w:tcPr>
-            <w:tcW w:w="1170" w:type="dxa"/>
+            <w:tcW w:w="1171" w:type="dxa"/>
             <w:tcBorders>
               <w:top w:val="single" w:sz="4" w:space="0" w:color="000000"/>
               <w:left w:val="single" w:sz="4" w:space="0" w:color="000000"/>
               <w:bottom w:val="single" w:sz="4" w:space="0" w:color="000000"/>
               <w:right w:val="single" w:sz="4" w:space="0" w:color="000000"/>
             </w:tcBorders>
-            <w:shd w:val="clear" w:color="auto" w:fill="auto"/>
-          </w:tcPr>
-          <w:p>
-            <w:pPr>
-              <w:spacing w:line="260" w:lineRule="exact"/>
-              <w:rPr>
-                <w:sz w:val="22"/>
-                <w:szCs w:val="22"/>
-              </w:rPr>
-            </w:pPr>
+            <w:shd w:color="auto" w:fill="auto" w:val="clear"/>
+          </w:tcPr>
+          <w:p>
+            <w:pPr>
+              <w:pStyle w:val="Normal"/>
+              <w:spacing w:lineRule="exact" w:line="260"/>
+              <w:rPr>
+                <w:sz w:val="22"/>
+                <w:szCs w:val="22"/>
+              </w:rPr>
+            </w:pPr>
+            <w:r>
+              <w:rPr>
+                <w:sz w:val="22"/>
+                <w:szCs w:val="22"/>
+              </w:rPr>
+            </w:r>
           </w:p>
         </w:tc>
       </w:tr>
     </w:tbl>
+    <w:p>
+      <w:pPr>
+        <w:pStyle w:val="Normal"/>
+        <w:rPr/>
+      </w:pPr>
+      <w:r>
+        <w:rPr/>
+      </w:r>
+    </w:p>
     <w:tbl>
       <w:tblPr>
-        <w:tblpPr w:leftFromText="141" w:rightFromText="141" w:vertAnchor="page" w:horzAnchor="margin" w:tblpY="691"/>
+        <w:tblpPr w:vertAnchor="page" w:horzAnchor="margin" w:leftFromText="141" w:rightFromText="141" w:tblpX="0" w:tblpY="691"/>
         <w:tblW w:w="9555" w:type="dxa"/>
+        <w:jc w:val="left"/>
+        <w:tblInd w:w="-5" w:type="dxa"/>
+        <w:tblLayout w:type="fixed"/>
         <w:tblCellMar>
           <w:top w:w="57" w:type="dxa"/>
           <w:left w:w="57" w:type="dxa"/>
           <w:bottom w:w="57" w:type="dxa"/>
           <w:right w:w="57" w:type="dxa"/>
         </w:tblCellMar>
-        <w:tblLook w:val="01E0" w:firstRow="1" w:lastRow="1" w:firstColumn="1" w:lastColumn="1" w:noHBand="0" w:noVBand="0"/>
+        <w:tblLook w:firstRow="1" w:noVBand="0" w:lastRow="1" w:firstColumn="1" w:lastColumn="1" w:noHBand="0" w:val="01e0"/>
       </w:tblPr>
       <w:tblGrid>
-        <w:gridCol w:w="3249"/>
+        <w:gridCol w:w="3248"/>
         <w:gridCol w:w="1203"/>
         <w:gridCol w:w="709"/>
         <w:gridCol w:w="1841"/>
         <w:gridCol w:w="2553"/>
       </w:tblGrid>
       <w:tr>
-        <w:tc>
-          <w:tcPr>
-            <w:tcW w:w="3249" w:type="dxa"/>
+        <w:trPr/>
+        <w:tc>
+          <w:tcPr>
+            <w:tcW w:w="3248" w:type="dxa"/>
             <w:tcBorders>
               <w:top w:val="single" w:sz="4" w:space="0" w:color="808080"/>
               <w:left w:val="single" w:sz="4" w:space="0" w:color="808080"/>
               <w:bottom w:val="single" w:sz="4" w:space="0" w:color="808080"/>
               <w:right w:val="single" w:sz="4" w:space="0" w:color="808080"/>
             </w:tcBorders>
-            <w:shd w:val="clear" w:color="auto" w:fill="auto"/>
+            <w:shd w:color="auto" w:fill="auto" w:val="clear"/>
             <w:vAlign w:val="center"/>
           </w:tcPr>
           <w:p>
             <w:pPr>
+              <w:pStyle w:val="Normal"/>
               <w:rPr>
                 <w:rFonts w:cs="Arial"/>
                 <w:sz w:val="22"/>
@@ -1242,11 +1330,12 @@
               <w:bottom w:val="single" w:sz="4" w:space="0" w:color="808080"/>
               <w:right w:val="single" w:sz="4" w:space="0" w:color="808080"/>
             </w:tcBorders>
-            <w:shd w:val="clear" w:color="auto" w:fill="auto"/>
+            <w:shd w:color="auto" w:fill="auto" w:val="clear"/>
             <w:vAlign w:val="center"/>
           </w:tcPr>
           <w:p>
             <w:pPr>
+              <w:pStyle w:val="Normal"/>
               <w:rPr>
                 <w:rFonts w:cs="Arial"/>
                 <w:sz w:val="20"/>
@@ -1263,20 +1352,22 @@
         </w:tc>
       </w:tr>
       <w:tr>
-        <w:tc>
-          <w:tcPr>
-            <w:tcW w:w="3249" w:type="dxa"/>
+        <w:trPr/>
+        <w:tc>
+          <w:tcPr>
+            <w:tcW w:w="3248" w:type="dxa"/>
             <w:tcBorders>
               <w:top w:val="single" w:sz="4" w:space="0" w:color="808080"/>
               <w:left w:val="single" w:sz="4" w:space="0" w:color="808080"/>
               <w:bottom w:val="single" w:sz="4" w:space="0" w:color="808080"/>
               <w:right w:val="single" w:sz="4" w:space="0" w:color="808080"/>
             </w:tcBorders>
-            <w:shd w:val="clear" w:color="auto" w:fill="auto"/>
+            <w:shd w:color="auto" w:fill="auto" w:val="clear"/>
             <w:vAlign w:val="center"/>
           </w:tcPr>
           <w:p>
             <w:pPr>
+              <w:pStyle w:val="Normal"/>
               <w:rPr>
                 <w:rFonts w:cs="Arial"/>
                 <w:szCs w:val="22"/>
@@ -1302,11 +1393,12 @@
               <w:bottom w:val="single" w:sz="4" w:space="0" w:color="808080"/>
               <w:right w:val="single" w:sz="4" w:space="0" w:color="808080"/>
             </w:tcBorders>
-            <w:shd w:val="clear" w:color="auto" w:fill="auto"/>
+            <w:shd w:color="auto" w:fill="auto" w:val="clear"/>
             <w:vAlign w:val="center"/>
           </w:tcPr>
           <w:p>
             <w:pPr>
+              <w:pStyle w:val="Normal"/>
               <w:rPr>
                 <w:rFonts w:cs="Arial"/>
                 <w:sz w:val="20"/>
@@ -1323,20 +1415,22 @@
         </w:tc>
       </w:tr>
       <w:tr>
-        <w:tc>
-          <w:tcPr>
-            <w:tcW w:w="3249" w:type="dxa"/>
+        <w:trPr/>
+        <w:tc>
+          <w:tcPr>
+            <w:tcW w:w="3248" w:type="dxa"/>
             <w:tcBorders>
               <w:top w:val="single" w:sz="4" w:space="0" w:color="808080"/>
               <w:left w:val="single" w:sz="4" w:space="0" w:color="808080"/>
               <w:bottom w:val="single" w:sz="4" w:space="0" w:color="808080"/>
               <w:right w:val="single" w:sz="4" w:space="0" w:color="808080"/>
             </w:tcBorders>
-            <w:shd w:val="clear" w:color="auto" w:fill="auto"/>
+            <w:shd w:color="auto" w:fill="auto" w:val="clear"/>
             <w:vAlign w:val="center"/>
           </w:tcPr>
           <w:p>
             <w:pPr>
+              <w:pStyle w:val="Normal"/>
               <w:rPr>
                 <w:rFonts w:cs="Arial"/>
                 <w:szCs w:val="22"/>
@@ -1361,11 +1455,12 @@
               <w:bottom w:val="single" w:sz="4" w:space="0" w:color="808080"/>
               <w:right w:val="single" w:sz="4" w:space="0" w:color="808080"/>
             </w:tcBorders>
-            <w:shd w:val="clear" w:color="auto" w:fill="auto"/>
+            <w:shd w:color="auto" w:fill="auto" w:val="clear"/>
             <w:vAlign w:val="center"/>
           </w:tcPr>
           <w:p>
             <w:pPr>
+              <w:pStyle w:val="Normal"/>
               <w:rPr>
                 <w:rFonts w:cs="Arial"/>
                 <w:sz w:val="20"/>
@@ -1390,7 +1485,7 @@
               <w:bottom w:val="single" w:sz="4" w:space="0" w:color="808080"/>
               <w:right w:val="single" w:sz="4" w:space="0" w:color="808080"/>
             </w:tcBorders>
-            <w:shd w:val="clear" w:color="auto" w:fill="auto"/>
+            <w:shd w:color="auto" w:fill="auto" w:val="clear"/>
             <w:tcMar>
               <w:top w:w="0" w:type="dxa"/>
               <w:left w:w="108" w:type="dxa"/>
@@ -1401,6 +1496,7 @@
           </w:tcPr>
           <w:p>
             <w:pPr>
+              <w:pStyle w:val="Normal"/>
               <w:rPr>
                 <w:rFonts w:cs="Arial"/>
                 <w:szCs w:val="22"/>
@@ -1425,7 +1521,7 @@
               <w:bottom w:val="single" w:sz="4" w:space="0" w:color="808080"/>
               <w:right w:val="single" w:sz="4" w:space="0" w:color="808080"/>
             </w:tcBorders>
-            <w:shd w:val="clear" w:color="auto" w:fill="auto"/>
+            <w:shd w:color="auto" w:fill="auto" w:val="clear"/>
             <w:tcMar>
               <w:top w:w="0" w:type="dxa"/>
               <w:left w:w="108" w:type="dxa"/>
@@ -1436,6 +1532,7 @@
           </w:tcPr>
           <w:p>
             <w:pPr>
+              <w:pStyle w:val="Normal"/>
               <w:rPr>
                 <w:rFonts w:cs="Arial"/>
                 <w:sz w:val="20"/>
@@ -1452,20 +1549,22 @@
         </w:tc>
       </w:tr>
       <w:tr>
-        <w:tc>
-          <w:tcPr>
-            <w:tcW w:w="3249" w:type="dxa"/>
+        <w:trPr/>
+        <w:tc>
+          <w:tcPr>
+            <w:tcW w:w="3248" w:type="dxa"/>
             <w:tcBorders>
               <w:top w:val="single" w:sz="4" w:space="0" w:color="808080"/>
               <w:left w:val="single" w:sz="4" w:space="0" w:color="808080"/>
               <w:bottom w:val="single" w:sz="4" w:space="0" w:color="808080"/>
               <w:right w:val="single" w:sz="4" w:space="0" w:color="808080"/>
             </w:tcBorders>
-            <w:shd w:val="clear" w:color="auto" w:fill="auto"/>
+            <w:shd w:color="auto" w:fill="auto" w:val="clear"/>
             <w:vAlign w:val="center"/>
           </w:tcPr>
           <w:p>
             <w:pPr>
+              <w:pStyle w:val="Normal"/>
               <w:rPr>
                 <w:rFonts w:cs="Arial"/>
                 <w:szCs w:val="22"/>
@@ -1490,11 +1589,12 @@
               <w:bottom w:val="single" w:sz="4" w:space="0" w:color="808080"/>
               <w:right w:val="single" w:sz="4" w:space="0" w:color="808080"/>
             </w:tcBorders>
-            <w:shd w:val="clear" w:color="auto" w:fill="auto"/>
+            <w:shd w:color="auto" w:fill="auto" w:val="clear"/>
             <w:vAlign w:val="center"/>
           </w:tcPr>
           <w:p>
             <w:pPr>
+              <w:pStyle w:val="Normal"/>
               <w:rPr>
                 <w:rFonts w:cs="Arial"/>
                 <w:sz w:val="20"/>
@@ -1518,7 +1618,7 @@
               <w:bottom w:val="single" w:sz="4" w:space="0" w:color="808080"/>
               <w:right w:val="single" w:sz="4" w:space="0" w:color="808080"/>
             </w:tcBorders>
-            <w:shd w:val="clear" w:color="auto" w:fill="auto"/>
+            <w:shd w:color="auto" w:fill="auto" w:val="clear"/>
             <w:tcMar>
               <w:top w:w="0" w:type="dxa"/>
               <w:left w:w="108" w:type="dxa"/>
@@ -1529,6 +1629,7 @@
           </w:tcPr>
           <w:p>
             <w:pPr>
+              <w:pStyle w:val="Normal"/>
               <w:rPr>
                 <w:rFonts w:cs="Arial"/>
                 <w:szCs w:val="22"/>
@@ -1554,7 +1655,7 @@
               <w:bottom w:val="single" w:sz="4" w:space="0" w:color="808080"/>
               <w:right w:val="single" w:sz="4" w:space="0" w:color="808080"/>
             </w:tcBorders>
-            <w:shd w:val="clear" w:color="auto" w:fill="auto"/>
+            <w:shd w:color="auto" w:fill="auto" w:val="clear"/>
             <w:tcMar>
               <w:top w:w="0" w:type="dxa"/>
               <w:left w:w="108" w:type="dxa"/>
@@ -1565,6 +1666,7 @@
           </w:tcPr>
           <w:p>
             <w:pPr>
+              <w:pStyle w:val="Normal"/>
               <w:rPr>
                 <w:rFonts w:cs="Arial"/>
                 <w:sz w:val="20"/>
@@ -1583,43 +1685,72 @@
     </w:tbl>
     <w:p>
       <w:pPr>
-        <w:spacing w:line="260" w:lineRule="exact"/>
+        <w:pStyle w:val="Normal"/>
+        <w:spacing w:lineRule="exact" w:line="260"/>
         <w:rPr>
           <w:sz w:val="18"/>
           <w:szCs w:val="18"/>
         </w:rPr>
       </w:pPr>
+      <w:r>
+        <w:rPr>
+          <w:sz w:val="18"/>
+          <w:szCs w:val="18"/>
+        </w:rPr>
+      </w:r>
     </w:p>
     <w:p>
       <w:pPr>
-        <w:spacing w:line="260" w:lineRule="exact"/>
+        <w:pStyle w:val="Normal"/>
+        <w:spacing w:lineRule="exact" w:line="260"/>
         <w:rPr>
           <w:sz w:val="18"/>
           <w:szCs w:val="18"/>
         </w:rPr>
       </w:pPr>
+      <w:r>
+        <w:rPr>
+          <w:sz w:val="18"/>
+          <w:szCs w:val="18"/>
+        </w:rPr>
+      </w:r>
     </w:p>
     <w:p>
       <w:pPr>
-        <w:spacing w:line="260" w:lineRule="exact"/>
+        <w:pStyle w:val="Normal"/>
+        <w:spacing w:lineRule="exact" w:line="260"/>
         <w:rPr>
           <w:sz w:val="18"/>
           <w:szCs w:val="18"/>
         </w:rPr>
       </w:pPr>
+      <w:r>
+        <w:rPr>
+          <w:sz w:val="18"/>
+          <w:szCs w:val="18"/>
+        </w:rPr>
+      </w:r>
     </w:p>
     <w:p>
       <w:pPr>
-        <w:spacing w:line="260" w:lineRule="exact"/>
+        <w:pStyle w:val="Normal"/>
+        <w:spacing w:lineRule="exact" w:line="260"/>
         <w:rPr>
           <w:sz w:val="18"/>
           <w:szCs w:val="18"/>
         </w:rPr>
       </w:pPr>
+      <w:r>
+        <w:rPr>
+          <w:sz w:val="18"/>
+          <w:szCs w:val="18"/>
+        </w:rPr>
+      </w:r>
     </w:p>
     <w:p>
       <w:pPr>
-        <w:spacing w:line="260" w:lineRule="exact"/>
+        <w:pStyle w:val="Normal"/>
+        <w:spacing w:lineRule="exact" w:line="260"/>
         <w:rPr>
           <w:sz w:val="18"/>
           <w:szCs w:val="18"/>
@@ -1635,16 +1766,24 @@
     </w:p>
     <w:p>
       <w:pPr>
-        <w:spacing w:line="260" w:lineRule="exact"/>
+        <w:pStyle w:val="Normal"/>
+        <w:spacing w:lineRule="exact" w:line="260"/>
         <w:rPr>
           <w:sz w:val="18"/>
           <w:szCs w:val="18"/>
         </w:rPr>
       </w:pPr>
+      <w:r>
+        <w:rPr>
+          <w:sz w:val="18"/>
+          <w:szCs w:val="18"/>
+        </w:rPr>
+      </w:r>
     </w:p>
     <w:p>
       <w:pPr>
-        <w:spacing w:line="260" w:lineRule="exact"/>
+        <w:pStyle w:val="Normal"/>
+        <w:spacing w:lineRule="exact" w:line="260"/>
         <w:rPr>
           <w:sz w:val="18"/>
           <w:szCs w:val="18"/>
@@ -1656,54 +1795,12 @@
           <w:szCs w:val="18"/>
         </w:rPr>
         <w:t>TT.MM.JJJJ</w:t>
-      </w:r>
-      <w:r>
-        <w:rPr>
-          <w:sz w:val="18"/>
-          <w:szCs w:val="18"/>
-        </w:rPr>
         <w:tab/>
-      </w:r>
-      <w:r>
-        <w:rPr>
-          <w:sz w:val="18"/>
-          <w:szCs w:val="18"/>
-        </w:rPr>
         <w:tab/>
-      </w:r>
-      <w:r>
-        <w:rPr>
-          <w:sz w:val="18"/>
-          <w:szCs w:val="18"/>
-        </w:rPr>
         <w:tab/>
-      </w:r>
-      <w:r>
-        <w:rPr>
-          <w:sz w:val="18"/>
-          <w:szCs w:val="18"/>
-        </w:rPr>
         <w:tab/>
-      </w:r>
-      <w:r>
-        <w:rPr>
-          <w:sz w:val="18"/>
-          <w:szCs w:val="18"/>
-        </w:rPr>
         <w:tab/>
-      </w:r>
-      <w:r>
-        <w:rPr>
-          <w:sz w:val="18"/>
-          <w:szCs w:val="18"/>
-        </w:rPr>
         <w:tab/>
-      </w:r>
-      <w:r>
-        <w:rPr>
-          <w:sz w:val="18"/>
-          <w:szCs w:val="18"/>
-        </w:rPr>
         <w:tab/>
         <w:t>TT.MM.JJJJ</w:t>
       </w:r>
@@ -1711,25 +1808,36 @@
     <w:tbl>
       <w:tblPr>
         <w:tblW w:w="9639" w:type="dxa"/>
-        <w:tblLook w:val="01E0" w:firstRow="1" w:lastRow="1" w:firstColumn="1" w:lastColumn="1" w:noHBand="0" w:noVBand="0"/>
+        <w:jc w:val="left"/>
+        <w:tblInd w:w="0" w:type="dxa"/>
+        <w:tblLayout w:type="fixed"/>
+        <w:tblCellMar>
+          <w:top w:w="0" w:type="dxa"/>
+          <w:left w:w="108" w:type="dxa"/>
+          <w:bottom w:w="0" w:type="dxa"/>
+          <w:right w:w="108" w:type="dxa"/>
+        </w:tblCellMar>
+        <w:tblLook w:firstRow="1" w:noVBand="0" w:lastRow="1" w:firstColumn="1" w:lastColumn="1" w:noHBand="0" w:val="01e0"/>
       </w:tblPr>
       <w:tblGrid>
         <w:gridCol w:w="3968"/>
-        <w:gridCol w:w="1700"/>
-        <w:gridCol w:w="3971"/>
+        <w:gridCol w:w="1699"/>
+        <w:gridCol w:w="3972"/>
       </w:tblGrid>
       <w:tr>
+        <w:trPr/>
         <w:tc>
           <w:tcPr>
             <w:tcW w:w="3968" w:type="dxa"/>
             <w:tcBorders>
               <w:top w:val="single" w:sz="4" w:space="0" w:color="000000"/>
             </w:tcBorders>
-            <w:shd w:val="clear" w:color="auto" w:fill="auto"/>
-          </w:tcPr>
-          <w:p>
-            <w:pPr>
-              <w:spacing w:line="260" w:lineRule="exact"/>
+            <w:shd w:color="auto" w:fill="auto" w:val="clear"/>
+          </w:tcPr>
+          <w:p>
+            <w:pPr>
+              <w:pStyle w:val="Normal"/>
+              <w:spacing w:lineRule="exact" w:line="260"/>
               <w:rPr>
                 <w:sz w:val="22"/>
                 <w:szCs w:val="22"/>
@@ -1746,30 +1854,39 @@
         </w:tc>
         <w:tc>
           <w:tcPr>
-            <w:tcW w:w="1700" w:type="dxa"/>
-            <w:shd w:val="clear" w:color="auto" w:fill="auto"/>
-          </w:tcPr>
-          <w:p>
-            <w:pPr>
-              <w:spacing w:line="260" w:lineRule="exact"/>
-              <w:rPr>
-                <w:sz w:val="22"/>
-                <w:szCs w:val="22"/>
-              </w:rPr>
-            </w:pPr>
-          </w:p>
-        </w:tc>
-        <w:tc>
-          <w:tcPr>
-            <w:tcW w:w="3971" w:type="dxa"/>
+            <w:tcW w:w="1699" w:type="dxa"/>
+            <w:tcBorders/>
+            <w:shd w:color="auto" w:fill="auto" w:val="clear"/>
+          </w:tcPr>
+          <w:p>
+            <w:pPr>
+              <w:pStyle w:val="Normal"/>
+              <w:spacing w:lineRule="exact" w:line="260"/>
+              <w:rPr>
+                <w:sz w:val="22"/>
+                <w:szCs w:val="22"/>
+              </w:rPr>
+            </w:pPr>
+            <w:r>
+              <w:rPr>
+                <w:sz w:val="22"/>
+                <w:szCs w:val="22"/>
+              </w:rPr>
+            </w:r>
+          </w:p>
+        </w:tc>
+        <w:tc>
+          <w:tcPr>
+            <w:tcW w:w="3972" w:type="dxa"/>
             <w:tcBorders>
               <w:top w:val="single" w:sz="4" w:space="0" w:color="000000"/>
             </w:tcBorders>
-            <w:shd w:val="clear" w:color="auto" w:fill="auto"/>
-          </w:tcPr>
-          <w:p>
-            <w:pPr>
-              <w:spacing w:line="260" w:lineRule="exact"/>
+            <w:shd w:color="auto" w:fill="auto" w:val="clear"/>
+          </w:tcPr>
+          <w:p>
+            <w:pPr>
+              <w:pStyle w:val="Normal"/>
+              <w:spacing w:lineRule="exact" w:line="260"/>
               <w:rPr>
                 <w:sz w:val="22"/>
                 <w:szCs w:val="22"/>
@@ -1788,267 +1905,173 @@
     </w:tbl>
     <w:p>
       <w:pPr>
-        <w:spacing w:line="260" w:lineRule="exact"/>
+        <w:pStyle w:val="Normal"/>
+        <w:spacing w:lineRule="exact" w:line="260"/>
         <w:rPr>
           <w:sz w:val="22"/>
           <w:szCs w:val="22"/>
         </w:rPr>
       </w:pPr>
+      <w:r>
+        <w:rPr>
+          <w:sz w:val="22"/>
+          <w:szCs w:val="22"/>
+        </w:rPr>
+      </w:r>
     </w:p>
     <w:sectPr>
+      <w:type w:val="nextPage"/>
       <w:pgSz w:w="11906" w:h="16838"/>
-      <w:pgMar w:top="1440" w:right="1080" w:bottom="1440" w:left="1080" w:header="0" w:footer="0" w:gutter="0"/>
-      <w:cols w:space="720"/>
-      <w:formProt w:val="0"/>
-      <w:docGrid w:linePitch="100"/>
+      <w:pgMar w:left="1080" w:right="1080" w:gutter="0" w:header="0" w:top="1440" w:footer="0" w:bottom="1440"/>
+      <w:pgNumType w:fmt="decimal"/>
+      <w:formProt w:val="false"/>
+      <w:textDirection w:val="lrTb"/>
+      <w:docGrid w:type="default" w:linePitch="100" w:charSpace="0"/>
     </w:sectPr>
   </w:body>
 </w:document>
 </file>
 
-<file path=word/endnotes.xml><?xml version="1.0" encoding="utf-8"?>
-<w:endnotes xmlns:wpc="http://schemas.microsoft.com/office/word/2010/wordprocessingCanvas" xmlns:cx="http://schemas.microsoft.com/office/drawing/2014/chartex" xmlns:cx1="http://schemas.microsoft.com/office/drawing/2015/9/8/chartex" xmlns:cx2="http://schemas.microsoft.com/office/drawing/2015/10/21/chartex" xmlns:cx3="http://schemas.microsoft.com/office/drawing/2016/5/9/chartex" xmlns:cx4="http://schemas.microsoft.com/office/drawing/2016/5/10/chartex" xmlns:cx5="http://schemas.microsoft.com/office/drawing/2016/5/11/chartex" xmlns:cx6="http://schemas.microsoft.com/office/drawing/2016/5/12/chartex" xmlns:cx7="http://schemas.microsoft.com/office/drawing/2016/5/13/chartex" xmlns:cx8="http://schemas.microsoft.com/office/drawing/2016/5/14/chartex" xmlns:mc="http://schemas.openxmlformats.org/markup-compatibility/2006" xmlns:aink="http://schemas.microsoft.com/office/drawing/2016/ink" xmlns:am3d="http://schemas.microsoft.com/office/drawing/2017/model3d" xmlns:o="urn:schemas-microsoft-com:office:office" xmlns:oel="http://schemas.microsoft.com/office/2019/extlst" xmlns:r="http://schemas.openxmlformats.org/officeDocument/2006/relationships" xmlns:m="http://schemas.openxmlformats.org/officeDocument/2006/math" xmlns:v="urn:schemas-microsoft-com:vml" xmlns:wp14="http://schemas.microsoft.com/office/word/2010/wordprocessingDrawing" xmlns:wp="http://schemas.openxmlformats.org/drawingml/2006/wordprocessingDrawing" xmlns:w10="urn:schemas-microsoft-com:office:word" xmlns:w="http://schemas.openxmlformats.org/wordprocessingml/2006/main" xmlns:w14="http://schemas.microsoft.com/office/word/2010/wordml" xmlns:w15="http://schemas.microsoft.com/office/word/2012/wordml" xmlns:w16cex="http://schemas.microsoft.com/office/word/2018/wordml/cex" xmlns:w16cid="http://schemas.microsoft.com/office/word/2016/wordml/cid" xmlns:w16="http://schemas.microsoft.com/office/word/2018/wordml" xmlns:w16du="http://schemas.microsoft.com/office/word/2023/wordml/word16du" xmlns:w16sdtdh="http://schemas.microsoft.com/office/word/2020/wordml/sdtdatahash" xmlns:w16se="http://schemas.microsoft.com/office/word/2015/wordml/symex" xmlns:wpg="http://schemas.microsoft.com/office/word/2010/wordprocessingGroup" xmlns:wpi="http://schemas.microsoft.com/office/word/2010/wordprocessingInk" xmlns:wne="http://schemas.microsoft.com/office/word/2006/wordml" xmlns:wps="http://schemas.microsoft.com/office/word/2010/wordprocessingShape" mc:Ignorable="w14 w15 w16se w16cid w16 w16cex w16sdtdh w16du wp14">
-  <w:endnote w:type="separator" w:id="-1">
-    <w:p>
-      <w:r>
-        <w:separator/>
-      </w:r>
-    </w:p>
-  </w:endnote>
-  <w:endnote w:type="continuationSeparator" w:id="0">
-    <w:p>
-      <w:r>
-        <w:continuationSeparator/>
-      </w:r>
-    </w:p>
-  </w:endnote>
-</w:endnotes>
-</file>
-
-<file path=word/footnotes.xml><?xml version="1.0" encoding="utf-8"?>
-<w:footnotes xmlns:wpc="http://schemas.microsoft.com/office/word/2010/wordprocessingCanvas" xmlns:cx="http://schemas.microsoft.com/office/drawing/2014/chartex" xmlns:cx1="http://schemas.microsoft.com/office/drawing/2015/9/8/chartex" xmlns:cx2="http://schemas.microsoft.com/office/drawing/2015/10/21/chartex" xmlns:cx3="http://schemas.microsoft.com/office/drawing/2016/5/9/chartex" xmlns:cx4="http://schemas.microsoft.com/office/drawing/2016/5/10/chartex" xmlns:cx5="http://schemas.microsoft.com/office/drawing/2016/5/11/chartex" xmlns:cx6="http://schemas.microsoft.com/office/drawing/2016/5/12/chartex" xmlns:cx7="http://schemas.microsoft.com/office/drawing/2016/5/13/chartex" xmlns:cx8="http://schemas.microsoft.com/office/drawing/2016/5/14/chartex" xmlns:mc="http://schemas.openxmlformats.org/markup-compatibility/2006" xmlns:aink="http://schemas.microsoft.com/office/drawing/2016/ink" xmlns:am3d="http://schemas.microsoft.com/office/drawing/2017/model3d" xmlns:o="urn:schemas-microsoft-com:office:office" xmlns:oel="http://schemas.microsoft.com/office/2019/extlst" xmlns:r="http://schemas.openxmlformats.org/officeDocument/2006/relationships" xmlns:m="http://schemas.openxmlformats.org/officeDocument/2006/math" xmlns:v="urn:schemas-microsoft-com:vml" xmlns:wp14="http://schemas.microsoft.com/office/word/2010/wordprocessingDrawing" xmlns:wp="http://schemas.openxmlformats.org/drawingml/2006/wordprocessingDrawing" xmlns:w10="urn:schemas-microsoft-com:office:word" xmlns:w="http://schemas.openxmlformats.org/wordprocessingml/2006/main" xmlns:w14="http://schemas.microsoft.com/office/word/2010/wordml" xmlns:w15="http://schemas.microsoft.com/office/word/2012/wordml" xmlns:w16cex="http://schemas.microsoft.com/office/word/2018/wordml/cex" xmlns:w16cid="http://schemas.microsoft.com/office/word/2016/wordml/cid" xmlns:w16="http://schemas.microsoft.com/office/word/2018/wordml" xmlns:w16du="http://schemas.microsoft.com/office/word/2023/wordml/word16du" xmlns:w16sdtdh="http://schemas.microsoft.com/office/word/2020/wordml/sdtdatahash" xmlns:w16se="http://schemas.microsoft.com/office/word/2015/wordml/symex" xmlns:wpg="http://schemas.microsoft.com/office/word/2010/wordprocessingGroup" xmlns:wpi="http://schemas.microsoft.com/office/word/2010/wordprocessingInk" xmlns:wne="http://schemas.microsoft.com/office/word/2006/wordml" xmlns:wps="http://schemas.microsoft.com/office/word/2010/wordprocessingShape" mc:Ignorable="w14 w15 w16se w16cid w16 w16cex w16sdtdh w16du wp14">
-  <w:footnote w:type="separator" w:id="-1">
-    <w:p>
-      <w:r>
-        <w:separator/>
-      </w:r>
-    </w:p>
-  </w:footnote>
-  <w:footnote w:type="continuationSeparator" w:id="0">
-    <w:p>
-      <w:r>
-        <w:continuationSeparator/>
-      </w:r>
-    </w:p>
-  </w:footnote>
-</w:footnotes>
-</file>
-
 <file path=word/numbering.xml><?xml version="1.0" encoding="utf-8"?>
-<w:numbering xmlns:wpc="http://schemas.microsoft.com/office/word/2010/wordprocessingCanvas" xmlns:cx="http://schemas.microsoft.com/office/drawing/2014/chartex" xmlns:cx1="http://schemas.microsoft.com/office/drawing/2015/9/8/chartex" xmlns:cx2="http://schemas.microsoft.com/office/drawing/2015/10/21/chartex" xmlns:cx3="http://schemas.microsoft.com/office/drawing/2016/5/9/chartex" xmlns:cx4="http://schemas.microsoft.com/office/drawing/2016/5/10/chartex" xmlns:cx5="http://schemas.microsoft.com/office/drawing/2016/5/11/chartex" xmlns:cx6="http://schemas.microsoft.com/office/drawing/2016/5/12/chartex" xmlns:cx7="http://schemas.microsoft.com/office/drawing/2016/5/13/chartex" xmlns:cx8="http://schemas.microsoft.com/office/drawing/2016/5/14/chartex" xmlns:mc="http://schemas.openxmlformats.org/markup-compatibility/2006" xmlns:aink="http://schemas.microsoft.com/office/drawing/2016/ink" xmlns:am3d="http://schemas.microsoft.com/office/drawing/2017/model3d" xmlns:o="urn:schemas-microsoft-com:office:office" xmlns:oel="http://schemas.microsoft.com/office/2019/extlst" xmlns:r="http://schemas.openxmlformats.org/officeDocument/2006/relationships" xmlns:m="http://schemas.openxmlformats.org/officeDocument/2006/math" xmlns:v="urn:schemas-microsoft-com:vml" xmlns:wp14="http://schemas.microsoft.com/office/word/2010/wordprocessingDrawing" xmlns:wp="http://schemas.openxmlformats.org/drawingml/2006/wordprocessingDrawing" xmlns:w10="urn:schemas-microsoft-com:office:word" xmlns:w="http://schemas.openxmlformats.org/wordprocessingml/2006/main" xmlns:w14="http://schemas.microsoft.com/office/word/2010/wordml" xmlns:w15="http://schemas.microsoft.com/office/word/2012/wordml" xmlns:w16cex="http://schemas.microsoft.com/office/word/2018/wordml/cex" xmlns:w16cid="http://schemas.microsoft.com/office/word/2016/wordml/cid" xmlns:w16="http://schemas.microsoft.com/office/word/2018/wordml" xmlns:w16du="http://schemas.microsoft.com/office/word/2023/wordml/word16du" xmlns:w16sdtdh="http://schemas.microsoft.com/office/word/2020/wordml/sdtdatahash" xmlns:w16se="http://schemas.microsoft.com/office/word/2015/wordml/symex" xmlns:wpg="http://schemas.microsoft.com/office/word/2010/wordprocessingGroup" xmlns:wpi="http://schemas.microsoft.com/office/word/2010/wordprocessingInk" xmlns:wne="http://schemas.microsoft.com/office/word/2006/wordml" xmlns:wps="http://schemas.microsoft.com/office/word/2010/wordprocessingShape" mc:Ignorable="w14 w15 w16se w16cid w16 w16cex w16sdtdh w16du wp14">
-  <w:abstractNum w:abstractNumId="0" w15:restartNumberingAfterBreak="0">
-    <w:nsid w:val="08794DC9"/>
-    <w:multiLevelType w:val="hybridMultilevel"/>
-    <w:tmpl w:val="A81A80AA"/>
-    <w:lvl w:ilvl="0" w:tplc="04070001">
+<w:numbering xmlns:w="http://schemas.openxmlformats.org/wordprocessingml/2006/main" xmlns:o="urn:schemas-microsoft-com:office:office" xmlns:r="http://schemas.openxmlformats.org/officeDocument/2006/relationships" xmlns:v="urn:schemas-microsoft-com:vml" xmlns:mc="http://schemas.openxmlformats.org/markup-compatibility/2006" xmlns:w14="http://schemas.microsoft.com/office/word/2010/wordml" mc:Ignorable="w14">
+  <w:abstractNum w:abstractNumId="1">
+    <w:lvl w:ilvl="0">
       <w:start w:val="1"/>
       <w:numFmt w:val="bullet"/>
       <w:lvlText w:val=""/>
       <w:lvlJc w:val="left"/>
       <w:pPr>
+        <w:tabs>
+          <w:tab w:val="num" w:pos="0"/>
+        </w:tabs>
         <w:ind w:left="720" w:hanging="360"/>
       </w:pPr>
       <w:rPr>
-        <w:rFonts w:ascii="Symbol" w:hAnsi="Symbol" w:hint="default"/>
+        <w:rFonts w:ascii="Symbol" w:hAnsi="Symbol" w:cs="Symbol" w:hint="default"/>
       </w:rPr>
     </w:lvl>
-    <w:lvl w:ilvl="1" w:tplc="04070003" w:tentative="1">
+    <w:lvl w:ilvl="1">
       <w:start w:val="1"/>
       <w:numFmt w:val="bullet"/>
       <w:lvlText w:val="o"/>
       <w:lvlJc w:val="left"/>
       <w:pPr>
+        <w:tabs>
+          <w:tab w:val="num" w:pos="0"/>
+        </w:tabs>
         <w:ind w:left="1440" w:hanging="360"/>
       </w:pPr>
       <w:rPr>
         <w:rFonts w:ascii="Courier New" w:hAnsi="Courier New" w:cs="Courier New" w:hint="default"/>
       </w:rPr>
     </w:lvl>
-    <w:lvl w:ilvl="2" w:tplc="04070005" w:tentative="1">
+    <w:lvl w:ilvl="2">
       <w:start w:val="1"/>
       <w:numFmt w:val="bullet"/>
       <w:lvlText w:val=""/>
       <w:lvlJc w:val="left"/>
       <w:pPr>
+        <w:tabs>
+          <w:tab w:val="num" w:pos="0"/>
+        </w:tabs>
         <w:ind w:left="2160" w:hanging="360"/>
       </w:pPr>
       <w:rPr>
-        <w:rFonts w:ascii="Wingdings" w:hAnsi="Wingdings" w:hint="default"/>
+        <w:rFonts w:ascii="Wingdings" w:hAnsi="Wingdings" w:cs="Wingdings" w:hint="default"/>
       </w:rPr>
     </w:lvl>
-    <w:lvl w:ilvl="3" w:tplc="04070001" w:tentative="1">
+    <w:lvl w:ilvl="3">
       <w:start w:val="1"/>
       <w:numFmt w:val="bullet"/>
       <w:lvlText w:val=""/>
       <w:lvlJc w:val="left"/>
       <w:pPr>
+        <w:tabs>
+          <w:tab w:val="num" w:pos="0"/>
+        </w:tabs>
         <w:ind w:left="2880" w:hanging="360"/>
       </w:pPr>
       <w:rPr>
-        <w:rFonts w:ascii="Symbol" w:hAnsi="Symbol" w:hint="default"/>
+        <w:rFonts w:ascii="Symbol" w:hAnsi="Symbol" w:cs="Symbol" w:hint="default"/>
       </w:rPr>
     </w:lvl>
-    <w:lvl w:ilvl="4" w:tplc="04070003" w:tentative="1">
+    <w:lvl w:ilvl="4">
       <w:start w:val="1"/>
       <w:numFmt w:val="bullet"/>
       <w:lvlText w:val="o"/>
       <w:lvlJc w:val="left"/>
       <w:pPr>
+        <w:tabs>
+          <w:tab w:val="num" w:pos="0"/>
+        </w:tabs>
         <w:ind w:left="3600" w:hanging="360"/>
       </w:pPr>
       <w:rPr>
         <w:rFonts w:ascii="Courier New" w:hAnsi="Courier New" w:cs="Courier New" w:hint="default"/>
       </w:rPr>
     </w:lvl>
-    <w:lvl w:ilvl="5" w:tplc="04070005" w:tentative="1">
+    <w:lvl w:ilvl="5">
       <w:start w:val="1"/>
       <w:numFmt w:val="bullet"/>
       <w:lvlText w:val=""/>
       <w:lvlJc w:val="left"/>
       <w:pPr>
+        <w:tabs>
+          <w:tab w:val="num" w:pos="0"/>
+        </w:tabs>
         <w:ind w:left="4320" w:hanging="360"/>
       </w:pPr>
       <w:rPr>
-        <w:rFonts w:ascii="Wingdings" w:hAnsi="Wingdings" w:hint="default"/>
+        <w:rFonts w:ascii="Wingdings" w:hAnsi="Wingdings" w:cs="Wingdings" w:hint="default"/>
       </w:rPr>
     </w:lvl>
-    <w:lvl w:ilvl="6" w:tplc="04070001" w:tentative="1">
+    <w:lvl w:ilvl="6">
       <w:start w:val="1"/>
       <w:numFmt w:val="bullet"/>
       <w:lvlText w:val=""/>
       <w:lvlJc w:val="left"/>
       <w:pPr>
+        <w:tabs>
+          <w:tab w:val="num" w:pos="0"/>
+        </w:tabs>
         <w:ind w:left="5040" w:hanging="360"/>
       </w:pPr>
       <w:rPr>
-        <w:rFonts w:ascii="Symbol" w:hAnsi="Symbol" w:hint="default"/>
+        <w:rFonts w:ascii="Symbol" w:hAnsi="Symbol" w:cs="Symbol" w:hint="default"/>
       </w:rPr>
     </w:lvl>
-    <w:lvl w:ilvl="7" w:tplc="04070003" w:tentative="1">
+    <w:lvl w:ilvl="7">
       <w:start w:val="1"/>
       <w:numFmt w:val="bullet"/>
       <w:lvlText w:val="o"/>
       <w:lvlJc w:val="left"/>
       <w:pPr>
+        <w:tabs>
+          <w:tab w:val="num" w:pos="0"/>
+        </w:tabs>
         <w:ind w:left="5760" w:hanging="360"/>
       </w:pPr>
       <w:rPr>
         <w:rFonts w:ascii="Courier New" w:hAnsi="Courier New" w:cs="Courier New" w:hint="default"/>
       </w:rPr>
     </w:lvl>
-    <w:lvl w:ilvl="8" w:tplc="04070005" w:tentative="1">
+    <w:lvl w:ilvl="8">
       <w:start w:val="1"/>
       <w:numFmt w:val="bullet"/>
       <w:lvlText w:val=""/>
       <w:lvlJc w:val="left"/>
       <w:pPr>
+        <w:tabs>
+          <w:tab w:val="num" w:pos="0"/>
+        </w:tabs>
         <w:ind w:left="6480" w:hanging="360"/>
       </w:pPr>
       <w:rPr>
-        <w:rFonts w:ascii="Wingdings" w:hAnsi="Wingdings" w:hint="default"/>
+        <w:rFonts w:ascii="Wingdings" w:hAnsi="Wingdings" w:cs="Wingdings" w:hint="default"/>
       </w:rPr>
     </w:lvl>
   </w:abstractNum>
-  <w:abstractNum w:abstractNumId="1" w15:restartNumberingAfterBreak="0">
-    <w:nsid w:val="0CF7181F"/>
-    <w:multiLevelType w:val="hybridMultilevel"/>
-    <w:tmpl w:val="11D8F48E"/>
-    <w:lvl w:ilvl="0" w:tplc="24723235">
-      <w:start w:val="1"/>
-      <w:numFmt w:val="decimal"/>
-      <w:lvlText w:val="%1."/>
-      <w:lvlJc w:val="left"/>
-      <w:pPr>
-        <w:ind w:left="720" w:hanging="360"/>
-      </w:pPr>
-    </w:lvl>
-    <w:lvl w:ilvl="1" w:tplc="24723235" w:tentative="1">
-      <w:start w:val="1"/>
-      <w:numFmt w:val="lowerLetter"/>
-      <w:lvlText w:val="%2."/>
-      <w:lvlJc w:val="left"/>
-      <w:pPr>
-        <w:ind w:left="1440" w:hanging="360"/>
-      </w:pPr>
-    </w:lvl>
-    <w:lvl w:ilvl="2" w:tplc="24723235" w:tentative="1">
-      <w:start w:val="1"/>
-      <w:numFmt w:val="lowerRoman"/>
-      <w:lvlText w:val="%3."/>
-      <w:lvlJc w:val="right"/>
-      <w:pPr>
-        <w:ind w:left="2160" w:hanging="180"/>
-      </w:pPr>
-    </w:lvl>
-    <w:lvl w:ilvl="3" w:tplc="24723235" w:tentative="1">
-      <w:start w:val="1"/>
-      <w:numFmt w:val="decimal"/>
-      <w:lvlText w:val="%4."/>
-      <w:lvlJc w:val="left"/>
-      <w:pPr>
-        <w:ind w:left="2880" w:hanging="360"/>
-      </w:pPr>
-    </w:lvl>
-    <w:lvl w:ilvl="4" w:tplc="24723235" w:tentative="1">
-      <w:start w:val="1"/>
-      <w:numFmt w:val="lowerLetter"/>
-      <w:lvlText w:val="%5."/>
-      <w:lvlJc w:val="left"/>
-      <w:pPr>
-        <w:ind w:left="3600" w:hanging="360"/>
-      </w:pPr>
-    </w:lvl>
-    <w:lvl w:ilvl="5" w:tplc="24723235" w:tentative="1">
-      <w:start w:val="1"/>
-      <w:numFmt w:val="lowerRoman"/>
-      <w:lvlText w:val="%6."/>
-      <w:lvlJc w:val="right"/>
-      <w:pPr>
-        <w:ind w:left="4320" w:hanging="180"/>
-      </w:pPr>
-    </w:lvl>
-    <w:lvl w:ilvl="6" w:tplc="24723235" w:tentative="1">
-      <w:start w:val="1"/>
-      <w:numFmt w:val="decimal"/>
-      <w:lvlText w:val="%7."/>
-      <w:lvlJc w:val="left"/>
-      <w:pPr>
-        <w:ind w:left="5040" w:hanging="360"/>
-      </w:pPr>
-    </w:lvl>
-    <w:lvl w:ilvl="7" w:tplc="24723235" w:tentative="1">
-      <w:start w:val="1"/>
-      <w:numFmt w:val="lowerLetter"/>
-      <w:lvlText w:val="%8."/>
-      <w:lvlJc w:val="left"/>
-      <w:pPr>
-        <w:ind w:left="5760" w:hanging="360"/>
-      </w:pPr>
-    </w:lvl>
-    <w:lvl w:ilvl="8" w:tplc="24723235" w:tentative="1">
-      <w:start w:val="1"/>
-      <w:numFmt w:val="lowerRoman"/>
-      <w:lvlText w:val="%9."/>
-      <w:lvlJc w:val="right"/>
-      <w:pPr>
-        <w:ind w:left="6480" w:hanging="180"/>
-      </w:pPr>
-    </w:lvl>
-  </w:abstractNum>
-  <w:abstractNum w:abstractNumId="2" w15:restartNumberingAfterBreak="0">
-    <w:nsid w:val="117158E4"/>
-    <w:multiLevelType w:val="multilevel"/>
-    <w:tmpl w:val="D610B7A6"/>
+  <w:abstractNum w:abstractNumId="2">
     <w:lvl w:ilvl="0">
       <w:start w:val="1"/>
       <w:numFmt w:val="none"/>
@@ -2056,7 +2079,10 @@
       <w:lvlText w:val=""/>
       <w:lvlJc w:val="left"/>
       <w:pPr>
-        <w:ind w:left="0" w:firstLine="0"/>
+        <w:tabs>
+          <w:tab w:val="num" w:pos="0"/>
+        </w:tabs>
+        <w:ind w:left="0" w:hanging="0"/>
       </w:pPr>
     </w:lvl>
     <w:lvl w:ilvl="1">
@@ -2066,7 +2092,10 @@
       <w:lvlText w:val=""/>
       <w:lvlJc w:val="left"/>
       <w:pPr>
-        <w:ind w:left="0" w:firstLine="0"/>
+        <w:tabs>
+          <w:tab w:val="num" w:pos="0"/>
+        </w:tabs>
+        <w:ind w:left="0" w:hanging="0"/>
       </w:pPr>
     </w:lvl>
     <w:lvl w:ilvl="2">
@@ -2076,7 +2105,10 @@
       <w:lvlText w:val=""/>
       <w:lvlJc w:val="left"/>
       <w:pPr>
-        <w:ind w:left="0" w:firstLine="0"/>
+        <w:tabs>
+          <w:tab w:val="num" w:pos="0"/>
+        </w:tabs>
+        <w:ind w:left="0" w:hanging="0"/>
       </w:pPr>
     </w:lvl>
     <w:lvl w:ilvl="3">
@@ -2086,7 +2118,10 @@
       <w:lvlText w:val=""/>
       <w:lvlJc w:val="left"/>
       <w:pPr>
-        <w:ind w:left="0" w:firstLine="0"/>
+        <w:tabs>
+          <w:tab w:val="num" w:pos="0"/>
+        </w:tabs>
+        <w:ind w:left="0" w:hanging="0"/>
       </w:pPr>
     </w:lvl>
     <w:lvl w:ilvl="4">
@@ -2096,7 +2131,10 @@
       <w:lvlText w:val=""/>
       <w:lvlJc w:val="left"/>
       <w:pPr>
-        <w:ind w:left="0" w:firstLine="0"/>
+        <w:tabs>
+          <w:tab w:val="num" w:pos="0"/>
+        </w:tabs>
+        <w:ind w:left="0" w:hanging="0"/>
       </w:pPr>
     </w:lvl>
     <w:lvl w:ilvl="5">
@@ -2106,7 +2144,10 @@
       <w:lvlText w:val=""/>
       <w:lvlJc w:val="left"/>
       <w:pPr>
-        <w:ind w:left="0" w:firstLine="0"/>
+        <w:tabs>
+          <w:tab w:val="num" w:pos="0"/>
+        </w:tabs>
+        <w:ind w:left="0" w:hanging="0"/>
       </w:pPr>
     </w:lvl>
     <w:lvl w:ilvl="6">
@@ -2116,7 +2157,10 @@
       <w:lvlText w:val=""/>
       <w:lvlJc w:val="left"/>
       <w:pPr>
-        <w:ind w:left="0" w:firstLine="0"/>
+        <w:tabs>
+          <w:tab w:val="num" w:pos="0"/>
+        </w:tabs>
+        <w:ind w:left="0" w:hanging="0"/>
       </w:pPr>
     </w:lvl>
     <w:lvl w:ilvl="7">
@@ -2126,7 +2170,10 @@
       <w:lvlText w:val=""/>
       <w:lvlJc w:val="left"/>
       <w:pPr>
-        <w:ind w:left="0" w:firstLine="0"/>
+        <w:tabs>
+          <w:tab w:val="num" w:pos="0"/>
+        </w:tabs>
+        <w:ind w:left="0" w:hanging="0"/>
       </w:pPr>
     </w:lvl>
     <w:lvl w:ilvl="8">
@@ -2136,400 +2183,48 @@
       <w:lvlText w:val=""/>
       <w:lvlJc w:val="left"/>
       <w:pPr>
-        <w:ind w:left="0" w:firstLine="0"/>
+        <w:tabs>
+          <w:tab w:val="num" w:pos="0"/>
+        </w:tabs>
+        <w:ind w:left="0" w:hanging="0"/>
       </w:pPr>
     </w:lvl>
   </w:abstractNum>
-  <w:abstractNum w:abstractNumId="3" w15:restartNumberingAfterBreak="0">
-    <w:nsid w:val="23466467"/>
-    <w:multiLevelType w:val="hybridMultilevel"/>
-    <w:tmpl w:val="2CA8B8CA"/>
-    <w:lvl w:ilvl="0" w:tplc="46616476">
-      <w:start w:val="1"/>
-      <w:numFmt w:val="bullet"/>
-      <w:lvlText w:val=""/>
-      <w:lvlJc w:val="left"/>
-      <w:pPr>
-        <w:ind w:left="720" w:hanging="360"/>
-      </w:pPr>
-      <w:rPr>
-        <w:rFonts w:ascii="Symbol" w:hAnsi="Symbol" w:hint="default"/>
-      </w:rPr>
-    </w:lvl>
-    <w:lvl w:ilvl="1" w:tplc="0C0A0003" w:tentative="1">
-      <w:start w:val="1"/>
-      <w:numFmt w:val="bullet"/>
-      <w:lvlText w:val="o"/>
-      <w:lvlJc w:val="left"/>
-      <w:pPr>
-        <w:ind w:left="1440" w:hanging="360"/>
-      </w:pPr>
-      <w:rPr>
-        <w:rFonts w:ascii="Courier New" w:hAnsi="Courier New" w:cs="Courier New" w:hint="default"/>
-      </w:rPr>
-    </w:lvl>
-    <w:lvl w:ilvl="2" w:tplc="0C0A0005" w:tentative="1">
-      <w:start w:val="1"/>
-      <w:numFmt w:val="bullet"/>
-      <w:lvlText w:val=""/>
-      <w:lvlJc w:val="left"/>
-      <w:pPr>
-        <w:ind w:left="2160" w:hanging="360"/>
-      </w:pPr>
-      <w:rPr>
-        <w:rFonts w:ascii="Wingdings" w:hAnsi="Wingdings" w:hint="default"/>
-      </w:rPr>
-    </w:lvl>
-    <w:lvl w:ilvl="3" w:tplc="0C0A0001" w:tentative="1">
-      <w:start w:val="1"/>
-      <w:numFmt w:val="bullet"/>
-      <w:lvlText w:val=""/>
-      <w:lvlJc w:val="left"/>
-      <w:pPr>
-        <w:ind w:left="2880" w:hanging="360"/>
-      </w:pPr>
-      <w:rPr>
-        <w:rFonts w:ascii="Symbol" w:hAnsi="Symbol" w:hint="default"/>
-      </w:rPr>
-    </w:lvl>
-    <w:lvl w:ilvl="4" w:tplc="0C0A0003" w:tentative="1">
-      <w:start w:val="1"/>
-      <w:numFmt w:val="bullet"/>
-      <w:lvlText w:val="o"/>
-      <w:lvlJc w:val="left"/>
-      <w:pPr>
-        <w:ind w:left="3600" w:hanging="360"/>
-      </w:pPr>
-      <w:rPr>
-        <w:rFonts w:ascii="Courier New" w:hAnsi="Courier New" w:cs="Courier New" w:hint="default"/>
-      </w:rPr>
-    </w:lvl>
-    <w:lvl w:ilvl="5" w:tplc="0C0A0005" w:tentative="1">
-      <w:start w:val="1"/>
-      <w:numFmt w:val="bullet"/>
-      <w:lvlText w:val=""/>
-      <w:lvlJc w:val="left"/>
-      <w:pPr>
-        <w:ind w:left="4320" w:hanging="360"/>
-      </w:pPr>
-      <w:rPr>
-        <w:rFonts w:ascii="Wingdings" w:hAnsi="Wingdings" w:hint="default"/>
-      </w:rPr>
-    </w:lvl>
-    <w:lvl w:ilvl="6" w:tplc="0C0A0001" w:tentative="1">
-      <w:start w:val="1"/>
-      <w:numFmt w:val="bullet"/>
-      <w:lvlText w:val=""/>
-      <w:lvlJc w:val="left"/>
-      <w:pPr>
-        <w:ind w:left="5040" w:hanging="360"/>
-      </w:pPr>
-      <w:rPr>
-        <w:rFonts w:ascii="Symbol" w:hAnsi="Symbol" w:hint="default"/>
-      </w:rPr>
-    </w:lvl>
-    <w:lvl w:ilvl="7" w:tplc="0C0A0003" w:tentative="1">
-      <w:start w:val="1"/>
-      <w:numFmt w:val="bullet"/>
-      <w:lvlText w:val="o"/>
-      <w:lvlJc w:val="left"/>
-      <w:pPr>
-        <w:ind w:left="5760" w:hanging="360"/>
-      </w:pPr>
-      <w:rPr>
-        <w:rFonts w:ascii="Courier New" w:hAnsi="Courier New" w:cs="Courier New" w:hint="default"/>
-      </w:rPr>
-    </w:lvl>
-    <w:lvl w:ilvl="8" w:tplc="0C0A0005" w:tentative="1">
-      <w:start w:val="1"/>
-      <w:numFmt w:val="bullet"/>
-      <w:lvlText w:val=""/>
-      <w:lvlJc w:val="left"/>
-      <w:pPr>
-        <w:ind w:left="6480" w:hanging="360"/>
-      </w:pPr>
-      <w:rPr>
-        <w:rFonts w:ascii="Wingdings" w:hAnsi="Wingdings" w:hint="default"/>
-      </w:rPr>
-    </w:lvl>
-  </w:abstractNum>
-  <w:abstractNum w:abstractNumId="4" w15:restartNumberingAfterBreak="0">
-    <w:nsid w:val="391F0E5D"/>
-    <w:multiLevelType w:val="multilevel"/>
-    <w:tmpl w:val="5F525A2E"/>
-    <w:lvl w:ilvl="0">
-      <w:start w:val="1"/>
-      <w:numFmt w:val="decimal"/>
-      <w:lvlText w:val="%1."/>
-      <w:lvlJc w:val="left"/>
-      <w:pPr>
-        <w:tabs>
-          <w:tab w:val="num" w:pos="720"/>
-        </w:tabs>
-        <w:ind w:left="720" w:hanging="360"/>
-      </w:pPr>
-      <w:rPr>
-        <w:b/>
-        <w:sz w:val="22"/>
-      </w:rPr>
-    </w:lvl>
-    <w:lvl w:ilvl="1">
-      <w:start w:val="1"/>
-      <w:numFmt w:val="bullet"/>
-      <w:lvlText w:val=""/>
-      <w:lvlJc w:val="left"/>
-      <w:pPr>
-        <w:tabs>
-          <w:tab w:val="num" w:pos="1440"/>
-        </w:tabs>
-        <w:ind w:left="1440" w:hanging="360"/>
-      </w:pPr>
-      <w:rPr>
-        <w:rFonts w:ascii="Symbol" w:hAnsi="Symbol" w:cs="Symbol" w:hint="default"/>
-        <w:sz w:val="20"/>
-      </w:rPr>
-    </w:lvl>
-    <w:lvl w:ilvl="2">
-      <w:start w:val="1"/>
-      <w:numFmt w:val="lowerRoman"/>
-      <w:lvlText w:val="%3."/>
-      <w:lvlJc w:val="right"/>
-      <w:pPr>
-        <w:tabs>
-          <w:tab w:val="num" w:pos="2160"/>
-        </w:tabs>
-        <w:ind w:left="2160" w:hanging="180"/>
-      </w:pPr>
-    </w:lvl>
-    <w:lvl w:ilvl="3">
-      <w:start w:val="1"/>
-      <w:numFmt w:val="decimal"/>
-      <w:lvlText w:val="%4."/>
-      <w:lvlJc w:val="left"/>
-      <w:pPr>
-        <w:tabs>
-          <w:tab w:val="num" w:pos="2880"/>
-        </w:tabs>
-        <w:ind w:left="2880" w:hanging="360"/>
-      </w:pPr>
-    </w:lvl>
-    <w:lvl w:ilvl="4">
-      <w:start w:val="1"/>
-      <w:numFmt w:val="lowerLetter"/>
-      <w:lvlText w:val="%5."/>
-      <w:lvlJc w:val="left"/>
-      <w:pPr>
-        <w:tabs>
-          <w:tab w:val="num" w:pos="3600"/>
-        </w:tabs>
-        <w:ind w:left="3600" w:hanging="360"/>
-      </w:pPr>
-    </w:lvl>
-    <w:lvl w:ilvl="5">
-      <w:start w:val="1"/>
-      <w:numFmt w:val="lowerRoman"/>
-      <w:lvlText w:val="%6."/>
-      <w:lvlJc w:val="right"/>
-      <w:pPr>
-        <w:tabs>
-          <w:tab w:val="num" w:pos="4320"/>
-        </w:tabs>
-        <w:ind w:left="4320" w:hanging="180"/>
-      </w:pPr>
-    </w:lvl>
-    <w:lvl w:ilvl="6">
-      <w:start w:val="1"/>
-      <w:numFmt w:val="decimal"/>
-      <w:lvlText w:val="%7."/>
-      <w:lvlJc w:val="left"/>
-      <w:pPr>
-        <w:tabs>
-          <w:tab w:val="num" w:pos="5040"/>
-        </w:tabs>
-        <w:ind w:left="5040" w:hanging="360"/>
-      </w:pPr>
-    </w:lvl>
-    <w:lvl w:ilvl="7">
-      <w:start w:val="1"/>
-      <w:numFmt w:val="lowerLetter"/>
-      <w:lvlText w:val="%8."/>
-      <w:lvlJc w:val="left"/>
-      <w:pPr>
-        <w:tabs>
-          <w:tab w:val="num" w:pos="5760"/>
-        </w:tabs>
-        <w:ind w:left="5760" w:hanging="360"/>
-      </w:pPr>
-    </w:lvl>
-    <w:lvl w:ilvl="8">
-      <w:start w:val="1"/>
-      <w:numFmt w:val="lowerRoman"/>
-      <w:lvlText w:val="%9."/>
-      <w:lvlJc w:val="right"/>
-      <w:pPr>
-        <w:tabs>
-          <w:tab w:val="num" w:pos="6480"/>
-        </w:tabs>
-        <w:ind w:left="6480" w:hanging="180"/>
-      </w:pPr>
-    </w:lvl>
-  </w:abstractNum>
-  <w:abstractNum w:abstractNumId="5" w15:restartNumberingAfterBreak="0">
-    <w:nsid w:val="691775A1"/>
-    <w:multiLevelType w:val="hybridMultilevel"/>
-    <w:tmpl w:val="6138FC5E"/>
-    <w:lvl w:ilvl="0" w:tplc="04070001">
-      <w:start w:val="1"/>
-      <w:numFmt w:val="bullet"/>
-      <w:lvlText w:val=""/>
-      <w:lvlJc w:val="left"/>
-      <w:pPr>
-        <w:ind w:left="720" w:hanging="360"/>
-      </w:pPr>
-      <w:rPr>
-        <w:rFonts w:ascii="Symbol" w:hAnsi="Symbol" w:hint="default"/>
-      </w:rPr>
-    </w:lvl>
-    <w:lvl w:ilvl="1" w:tplc="04070003" w:tentative="1">
-      <w:start w:val="1"/>
-      <w:numFmt w:val="bullet"/>
-      <w:lvlText w:val="o"/>
-      <w:lvlJc w:val="left"/>
-      <w:pPr>
-        <w:ind w:left="1440" w:hanging="360"/>
-      </w:pPr>
-      <w:rPr>
-        <w:rFonts w:ascii="Courier New" w:hAnsi="Courier New" w:cs="Courier New" w:hint="default"/>
-      </w:rPr>
-    </w:lvl>
-    <w:lvl w:ilvl="2" w:tplc="04070005" w:tentative="1">
-      <w:start w:val="1"/>
-      <w:numFmt w:val="bullet"/>
-      <w:lvlText w:val=""/>
-      <w:lvlJc w:val="left"/>
-      <w:pPr>
-        <w:ind w:left="2160" w:hanging="360"/>
-      </w:pPr>
-      <w:rPr>
-        <w:rFonts w:ascii="Wingdings" w:hAnsi="Wingdings" w:hint="default"/>
-      </w:rPr>
-    </w:lvl>
-    <w:lvl w:ilvl="3" w:tplc="04070001" w:tentative="1">
-      <w:start w:val="1"/>
-      <w:numFmt w:val="bullet"/>
-      <w:lvlText w:val=""/>
-      <w:lvlJc w:val="left"/>
-      <w:pPr>
-        <w:ind w:left="2880" w:hanging="360"/>
-      </w:pPr>
-      <w:rPr>
-        <w:rFonts w:ascii="Symbol" w:hAnsi="Symbol" w:hint="default"/>
-      </w:rPr>
-    </w:lvl>
-    <w:lvl w:ilvl="4" w:tplc="04070003" w:tentative="1">
-      <w:start w:val="1"/>
-      <w:numFmt w:val="bullet"/>
-      <w:lvlText w:val="o"/>
-      <w:lvlJc w:val="left"/>
-      <w:pPr>
-        <w:ind w:left="3600" w:hanging="360"/>
-      </w:pPr>
-      <w:rPr>
-        <w:rFonts w:ascii="Courier New" w:hAnsi="Courier New" w:cs="Courier New" w:hint="default"/>
-      </w:rPr>
-    </w:lvl>
-    <w:lvl w:ilvl="5" w:tplc="04070005" w:tentative="1">
-      <w:start w:val="1"/>
-      <w:numFmt w:val="bullet"/>
-      <w:lvlText w:val=""/>
-      <w:lvlJc w:val="left"/>
-      <w:pPr>
-        <w:ind w:left="4320" w:hanging="360"/>
-      </w:pPr>
-      <w:rPr>
-        <w:rFonts w:ascii="Wingdings" w:hAnsi="Wingdings" w:hint="default"/>
-      </w:rPr>
-    </w:lvl>
-    <w:lvl w:ilvl="6" w:tplc="04070001" w:tentative="1">
-      <w:start w:val="1"/>
-      <w:numFmt w:val="bullet"/>
-      <w:lvlText w:val=""/>
-      <w:lvlJc w:val="left"/>
-      <w:pPr>
-        <w:ind w:left="5040" w:hanging="360"/>
-      </w:pPr>
-      <w:rPr>
-        <w:rFonts w:ascii="Symbol" w:hAnsi="Symbol" w:hint="default"/>
-      </w:rPr>
-    </w:lvl>
-    <w:lvl w:ilvl="7" w:tplc="04070003" w:tentative="1">
-      <w:start w:val="1"/>
-      <w:numFmt w:val="bullet"/>
-      <w:lvlText w:val="o"/>
-      <w:lvlJc w:val="left"/>
-      <w:pPr>
-        <w:ind w:left="5760" w:hanging="360"/>
-      </w:pPr>
-      <w:rPr>
-        <w:rFonts w:ascii="Courier New" w:hAnsi="Courier New" w:cs="Courier New" w:hint="default"/>
-      </w:rPr>
-    </w:lvl>
-    <w:lvl w:ilvl="8" w:tplc="04070005" w:tentative="1">
-      <w:start w:val="1"/>
-      <w:numFmt w:val="bullet"/>
-      <w:lvlText w:val=""/>
-      <w:lvlJc w:val="left"/>
-      <w:pPr>
-        <w:ind w:left="6480" w:hanging="360"/>
-      </w:pPr>
-      <w:rPr>
-        <w:rFonts w:ascii="Wingdings" w:hAnsi="Wingdings" w:hint="default"/>
-      </w:rPr>
-    </w:lvl>
-  </w:abstractNum>
-  <w:num w:numId="1" w16cid:durableId="1827894818">
-    <w:abstractNumId w:val="4"/>
-  </w:num>
-  <w:num w:numId="2" w16cid:durableId="541089815">
-    <w:abstractNumId w:val="2"/>
-  </w:num>
-  <w:num w:numId="3" w16cid:durableId="872887611">
-    <w:abstractNumId w:val="3"/>
-  </w:num>
-  <w:num w:numId="4" w16cid:durableId="719013620">
+  <w:num w:numId="1">
     <w:abstractNumId w:val="1"/>
   </w:num>
-  <w:num w:numId="5" w16cid:durableId="1656883673">
-    <w:abstractNumId w:val="0"/>
-  </w:num>
-  <w:num w:numId="6" w16cid:durableId="1638410775">
-    <w:abstractNumId w:val="5"/>
+  <w:num w:numId="2">
+    <w:abstractNumId w:val="2"/>
   </w:num>
 </w:numbering>
 </file>
 
 <file path=word/styles.xml><?xml version="1.0" encoding="utf-8"?>
-<w:styles xmlns:mc="http://schemas.openxmlformats.org/markup-compatibility/2006" xmlns:r="http://schemas.openxmlformats.org/officeDocument/2006/relationships" xmlns:w="http://schemas.openxmlformats.org/wordprocessingml/2006/main" xmlns:w14="http://schemas.microsoft.com/office/word/2010/wordml" xmlns:w15="http://schemas.microsoft.com/office/word/2012/wordml" xmlns:w16cex="http://schemas.microsoft.com/office/word/2018/wordml/cex" xmlns:w16cid="http://schemas.microsoft.com/office/word/2016/wordml/cid" xmlns:w16="http://schemas.microsoft.com/office/word/2018/wordml" xmlns:w16du="http://schemas.microsoft.com/office/word/2023/wordml/word16du" xmlns:w16sdtdh="http://schemas.microsoft.com/office/word/2020/wordml/sdtdatahash" xmlns:w16se="http://schemas.microsoft.com/office/word/2015/wordml/symex" mc:Ignorable="w14 w15 w16se w16cid w16 w16cex w16sdtdh w16du">
+<w:styles xmlns:w="http://schemas.openxmlformats.org/wordprocessingml/2006/main" xmlns:w14="http://schemas.microsoft.com/office/word/2010/wordml" xmlns:mc="http://schemas.openxmlformats.org/markup-compatibility/2006" mc:Ignorable="w14">
   <w:docDefaults>
     <w:rPrDefault>
       <w:rPr>
-        <w:rFonts w:ascii="Times New Roman" w:eastAsia="Times New Roman" w:hAnsi="Times New Roman" w:cs="Times New Roman"/>
+        <w:rFonts w:ascii="Times New Roman" w:hAnsi="Times New Roman" w:eastAsia="Times New Roman" w:cs="Times New Roman"/>
         <w:lang w:val="de-DE" w:eastAsia="de-DE" w:bidi="ar-SA"/>
       </w:rPr>
     </w:rPrDefault>
-    <w:pPrDefault/>
+    <w:pPrDefault>
+      <w:pPr>
+        <w:suppressAutoHyphens w:val="true"/>
+      </w:pPr>
+    </w:pPrDefault>
   </w:docDefaults>
   <w:latentStyles w:defLockedState="0" w:defUIPriority="99" w:defSemiHidden="0" w:defUnhideWhenUsed="0" w:defQFormat="0" w:count="376">
     <w:lsdException w:name="Normal" w:uiPriority="0" w:qFormat="1"/>
     <w:lsdException w:name="heading 1" w:uiPriority="9" w:qFormat="1"/>
-    <w:lsdException w:name="heading 2" w:semiHidden="1" w:uiPriority="9" w:unhideWhenUsed="1" w:qFormat="1"/>
-    <w:lsdException w:name="heading 3" w:semiHidden="1" w:uiPriority="9" w:unhideWhenUsed="1" w:qFormat="1"/>
-    <w:lsdException w:name="heading 4" w:semiHidden="1" w:uiPriority="9" w:unhideWhenUsed="1" w:qFormat="1"/>
-    <w:lsdException w:name="heading 5" w:semiHidden="1" w:uiPriority="9" w:unhideWhenUsed="1" w:qFormat="1"/>
-    <w:lsdException w:name="heading 6" w:semiHidden="1" w:uiPriority="9" w:unhideWhenUsed="1" w:qFormat="1"/>
-    <w:lsdException w:name="heading 7" w:semiHidden="1" w:uiPriority="9" w:unhideWhenUsed="1" w:qFormat="1"/>
-    <w:lsdException w:name="heading 8" w:semiHidden="1" w:uiPriority="9" w:unhideWhenUsed="1" w:qFormat="1"/>
-    <w:lsdException w:name="heading 9" w:semiHidden="1" w:uiPriority="9" w:unhideWhenUsed="1" w:qFormat="1"/>
+    <w:lsdException w:name="heading 2" w:uiPriority="9" w:semiHidden="1" w:unhideWhenUsed="1" w:qFormat="1"/>
+    <w:lsdException w:name="heading 3" w:uiPriority="9" w:semiHidden="1" w:unhideWhenUsed="1" w:qFormat="1"/>
+    <w:lsdException w:name="heading 4" w:uiPriority="9" w:semiHidden="1" w:unhideWhenUsed="1" w:qFormat="1"/>
+    <w:lsdException w:name="heading 5" w:uiPriority="9" w:semiHidden="1" w:unhideWhenUsed="1" w:qFormat="1"/>
+    <w:lsdException w:name="heading 6" w:uiPriority="9" w:semiHidden="1" w:unhideWhenUsed="1" w:qFormat="1"/>
+    <w:lsdException w:name="heading 7" w:uiPriority="9" w:semiHidden="1" w:unhideWhenUsed="1" w:qFormat="1"/>
+    <w:lsdException w:name="heading 8" w:uiPriority="9" w:semiHidden="1" w:unhideWhenUsed="1" w:qFormat="1"/>
+    <w:lsdException w:name="heading 9" w:uiPriority="9" w:semiHidden="1" w:unhideWhenUsed="1" w:qFormat="1"/>
     <w:lsdException w:name="index 1" w:semiHidden="1" w:unhideWhenUsed="1"/>
     <w:lsdException w:name="index 2" w:semiHidden="1" w:unhideWhenUsed="1"/>
     <w:lsdException w:name="index 3" w:semiHidden="1" w:unhideWhenUsed="1"/>
@@ -2539,22 +2234,22 @@
     <w:lsdException w:name="index 7" w:semiHidden="1" w:unhideWhenUsed="1"/>
     <w:lsdException w:name="index 8" w:semiHidden="1" w:unhideWhenUsed="1"/>
     <w:lsdException w:name="index 9" w:semiHidden="1" w:unhideWhenUsed="1"/>
-    <w:lsdException w:name="toc 1" w:semiHidden="1" w:uiPriority="39" w:unhideWhenUsed="1"/>
-    <w:lsdException w:name="toc 2" w:semiHidden="1" w:uiPriority="39" w:unhideWhenUsed="1"/>
-    <w:lsdException w:name="toc 3" w:semiHidden="1" w:uiPriority="39" w:unhideWhenUsed="1"/>
-    <w:lsdException w:name="toc 4" w:semiHidden="1" w:uiPriority="39" w:unhideWhenUsed="1"/>
-    <w:lsdException w:name="toc 5" w:semiHidden="1" w:uiPriority="39" w:unhideWhenUsed="1"/>
-    <w:lsdException w:name="toc 6" w:semiHidden="1" w:uiPriority="39" w:unhideWhenUsed="1"/>
-    <w:lsdException w:name="toc 7" w:semiHidden="1" w:uiPriority="39" w:unhideWhenUsed="1"/>
-    <w:lsdException w:name="toc 8" w:semiHidden="1" w:uiPriority="39" w:unhideWhenUsed="1"/>
-    <w:lsdException w:name="toc 9" w:semiHidden="1" w:uiPriority="39" w:unhideWhenUsed="1"/>
+    <w:lsdException w:name="toc 1" w:uiPriority="39" w:semiHidden="1" w:unhideWhenUsed="1"/>
+    <w:lsdException w:name="toc 2" w:uiPriority="39" w:semiHidden="1" w:unhideWhenUsed="1"/>
+    <w:lsdException w:name="toc 3" w:uiPriority="39" w:semiHidden="1" w:unhideWhenUsed="1"/>
+    <w:lsdException w:name="toc 4" w:uiPriority="39" w:semiHidden="1" w:unhideWhenUsed="1"/>
+    <w:lsdException w:name="toc 5" w:uiPriority="39" w:semiHidden="1" w:unhideWhenUsed="1"/>
+    <w:lsdException w:name="toc 6" w:uiPriority="39" w:semiHidden="1" w:unhideWhenUsed="1"/>
+    <w:lsdException w:name="toc 7" w:uiPriority="39" w:semiHidden="1" w:unhideWhenUsed="1"/>
+    <w:lsdException w:name="toc 8" w:uiPriority="39" w:semiHidden="1" w:unhideWhenUsed="1"/>
+    <w:lsdException w:name="toc 9" w:uiPriority="39" w:semiHidden="1" w:unhideWhenUsed="1"/>
     <w:lsdException w:name="Normal Indent" w:semiHidden="1" w:unhideWhenUsed="1"/>
     <w:lsdException w:name="footnote text" w:semiHidden="1" w:unhideWhenUsed="1"/>
     <w:lsdException w:name="annotation text" w:semiHidden="1" w:unhideWhenUsed="1"/>
     <w:lsdException w:name="header" w:semiHidden="1" w:unhideWhenUsed="1"/>
     <w:lsdException w:name="footer" w:semiHidden="1" w:unhideWhenUsed="1"/>
     <w:lsdException w:name="index heading" w:semiHidden="1" w:unhideWhenUsed="1"/>
-    <w:lsdException w:name="caption" w:semiHidden="1" w:uiPriority="35" w:unhideWhenUsed="1" w:qFormat="1"/>
+    <w:lsdException w:name="caption" w:uiPriority="35" w:semiHidden="1" w:unhideWhenUsed="1" w:qFormat="1"/>
     <w:lsdException w:name="table of figures" w:semiHidden="1" w:unhideWhenUsed="1"/>
     <w:lsdException w:name="envelope address" w:semiHidden="1" w:unhideWhenUsed="1"/>
     <w:lsdException w:name="envelope return" w:semiHidden="1" w:unhideWhenUsed="1"/>
@@ -2585,7 +2280,7 @@
     <w:lsdException w:name="Title" w:uiPriority="10" w:qFormat="1"/>
     <w:lsdException w:name="Closing" w:semiHidden="1" w:unhideWhenUsed="1"/>
     <w:lsdException w:name="Signature" w:semiHidden="1" w:unhideWhenUsed="1"/>
-    <w:lsdException w:name="Default Paragraph Font" w:semiHidden="1" w:uiPriority="1" w:unhideWhenUsed="1"/>
+    <w:lsdException w:name="Default Paragraph Font" w:uiPriority="1" w:semiHidden="1" w:unhideWhenUsed="1"/>
     <w:lsdException w:name="Body Text" w:semiHidden="1" w:unhideWhenUsed="1"/>
     <w:lsdException w:name="Body Text Indent" w:semiHidden="1" w:unhideWhenUsed="1"/>
     <w:lsdException w:name="List Continue" w:semiHidden="1" w:unhideWhenUsed="1"/>
@@ -2785,8 +2480,8 @@
     <w:lsdException w:name="Subtle Reference" w:uiPriority="31" w:qFormat="1"/>
     <w:lsdException w:name="Intense Reference" w:uiPriority="32" w:qFormat="1"/>
     <w:lsdException w:name="Book Title" w:uiPriority="33" w:qFormat="1"/>
-    <w:lsdException w:name="Bibliography" w:semiHidden="1" w:uiPriority="37" w:unhideWhenUsed="1"/>
-    <w:lsdException w:name="TOC Heading" w:semiHidden="1" w:uiPriority="39" w:unhideWhenUsed="1" w:qFormat="1"/>
+    <w:lsdException w:name="Bibliography" w:uiPriority="37" w:semiHidden="1" w:unhideWhenUsed="1"/>
+    <w:lsdException w:name="TOC Heading" w:uiPriority="39" w:semiHidden="1" w:unhideWhenUsed="1" w:qFormat="1"/>
     <w:lsdException w:name="Plain Table 1" w:uiPriority="41"/>
     <w:lsdException w:name="Plain Table 2" w:uiPriority="42"/>
     <w:lsdException w:name="Plain Table 3" w:uiPriority="43"/>
@@ -2897,156 +2592,336 @@
     <w:lsdException w:name="Unresolved Mention" w:semiHidden="1" w:unhideWhenUsed="1"/>
     <w:lsdException w:name="Smart Link" w:semiHidden="1" w:unhideWhenUsed="1"/>
   </w:latentStyles>
-  <w:style w:type="paragraph" w:default="1" w:styleId="Standard">
+  <w:style w:type="paragraph" w:styleId="Normal" w:default="1">
     <w:name w:val="Normal"/>
     <w:qFormat/>
+    <w:pPr>
+      <w:widowControl/>
+      <w:suppressAutoHyphens w:val="false"/>
+      <w:bidi w:val="0"/>
+      <w:spacing w:before="0" w:after="0"/>
+      <w:jc w:val="left"/>
+    </w:pPr>
     <w:rPr>
-      <w:rFonts w:ascii="Arial" w:hAnsi="Arial"/>
+      <w:rFonts w:ascii="Arial" w:hAnsi="Arial" w:eastAsia="Times New Roman" w:cs="Times New Roman"/>
+      <w:color w:val="auto"/>
+      <w:kern w:val="0"/>
       <w:sz w:val="24"/>
+      <w:szCs w:val="20"/>
+      <w:lang w:val="de-DE" w:eastAsia="de-DE" w:bidi="ar-SA"/>
     </w:rPr>
   </w:style>
-  <w:style w:type="paragraph" w:styleId="berschrift1">
+  <w:style w:type="paragraph" w:styleId="Heading1">
     <w:name w:val="heading 1"/>
-    <w:basedOn w:val="Standard"/>
-    <w:next w:val="Standard"/>
+    <w:basedOn w:val="Normal"/>
+    <w:next w:val="Normal"/>
     <w:link w:val="berschrift1Zchn"/>
     <w:uiPriority w:val="9"/>
     <w:qFormat/>
-    <w:rsid w:val="0022420A"/>
+    <w:rsid w:val="0022420a"/>
     <w:pPr>
-      <w:keepNext/>
+      <w:keepNext w:val="true"/>
       <w:spacing w:before="240" w:after="60"/>
       <w:outlineLvl w:val="0"/>
     </w:pPr>
     <w:rPr>
-      <w:rFonts w:ascii="Calibri Light" w:eastAsia="Calibri Light" w:hAnsi="Calibri Light" w:cs="Calibri Light"/>
+      <w:rFonts w:ascii="Calibri Light" w:hAnsi="Calibri Light" w:eastAsia="Calibri Light" w:cs="Calibri Light"/>
       <w:b/>
       <w:bCs/>
-      <w:kern w:val="32"/>
+      <w:kern w:val="2"/>
       <w:sz w:val="32"/>
       <w:szCs w:val="32"/>
     </w:rPr>
   </w:style>
-  <w:style w:type="paragraph" w:styleId="berschrift3">
+  <w:style w:type="paragraph" w:styleId="Heading3">
     <w:name w:val="heading 3"/>
-    <w:basedOn w:val="Standard"/>
-    <w:next w:val="Standard"/>
+    <w:basedOn w:val="Normal"/>
+    <w:next w:val="Normal"/>
     <w:link w:val="berschrift3Zchn"/>
     <w:uiPriority w:val="9"/>
     <w:unhideWhenUsed/>
     <w:qFormat/>
-    <w:rsid w:val="0022420A"/>
+    <w:rsid w:val="0022420a"/>
     <w:pPr>
-      <w:keepNext/>
+      <w:keepNext w:val="true"/>
       <w:spacing w:before="240" w:after="60"/>
       <w:outlineLvl w:val="2"/>
     </w:pPr>
     <w:rPr>
-      <w:rFonts w:ascii="Calibri Light" w:eastAsia="Calibri Light" w:hAnsi="Calibri Light" w:cs="Calibri Light"/>
+      <w:rFonts w:ascii="Calibri Light" w:hAnsi="Calibri Light" w:eastAsia="Calibri Light" w:cs="Calibri Light"/>
       <w:b/>
       <w:bCs/>
       <w:sz w:val="26"/>
       <w:szCs w:val="26"/>
     </w:rPr>
   </w:style>
-  <w:style w:type="character" w:default="1" w:styleId="Absatz-Standardschriftart">
+  <w:style w:type="character" w:styleId="DefaultParagraphFont" w:default="1">
     <w:name w:val="Default Paragraph Font"/>
     <w:uiPriority w:val="1"/>
     <w:semiHidden/>
     <w:unhideWhenUsed/>
-  </w:style>
-  <w:style w:type="table" w:default="1" w:styleId="NormaleTabelle">
-    <w:name w:val="Normal Table"/>
-    <w:uiPriority w:val="99"/>
+    <w:qFormat/>
+    <w:rPr/>
+  </w:style>
+  <w:style w:type="character" w:styleId="FunotentextZchn" w:customStyle="1">
+    <w:name w:val="Fußnotentext Zchn"/>
     <w:semiHidden/>
-    <w:unhideWhenUsed/>
-    <w:tblPr>
-      <w:tblInd w:w="0" w:type="dxa"/>
-      <w:tblCellMar>
-        <w:top w:w="0" w:type="dxa"/>
-        <w:left w:w="108" w:type="dxa"/>
-        <w:bottom w:w="0" w:type="dxa"/>
-        <w:right w:w="108" w:type="dxa"/>
-      </w:tblCellMar>
-    </w:tblPr>
-  </w:style>
-  <w:style w:type="numbering" w:default="1" w:styleId="KeineListe">
-    <w:name w:val="No List"/>
-    <w:uiPriority w:val="99"/>
-    <w:semiHidden/>
-    <w:unhideWhenUsed/>
-  </w:style>
-  <w:style w:type="character" w:customStyle="1" w:styleId="FunotentextZchn">
-    <w:name w:val="Fußnotentext Zchn"/>
-    <w:link w:val="Funotentext"/>
-    <w:semiHidden/>
     <w:qFormat/>
     <w:locked/>
-    <w:rsid w:val="00A85C82"/>
+    <w:rsid w:val="00a85c82"/>
     <w:rPr>
       <w:rFonts w:ascii="Arial" w:hAnsi="Arial"/>
       <w:lang w:val="de-DE" w:eastAsia="de-DE" w:bidi="ar-SA"/>
     </w:rPr>
   </w:style>
-  <w:style w:type="character" w:customStyle="1" w:styleId="FootnoteCharacters">
+  <w:style w:type="character" w:styleId="FootnoteCharacters" w:customStyle="1">
     <w:name w:val="Footnote Characters"/>
     <w:semiHidden/>
     <w:qFormat/>
-    <w:rsid w:val="00A85C82"/>
+    <w:rsid w:val="00a85c82"/>
     <w:rPr>
       <w:rFonts w:cs="Times New Roman"/>
       <w:vertAlign w:val="superscript"/>
     </w:rPr>
   </w:style>
-  <w:style w:type="character" w:customStyle="1" w:styleId="FootnoteAnchor">
+  <w:style w:type="character" w:styleId="FootnoteAnchor" w:customStyle="1">
     <w:name w:val="Footnote Anchor"/>
+    <w:qFormat/>
     <w:rPr>
       <w:rFonts w:cs="Times New Roman"/>
       <w:vertAlign w:val="superscript"/>
     </w:rPr>
   </w:style>
-  <w:style w:type="character" w:customStyle="1" w:styleId="InternetLink">
+  <w:style w:type="character" w:styleId="InternetLink" w:customStyle="1">
     <w:name w:val="Internet Link"/>
     <w:uiPriority w:val="99"/>
     <w:unhideWhenUsed/>
-    <w:rsid w:val="007D2589"/>
+    <w:qFormat/>
+    <w:rsid w:val="007d2589"/>
     <w:rPr>
       <w:color w:val="0563C1"/>
       <w:u w:val="single"/>
     </w:rPr>
   </w:style>
-  <w:style w:type="paragraph" w:customStyle="1" w:styleId="Heading">
-    <w:name w:val="Heading"/>
-    <w:basedOn w:val="Standard"/>
-    <w:next w:val="Textkrper"/>
+  <w:style w:type="character" w:styleId="DefaultParagraphFontPHPDOCX" w:customStyle="1">
+    <w:name w:val="Default Paragraph Font PHPDOCX"/>
+    <w:uiPriority w:val="1"/>
+    <w:semiHidden/>
+    <w:unhideWhenUsed/>
+    <w:qFormat/>
+    <w:rPr/>
+  </w:style>
+  <w:style w:type="character" w:styleId="TitleCarPHPDOCX" w:customStyle="1">
+    <w:name w:val="Title Car PHPDOCX"/>
+    <w:basedOn w:val="DefaultParagraphFontPHPDOCX"/>
+    <w:link w:val="TitlePHPDOCX"/>
+    <w:uiPriority w:val="10"/>
+    <w:qFormat/>
+    <w:rsid w:val="00df064e"/>
+    <w:rPr>
+      <w:rFonts w:ascii="Calibri Light" w:hAnsi="Calibri Light" w:eastAsia="" w:cs="" w:asciiTheme="majorHAnsi" w:cstheme="majorBidi" w:eastAsiaTheme="majorEastAsia" w:hAnsiTheme="majorHAnsi"/>
+      <w:color w:themeColor="text2" w:themeShade="bf" w:val="323E4F"/>
+      <w:spacing w:val="5"/>
+      <w:kern w:val="2"/>
+      <w:sz w:val="52"/>
+      <w:szCs w:val="52"/>
+    </w:rPr>
+  </w:style>
+  <w:style w:type="character" w:styleId="SubtitleCarPHPDOCX" w:customStyle="1">
+    <w:name w:val="Subtitle Car PHPDOCX"/>
+    <w:basedOn w:val="DefaultParagraphFontPHPDOCX"/>
+    <w:link w:val="SubtitlePHPDOCX"/>
+    <w:uiPriority w:val="11"/>
+    <w:qFormat/>
+    <w:rsid w:val="00df064e"/>
+    <w:rPr>
+      <w:rFonts w:ascii="Calibri Light" w:hAnsi="Calibri Light" w:eastAsia="" w:cs="" w:asciiTheme="majorHAnsi" w:cstheme="majorBidi" w:eastAsiaTheme="majorEastAsia" w:hAnsiTheme="majorHAnsi"/>
+      <w:i/>
+      <w:iCs/>
+      <w:color w:themeColor="accent1" w:val="4472C4"/>
+      <w:spacing w:val="15"/>
+      <w:sz w:val="24"/>
+      <w:szCs w:val="24"/>
+    </w:rPr>
+  </w:style>
+  <w:style w:type="character" w:styleId="annotationreferencePHPDOCX" w:customStyle="1">
+    <w:name w:val="annotation reference PHPDOCX"/>
+    <w:basedOn w:val="DefaultParagraphFontPHPDOCX"/>
+    <w:uiPriority w:val="99"/>
+    <w:semiHidden/>
+    <w:unhideWhenUsed/>
+    <w:qFormat/>
+    <w:rsid w:val="00e139ea"/>
+    <w:rPr>
+      <w:sz w:val="16"/>
+      <w:szCs w:val="16"/>
+    </w:rPr>
+  </w:style>
+  <w:style w:type="character" w:styleId="CommentTextCharPHPDOCX" w:customStyle="1">
+    <w:name w:val="Comment Text Char PHPDOCX"/>
+    <w:basedOn w:val="DefaultParagraphFontPHPDOCX"/>
+    <w:link w:val="annotationtextPHPDOCX"/>
+    <w:uiPriority w:val="99"/>
+    <w:semiHidden/>
+    <w:qFormat/>
+    <w:rsid w:val="00e139ea"/>
+    <w:rPr>
+      <w:sz w:val="20"/>
+      <w:szCs w:val="20"/>
+    </w:rPr>
+  </w:style>
+  <w:style w:type="character" w:styleId="CommentSubjectCharPHPDOCX" w:customStyle="1">
+    <w:name w:val="Comment Subject Char PHPDOCX"/>
+    <w:basedOn w:val="CommentTextCharPHPDOCX"/>
+    <w:link w:val="annotationsubjectPHPDOCX"/>
+    <w:uiPriority w:val="99"/>
+    <w:semiHidden/>
+    <w:qFormat/>
+    <w:rsid w:val="00e139ea"/>
+    <w:rPr>
+      <w:b/>
+      <w:bCs/>
+      <w:sz w:val="20"/>
+      <w:szCs w:val="20"/>
+    </w:rPr>
+  </w:style>
+  <w:style w:type="character" w:styleId="BalloonTextCharPHPDOCX" w:customStyle="1">
+    <w:name w:val="Balloon Text Char PHPDOCX"/>
+    <w:basedOn w:val="DefaultParagraphFontPHPDOCX"/>
+    <w:link w:val="BalloonTextPHPDOCX"/>
+    <w:uiPriority w:val="99"/>
+    <w:semiHidden/>
+    <w:qFormat/>
+    <w:rsid w:val="00e139ea"/>
+    <w:rPr>
+      <w:rFonts w:ascii="Tahoma" w:hAnsi="Tahoma" w:cs="Tahoma"/>
+      <w:sz w:val="16"/>
+      <w:szCs w:val="16"/>
+    </w:rPr>
+  </w:style>
+  <w:style w:type="character" w:styleId="footnoteTextCarPHPDOCX" w:customStyle="1">
+    <w:name w:val="footnote Text Car PHPDOCX"/>
+    <w:basedOn w:val="DefaultParagraphFontPHPDOCX"/>
+    <w:link w:val="footnoteTextPHPDOCX"/>
+    <w:uiPriority w:val="99"/>
+    <w:semiHidden/>
+    <w:qFormat/>
+    <w:rsid w:val="006e0fda"/>
+    <w:rPr>
+      <w:sz w:val="20"/>
+      <w:szCs w:val="20"/>
+    </w:rPr>
+  </w:style>
+  <w:style w:type="character" w:styleId="footnoteReferencePHPDOCX" w:customStyle="1">
+    <w:name w:val="footnote Reference PHPDOCX"/>
+    <w:basedOn w:val="DefaultParagraphFontPHPDOCX"/>
+    <w:uiPriority w:val="99"/>
+    <w:semiHidden/>
+    <w:unhideWhenUsed/>
+    <w:qFormat/>
+    <w:rsid w:val="006e0fda"/>
+    <w:rPr>
+      <w:vertAlign w:val="superscript"/>
+    </w:rPr>
+  </w:style>
+  <w:style w:type="character" w:styleId="endnoteTextCarPHPDOCX" w:customStyle="1">
+    <w:name w:val="endnote Text Car PHPDOCX"/>
+    <w:basedOn w:val="DefaultParagraphFontPHPDOCX"/>
+    <w:link w:val="endnoteTextPHPDOCX"/>
+    <w:uiPriority w:val="99"/>
+    <w:semiHidden/>
+    <w:qFormat/>
+    <w:rsid w:val="006e0fda"/>
+    <w:rPr>
+      <w:sz w:val="20"/>
+      <w:szCs w:val="20"/>
+    </w:rPr>
+  </w:style>
+  <w:style w:type="character" w:styleId="endnoteReferencePHPDOCX" w:customStyle="1">
+    <w:name w:val="endnote Reference PHPDOCX"/>
+    <w:basedOn w:val="DefaultParagraphFontPHPDOCX"/>
+    <w:uiPriority w:val="99"/>
+    <w:semiHidden/>
+    <w:unhideWhenUsed/>
+    <w:qFormat/>
+    <w:rsid w:val="006e0fda"/>
+    <w:rPr>
+      <w:vertAlign w:val="superscript"/>
+    </w:rPr>
+  </w:style>
+  <w:style w:type="character" w:styleId="EndnoteAnchor" w:customStyle="1">
+    <w:name w:val="Endnote Anchor"/>
+    <w:qFormat/>
+    <w:rPr>
+      <w:vertAlign w:val="superscript"/>
+    </w:rPr>
+  </w:style>
+  <w:style w:type="character" w:styleId="EndnoteCharacters" w:customStyle="1">
+    <w:name w:val="Endnote Characters"/>
+    <w:qFormat/>
+    <w:rPr/>
+  </w:style>
+  <w:style w:type="character" w:styleId="berschrift1Zchn" w:customStyle="1">
+    <w:name w:val="Überschrift 1 Zchn"/>
+    <w:uiPriority w:val="9"/>
+    <w:qFormat/>
+    <w:rsid w:val="0022420a"/>
+    <w:rPr>
+      <w:rFonts w:ascii="Calibri Light" w:hAnsi="Calibri Light" w:eastAsia="Calibri Light" w:cs="Calibri Light"/>
+      <w:b/>
+      <w:bCs/>
+      <w:kern w:val="2"/>
+      <w:sz w:val="32"/>
+      <w:szCs w:val="32"/>
+    </w:rPr>
+  </w:style>
+  <w:style w:type="character" w:styleId="berschrift3Zchn" w:customStyle="1">
+    <w:name w:val="Überschrift 3 Zchn"/>
+    <w:uiPriority w:val="9"/>
+    <w:qFormat/>
+    <w:rsid w:val="0022420a"/>
+    <w:rPr>
+      <w:rFonts w:ascii="Calibri Light" w:hAnsi="Calibri Light" w:eastAsia="Calibri Light" w:cs="Calibri Light"/>
+      <w:b/>
+      <w:bCs/>
+      <w:sz w:val="26"/>
+      <w:szCs w:val="26"/>
+    </w:rPr>
+  </w:style>
+  <w:style w:type="paragraph" w:styleId="berschrift" w:customStyle="1">
+    <w:name w:val="Überschrift"/>
+    <w:basedOn w:val="Normal"/>
+    <w:next w:val="BodyText"/>
     <w:qFormat/>
     <w:pPr>
-      <w:keepNext/>
+      <w:keepNext w:val="true"/>
       <w:spacing w:before="240" w:after="120"/>
     </w:pPr>
     <w:rPr>
-      <w:rFonts w:ascii="Liberation Sans" w:eastAsia="Microsoft YaHei" w:hAnsi="Liberation Sans" w:cs="Mangal"/>
+      <w:rFonts w:ascii="Liberation Sans" w:hAnsi="Liberation Sans" w:eastAsia="Microsoft YaHei" w:cs="Mangal"/>
       <w:sz w:val="28"/>
       <w:szCs w:val="28"/>
     </w:rPr>
   </w:style>
-  <w:style w:type="paragraph" w:styleId="Textkrper">
+  <w:style w:type="paragraph" w:styleId="BodyText">
     <w:name w:val="Body Text"/>
-    <w:basedOn w:val="Standard"/>
+    <w:basedOn w:val="Normal"/>
     <w:pPr>
-      <w:spacing w:after="140" w:line="276" w:lineRule="auto"/>
+      <w:spacing w:lineRule="auto" w:line="276" w:before="0" w:after="140"/>
     </w:pPr>
-  </w:style>
-  <w:style w:type="paragraph" w:styleId="Liste">
+    <w:rPr/>
+  </w:style>
+  <w:style w:type="paragraph" w:styleId="List">
     <w:name w:val="List"/>
-    <w:basedOn w:val="Textkrper"/>
+    <w:basedOn w:val="BodyText"/>
+    <w:pPr/>
     <w:rPr>
       <w:rFonts w:cs="Mangal"/>
     </w:rPr>
   </w:style>
-  <w:style w:type="paragraph" w:styleId="Beschriftung">
+  <w:style w:type="paragraph" w:styleId="Caption">
     <w:name w:val="caption"/>
-    <w:basedOn w:val="Standard"/>
+    <w:basedOn w:val="Normal"/>
     <w:qFormat/>
     <w:pPr>
       <w:suppressLineNumbers/>
@@ -3059,9 +2934,9 @@
       <w:szCs w:val="24"/>
     </w:rPr>
   </w:style>
-  <w:style w:type="paragraph" w:customStyle="1" w:styleId="Index">
-    <w:name w:val="Index"/>
-    <w:basedOn w:val="Standard"/>
+  <w:style w:type="paragraph" w:styleId="Verzeichnis" w:customStyle="1">
+    <w:name w:val="Verzeichnis"/>
+    <w:basedOn w:val="Normal"/>
     <w:qFormat/>
     <w:pPr>
       <w:suppressLineNumbers/>
@@ -3070,184 +2945,242 @@
       <w:rFonts w:cs="Mangal"/>
     </w:rPr>
   </w:style>
-  <w:style w:type="paragraph" w:styleId="Sprechblasentext">
+  <w:style w:type="paragraph" w:styleId="BalloonText">
     <w:name w:val="Balloon Text"/>
-    <w:basedOn w:val="Standard"/>
+    <w:basedOn w:val="Normal"/>
     <w:semiHidden/>
     <w:qFormat/>
     <w:rsid w:val="00802797"/>
+    <w:pPr/>
     <w:rPr>
       <w:rFonts w:ascii="Tahoma" w:hAnsi="Tahoma" w:cs="Tahoma"/>
       <w:sz w:val="16"/>
       <w:szCs w:val="16"/>
     </w:rPr>
   </w:style>
-  <w:style w:type="paragraph" w:customStyle="1" w:styleId="HeaderandFooter">
-    <w:name w:val="Header and Footer"/>
-    <w:basedOn w:val="Standard"/>
-    <w:qFormat/>
-  </w:style>
-  <w:style w:type="paragraph" w:styleId="Kopfzeile">
+  <w:style w:type="paragraph" w:styleId="Kopf-Fuzeile" w:customStyle="1">
+    <w:name w:val="Kopf-/Fußzeile"/>
+    <w:basedOn w:val="Normal"/>
+    <w:qFormat/>
+    <w:pPr/>
+    <w:rPr/>
+  </w:style>
+  <w:style w:type="paragraph" w:styleId="Header">
     <w:name w:val="header"/>
-    <w:basedOn w:val="Standard"/>
-    <w:rsid w:val="00175DBE"/>
+    <w:basedOn w:val="Normal"/>
+    <w:rsid w:val="00175dbe"/>
     <w:pPr>
       <w:tabs>
-        <w:tab w:val="center" w:pos="4536"/>
-        <w:tab w:val="right" w:pos="9072"/>
+        <w:tab w:val="clear" w:pos="708"/>
+        <w:tab w:val="center" w:pos="4536" w:leader="none"/>
+        <w:tab w:val="right" w:pos="9072" w:leader="none"/>
       </w:tabs>
     </w:pPr>
-  </w:style>
-  <w:style w:type="paragraph" w:styleId="Fuzeile">
+    <w:rPr/>
+  </w:style>
+  <w:style w:type="paragraph" w:styleId="Footer">
     <w:name w:val="footer"/>
-    <w:basedOn w:val="Standard"/>
-    <w:rsid w:val="00175DBE"/>
+    <w:basedOn w:val="Normal"/>
+    <w:rsid w:val="00175dbe"/>
     <w:pPr>
       <w:tabs>
-        <w:tab w:val="center" w:pos="4536"/>
-        <w:tab w:val="right" w:pos="9072"/>
+        <w:tab w:val="clear" w:pos="708"/>
+        <w:tab w:val="center" w:pos="4536" w:leader="none"/>
+        <w:tab w:val="right" w:pos="9072" w:leader="none"/>
       </w:tabs>
     </w:pPr>
-  </w:style>
-  <w:style w:type="paragraph" w:customStyle="1" w:styleId="Default">
+    <w:rPr/>
+  </w:style>
+  <w:style w:type="paragraph" w:styleId="Default" w:customStyle="1">
     <w:name w:val="Default"/>
     <w:qFormat/>
-    <w:rsid w:val="00A85C82"/>
+    <w:rsid w:val="00a85c82"/>
+    <w:pPr>
+      <w:widowControl/>
+      <w:bidi w:val="0"/>
+      <w:spacing w:before="0" w:after="0"/>
+      <w:jc w:val="left"/>
+    </w:pPr>
     <w:rPr>
-      <w:rFonts w:ascii="Calibri" w:eastAsia="MS Mincho" w:hAnsi="Calibri" w:cs="Calibri"/>
+      <w:rFonts w:ascii="Calibri" w:hAnsi="Calibri" w:eastAsia="MS Mincho" w:cs="Calibri"/>
       <w:color w:val="000000"/>
+      <w:kern w:val="0"/>
       <w:sz w:val="24"/>
       <w:szCs w:val="24"/>
-      <w:lang w:eastAsia="ja-JP"/>
+      <w:lang w:eastAsia="ja-JP" w:val="de-DE" w:bidi="ar-SA"/>
     </w:rPr>
   </w:style>
-  <w:style w:type="paragraph" w:styleId="Funotentext">
+  <w:style w:type="paragraph" w:styleId="FootnoteText">
     <w:name w:val="footnote text"/>
-    <w:basedOn w:val="Standard"/>
+    <w:basedOn w:val="Normal"/>
     <w:link w:val="FunotentextZchn"/>
     <w:semiHidden/>
-    <w:rsid w:val="00A85C82"/>
+    <w:rsid w:val="00a85c82"/>
+    <w:pPr/>
     <w:rPr>
       <w:sz w:val="20"/>
     </w:rPr>
   </w:style>
-  <w:style w:type="table" w:styleId="Tabellenraster">
-    <w:name w:val="Table Grid"/>
-    <w:basedOn w:val="NormaleTabelle"/>
-    <w:rsid w:val="00BF2FA7"/>
-    <w:tblPr>
-      <w:tblBorders>
-        <w:top w:val="single" w:sz="4" w:space="0" w:color="auto"/>
-        <w:left w:val="single" w:sz="4" w:space="0" w:color="auto"/>
-        <w:bottom w:val="single" w:sz="4" w:space="0" w:color="auto"/>
-        <w:right w:val="single" w:sz="4" w:space="0" w:color="auto"/>
-        <w:insideH w:val="single" w:sz="4" w:space="0" w:color="auto"/>
-        <w:insideV w:val="single" w:sz="4" w:space="0" w:color="auto"/>
-      </w:tblBorders>
-    </w:tblPr>
-  </w:style>
-  <w:style w:type="character" w:customStyle="1" w:styleId="DefaultParagraphFontPHPDOCX">
-    <w:name w:val="Default Paragraph Font PHPDOCX"/>
-    <w:uiPriority w:val="1"/>
-    <w:semiHidden/>
-    <w:unhideWhenUsed/>
-  </w:style>
-  <w:style w:type="paragraph" w:customStyle="1" w:styleId="ListParagraphPHPDOCX">
+  <w:style w:type="paragraph" w:styleId="ListParagraphPHPDOCX" w:customStyle="1">
     <w:name w:val="List Paragraph PHPDOCX"/>
-    <w:basedOn w:val="Standard"/>
+    <w:basedOn w:val="Normal"/>
     <w:uiPriority w:val="34"/>
     <w:qFormat/>
-    <w:rsid w:val="00DF064E"/>
+    <w:rsid w:val="00df064e"/>
     <w:pPr>
+      <w:spacing w:before="0" w:after="0"/>
       <w:ind w:left="720"/>
       <w:contextualSpacing/>
     </w:pPr>
-  </w:style>
-  <w:style w:type="paragraph" w:customStyle="1" w:styleId="TitlePHPDOCX">
+    <w:rPr/>
+  </w:style>
+  <w:style w:type="paragraph" w:styleId="TitlePHPDOCX" w:customStyle="1">
     <w:name w:val="Title PHPDOCX"/>
-    <w:basedOn w:val="Standard"/>
-    <w:next w:val="Standard"/>
+    <w:basedOn w:val="Normal"/>
+    <w:next w:val="Normal"/>
     <w:link w:val="TitleCarPHPDOCX"/>
     <w:uiPriority w:val="10"/>
     <w:qFormat/>
-    <w:rsid w:val="00DF064E"/>
+    <w:rsid w:val="00df064e"/>
     <w:pPr>
       <w:pBdr>
         <w:bottom w:val="single" w:sz="8" w:space="4" w:color="4472C4" w:themeColor="accent1"/>
       </w:pBdr>
-      <w:spacing w:after="300"/>
+      <w:spacing w:before="0" w:after="300"/>
       <w:contextualSpacing/>
     </w:pPr>
     <w:rPr>
-      <w:rFonts w:asciiTheme="majorHAnsi" w:eastAsiaTheme="majorEastAsia" w:hAnsiTheme="majorHAnsi" w:cstheme="majorBidi"/>
-      <w:color w:val="323E4F" w:themeColor="text2" w:themeShade="BF"/>
+      <w:rFonts w:ascii="Calibri Light" w:hAnsi="Calibri Light" w:eastAsia="" w:cs="" w:asciiTheme="majorHAnsi" w:cstheme="majorBidi" w:eastAsiaTheme="majorEastAsia" w:hAnsiTheme="majorHAnsi"/>
+      <w:color w:themeColor="text2" w:themeShade="bf" w:val="323E4F"/>
       <w:spacing w:val="5"/>
-      <w:kern w:val="28"/>
+      <w:kern w:val="2"/>
       <w:sz w:val="52"/>
       <w:szCs w:val="52"/>
     </w:rPr>
   </w:style>
-  <w:style w:type="character" w:customStyle="1" w:styleId="TitleCarPHPDOCX">
-    <w:name w:val="Title Car PHPDOCX"/>
-    <w:basedOn w:val="DefaultParagraphFontPHPDOCX"/>
-    <w:link w:val="TitlePHPDOCX"/>
-    <w:uiPriority w:val="10"/>
-    <w:rsid w:val="00DF064E"/>
-    <w:rPr>
-      <w:rFonts w:asciiTheme="majorHAnsi" w:eastAsiaTheme="majorEastAsia" w:hAnsiTheme="majorHAnsi" w:cstheme="majorBidi"/>
-      <w:color w:val="323E4F" w:themeColor="text2" w:themeShade="BF"/>
-      <w:spacing w:val="5"/>
-      <w:kern w:val="28"/>
-      <w:sz w:val="52"/>
-      <w:szCs w:val="52"/>
-    </w:rPr>
-  </w:style>
-  <w:style w:type="paragraph" w:customStyle="1" w:styleId="SubtitlePHPDOCX">
+  <w:style w:type="paragraph" w:styleId="SubtitlePHPDOCX" w:customStyle="1">
     <w:name w:val="Subtitle PHPDOCX"/>
-    <w:basedOn w:val="Standard"/>
-    <w:next w:val="Standard"/>
+    <w:basedOn w:val="Normal"/>
+    <w:next w:val="Normal"/>
     <w:link w:val="SubtitleCarPHPDOCX"/>
     <w:uiPriority w:val="11"/>
     <w:qFormat/>
-    <w:rsid w:val="00DF064E"/>
-    <w:pPr>
-      <w:numPr>
-        <w:ilvl w:val="1"/>
-      </w:numPr>
-    </w:pPr>
+    <w:rsid w:val="00df064e"/>
+    <w:pPr/>
     <w:rPr>
-      <w:rFonts w:asciiTheme="majorHAnsi" w:eastAsiaTheme="majorEastAsia" w:hAnsiTheme="majorHAnsi" w:cstheme="majorBidi"/>
+      <w:rFonts w:ascii="Calibri Light" w:hAnsi="Calibri Light" w:eastAsia="" w:cs="" w:asciiTheme="majorHAnsi" w:cstheme="majorBidi" w:eastAsiaTheme="majorEastAsia" w:hAnsiTheme="majorHAnsi"/>
       <w:i/>
       <w:iCs/>
-      <w:color w:val="4472C4" w:themeColor="accent1"/>
+      <w:color w:themeColor="accent1" w:val="4472C4"/>
       <w:spacing w:val="15"/>
       <w:szCs w:val="24"/>
     </w:rPr>
   </w:style>
-  <w:style w:type="character" w:customStyle="1" w:styleId="SubtitleCarPHPDOCX">
-    <w:name w:val="Subtitle Car PHPDOCX"/>
-    <w:basedOn w:val="DefaultParagraphFontPHPDOCX"/>
-    <w:link w:val="SubtitlePHPDOCX"/>
-    <w:uiPriority w:val="11"/>
-    <w:rsid w:val="00DF064E"/>
-    <w:rPr>
-      <w:rFonts w:asciiTheme="majorHAnsi" w:eastAsiaTheme="majorEastAsia" w:hAnsiTheme="majorHAnsi" w:cstheme="majorBidi"/>
-      <w:i/>
-      <w:iCs/>
-      <w:color w:val="4472C4" w:themeColor="accent1"/>
-      <w:spacing w:val="15"/>
-      <w:sz w:val="24"/>
-      <w:szCs w:val="24"/>
-    </w:rPr>
-  </w:style>
-  <w:style w:type="table" w:customStyle="1" w:styleId="NormalTablePHPDOCX">
-    <w:name w:val="Normal Table PHPDOCX"/>
+  <w:style w:type="paragraph" w:styleId="annotationtextPHPDOCX" w:customStyle="1">
+    <w:name w:val="annotation text PHPDOCX"/>
+    <w:basedOn w:val="Normal"/>
+    <w:link w:val="CommentTextCharPHPDOCX"/>
     <w:uiPriority w:val="99"/>
     <w:semiHidden/>
     <w:unhideWhenUsed/>
     <w:qFormat/>
+    <w:rsid w:val="00e139ea"/>
+    <w:pPr/>
+    <w:rPr>
+      <w:sz w:val="20"/>
+    </w:rPr>
+  </w:style>
+  <w:style w:type="paragraph" w:styleId="annotationsubjectPHPDOCX" w:customStyle="1">
+    <w:name w:val="annotation subject PHPDOCX"/>
+    <w:basedOn w:val="annotationtextPHPDOCX"/>
+    <w:next w:val="annotationtextPHPDOCX"/>
+    <w:link w:val="CommentSubjectCharPHPDOCX"/>
+    <w:uiPriority w:val="99"/>
+    <w:semiHidden/>
+    <w:unhideWhenUsed/>
+    <w:qFormat/>
+    <w:rsid w:val="00e139ea"/>
+    <w:pPr/>
+    <w:rPr>
+      <w:b/>
+      <w:bCs/>
+    </w:rPr>
+  </w:style>
+  <w:style w:type="paragraph" w:styleId="BalloonTextPHPDOCX" w:customStyle="1">
+    <w:name w:val="Balloon Text PHPDOCX"/>
+    <w:basedOn w:val="Normal"/>
+    <w:link w:val="BalloonTextCharPHPDOCX"/>
+    <w:uiPriority w:val="99"/>
+    <w:semiHidden/>
+    <w:unhideWhenUsed/>
+    <w:qFormat/>
+    <w:rsid w:val="00e139ea"/>
+    <w:pPr/>
+    <w:rPr>
+      <w:rFonts w:ascii="Tahoma" w:hAnsi="Tahoma" w:cs="Tahoma"/>
+      <w:sz w:val="16"/>
+      <w:szCs w:val="16"/>
+    </w:rPr>
+  </w:style>
+  <w:style w:type="paragraph" w:styleId="footnoteTextPHPDOCX" w:customStyle="1">
+    <w:name w:val="footnote Text PHPDOCX"/>
+    <w:basedOn w:val="Normal"/>
+    <w:link w:val="footnoteTextCarPHPDOCX"/>
+    <w:uiPriority w:val="99"/>
+    <w:semiHidden/>
+    <w:unhideWhenUsed/>
+    <w:qFormat/>
+    <w:rsid w:val="006e0fda"/>
+    <w:pPr/>
+    <w:rPr>
+      <w:sz w:val="20"/>
+    </w:rPr>
+  </w:style>
+  <w:style w:type="paragraph" w:styleId="endnoteTextPHPDOCX" w:customStyle="1">
+    <w:name w:val="endnote Text PHPDOCX"/>
+    <w:basedOn w:val="Normal"/>
+    <w:link w:val="endnoteTextCarPHPDOCX"/>
+    <w:uiPriority w:val="99"/>
+    <w:semiHidden/>
+    <w:unhideWhenUsed/>
+    <w:qFormat/>
+    <w:rsid w:val="006e0fda"/>
+    <w:pPr/>
+    <w:rPr>
+      <w:sz w:val="20"/>
+    </w:rPr>
+  </w:style>
+  <w:style w:type="paragraph" w:styleId="ListParagraph">
+    <w:name w:val="List Paragraph"/>
+    <w:basedOn w:val="Normal"/>
+    <w:uiPriority w:val="34"/>
+    <w:qFormat/>
+    <w:rsid w:val="0034303b"/>
+    <w:pPr>
+      <w:ind w:left="708"/>
+    </w:pPr>
+    <w:rPr/>
+  </w:style>
+  <w:style w:type="paragraph" w:styleId="Rahmeninhalt">
+    <w:name w:val="Rahmeninhalt"/>
+    <w:basedOn w:val="Normal"/>
+    <w:qFormat/>
+    <w:pPr/>
+    <w:rPr/>
+  </w:style>
+  <w:style w:type="numbering" w:styleId="KeineListe" w:default="1">
+    <w:name w:val="Keine Liste"/>
+    <w:uiPriority w:val="99"/>
+    <w:semiHidden/>
+    <w:unhideWhenUsed/>
+    <w:qFormat/>
+  </w:style>
+  <w:style w:type="table" w:default="1" w:styleId="NormaleTabelle">
+    <w:name w:val="Normal Table"/>
+    <w:uiPriority w:val="99"/>
+    <w:semiHidden/>
+    <w:unhideWhenUsed/>
     <w:tblPr>
-      <w:tblInd w:w="0" w:type="dxa"/>
       <w:tblCellMar>
         <w:top w:w="0" w:type="dxa"/>
         <w:left w:w="108" w:type="dxa"/>
@@ -3256,19 +3189,48 @@
       </w:tblCellMar>
     </w:tblPr>
   </w:style>
+  <w:style w:type="table" w:styleId="Tabellenraster">
+    <w:name w:val="Table Grid"/>
+    <w:basedOn w:val="NormaleTabelle"/>
+    <w:rsid w:val="00bf2fa7"/>
+    <w:tblPr>
+      <w:tblBorders>
+        <w:top w:val="single" w:color="auto" w:sz="4" w:space="0"/>
+        <w:left w:val="single" w:color="auto" w:sz="4" w:space="0"/>
+        <w:bottom w:val="single" w:color="auto" w:sz="4" w:space="0"/>
+        <w:right w:val="single" w:color="auto" w:sz="4" w:space="0"/>
+        <w:insideH w:val="single" w:color="auto" w:sz="4" w:space="0"/>
+        <w:insideV w:val="single" w:color="auto" w:sz="4" w:space="0"/>
+      </w:tblBorders>
+    </w:tblPr>
+  </w:style>
+  <w:style w:type="table" w:customStyle="1" w:styleId="NormalTablePHPDOCX">
+    <w:name w:val="Normal Table PHPDOCX"/>
+    <w:uiPriority w:val="99"/>
+    <w:semiHidden/>
+    <w:unhideWhenUsed/>
+    <w:qFormat/>
+    <w:tblPr>
+      <w:tblCellMar>
+        <w:top w:w="0" w:type="dxa"/>
+        <w:left w:w="108" w:type="dxa"/>
+        <w:bottom w:w="0" w:type="dxa"/>
+        <w:right w:w="108" w:type="dxa"/>
+      </w:tblCellMar>
+    </w:tblPr>
+  </w:style>
   <w:style w:type="table" w:customStyle="1" w:styleId="TableGridPHPDOCX">
     <w:name w:val="Table Grid PHPDOCX"/>
     <w:uiPriority w:val="59"/>
-    <w:rsid w:val="00493A0C"/>
+    <w:rsid w:val="00493a0c"/>
     <w:tblPr>
-      <w:tblInd w:w="0" w:type="dxa"/>
       <w:tblBorders>
-        <w:top w:val="single" w:sz="4" w:space="0" w:color="auto"/>
-        <w:left w:val="single" w:sz="4" w:space="0" w:color="auto"/>
-        <w:bottom w:val="single" w:sz="4" w:space="0" w:color="auto"/>
-        <w:right w:val="single" w:sz="4" w:space="0" w:color="auto"/>
-        <w:insideH w:val="single" w:sz="4" w:space="0" w:color="auto"/>
-        <w:insideV w:val="single" w:sz="4" w:space="0" w:color="auto"/>
+        <w:top w:val="single" w:color="auto" w:sz="4" w:space="0"/>
+        <w:left w:val="single" w:color="auto" w:sz="4" w:space="0"/>
+        <w:bottom w:val="single" w:color="auto" w:sz="4" w:space="0"/>
+        <w:right w:val="single" w:color="auto" w:sz="4" w:space="0"/>
+        <w:insideH w:val="single" w:color="auto" w:sz="4" w:space="0"/>
+        <w:insideV w:val="single" w:color="auto" w:sz="4" w:space="0"/>
       </w:tblBorders>
       <w:tblCellMar>
         <w:top w:w="0" w:type="dxa"/>
@@ -3278,407 +3240,101 @@
       </w:tblCellMar>
     </w:tblPr>
   </w:style>
-  <w:style w:type="character" w:customStyle="1" w:styleId="annotationreferencePHPDOCX">
-    <w:name w:val="annotation reference PHPDOCX"/>
-    <w:basedOn w:val="DefaultParagraphFontPHPDOCX"/>
-    <w:uiPriority w:val="99"/>
-    <w:semiHidden/>
-    <w:unhideWhenUsed/>
-    <w:rsid w:val="00E139EA"/>
-    <w:rPr>
-      <w:sz w:val="16"/>
-      <w:szCs w:val="16"/>
-    </w:rPr>
-  </w:style>
-  <w:style w:type="paragraph" w:customStyle="1" w:styleId="annotationtextPHPDOCX">
-    <w:name w:val="annotation text PHPDOCX"/>
-    <w:basedOn w:val="Standard"/>
-    <w:link w:val="CommentTextCharPHPDOCX"/>
-    <w:uiPriority w:val="99"/>
-    <w:semiHidden/>
-    <w:unhideWhenUsed/>
-    <w:rsid w:val="00E139EA"/>
-    <w:rPr>
-      <w:sz w:val="20"/>
-    </w:rPr>
-  </w:style>
-  <w:style w:type="character" w:customStyle="1" w:styleId="CommentTextCharPHPDOCX">
-    <w:name w:val="Comment Text Char PHPDOCX"/>
-    <w:basedOn w:val="DefaultParagraphFontPHPDOCX"/>
-    <w:link w:val="annotationtextPHPDOCX"/>
-    <w:uiPriority w:val="99"/>
-    <w:semiHidden/>
-    <w:rsid w:val="00E139EA"/>
-    <w:rPr>
-      <w:sz w:val="20"/>
-      <w:szCs w:val="20"/>
-    </w:rPr>
-  </w:style>
-  <w:style w:type="paragraph" w:customStyle="1" w:styleId="annotationsubjectPHPDOCX">
-    <w:name w:val="annotation subject PHPDOCX"/>
-    <w:basedOn w:val="annotationtextPHPDOCX"/>
-    <w:next w:val="annotationtextPHPDOCX"/>
-    <w:link w:val="CommentSubjectCharPHPDOCX"/>
-    <w:uiPriority w:val="99"/>
-    <w:semiHidden/>
-    <w:unhideWhenUsed/>
-    <w:rsid w:val="00E139EA"/>
-    <w:rPr>
-      <w:b/>
-      <w:bCs/>
-    </w:rPr>
-  </w:style>
-  <w:style w:type="character" w:customStyle="1" w:styleId="CommentSubjectCharPHPDOCX">
-    <w:name w:val="Comment Subject Char PHPDOCX"/>
-    <w:basedOn w:val="CommentTextCharPHPDOCX"/>
-    <w:link w:val="annotationsubjectPHPDOCX"/>
-    <w:uiPriority w:val="99"/>
-    <w:semiHidden/>
-    <w:rsid w:val="00E139EA"/>
-    <w:rPr>
-      <w:b/>
-      <w:bCs/>
-      <w:sz w:val="20"/>
-      <w:szCs w:val="20"/>
-    </w:rPr>
-  </w:style>
-  <w:style w:type="paragraph" w:customStyle="1" w:styleId="BalloonTextPHPDOCX">
-    <w:name w:val="Balloon Text PHPDOCX"/>
-    <w:basedOn w:val="Standard"/>
-    <w:link w:val="BalloonTextCharPHPDOCX"/>
-    <w:uiPriority w:val="99"/>
-    <w:semiHidden/>
-    <w:unhideWhenUsed/>
-    <w:rsid w:val="00E139EA"/>
-    <w:rPr>
-      <w:rFonts w:ascii="Tahoma" w:hAnsi="Tahoma" w:cs="Tahoma"/>
-      <w:sz w:val="16"/>
-      <w:szCs w:val="16"/>
-    </w:rPr>
-  </w:style>
-  <w:style w:type="character" w:customStyle="1" w:styleId="BalloonTextCharPHPDOCX">
-    <w:name w:val="Balloon Text Char PHPDOCX"/>
-    <w:basedOn w:val="DefaultParagraphFontPHPDOCX"/>
-    <w:link w:val="BalloonTextPHPDOCX"/>
-    <w:uiPriority w:val="99"/>
-    <w:semiHidden/>
-    <w:rsid w:val="00E139EA"/>
-    <w:rPr>
-      <w:rFonts w:ascii="Tahoma" w:hAnsi="Tahoma" w:cs="Tahoma"/>
-      <w:sz w:val="16"/>
-      <w:szCs w:val="16"/>
-    </w:rPr>
-  </w:style>
-  <w:style w:type="paragraph" w:customStyle="1" w:styleId="footnoteTextPHPDOCX">
-    <w:name w:val="footnote Text PHPDOCX"/>
-    <w:basedOn w:val="Standard"/>
-    <w:link w:val="footnoteTextCarPHPDOCX"/>
-    <w:uiPriority w:val="99"/>
-    <w:semiHidden/>
-    <w:unhideWhenUsed/>
-    <w:rsid w:val="006E0FDA"/>
-    <w:rPr>
-      <w:sz w:val="20"/>
-    </w:rPr>
-  </w:style>
-  <w:style w:type="character" w:customStyle="1" w:styleId="footnoteTextCarPHPDOCX">
-    <w:name w:val="footnote Text Car PHPDOCX"/>
-    <w:basedOn w:val="DefaultParagraphFontPHPDOCX"/>
-    <w:link w:val="footnoteTextPHPDOCX"/>
-    <w:uiPriority w:val="99"/>
-    <w:semiHidden/>
-    <w:rsid w:val="006E0FDA"/>
-    <w:rPr>
-      <w:sz w:val="20"/>
-      <w:szCs w:val="20"/>
-    </w:rPr>
-  </w:style>
-  <w:style w:type="character" w:customStyle="1" w:styleId="footnoteReferencePHPDOCX">
-    <w:name w:val="footnote Reference PHPDOCX"/>
-    <w:basedOn w:val="DefaultParagraphFontPHPDOCX"/>
-    <w:uiPriority w:val="99"/>
-    <w:semiHidden/>
-    <w:unhideWhenUsed/>
-    <w:rsid w:val="006E0FDA"/>
-    <w:rPr>
-      <w:vertAlign w:val="superscript"/>
-    </w:rPr>
-  </w:style>
-  <w:style w:type="paragraph" w:customStyle="1" w:styleId="endnoteTextPHPDOCX">
-    <w:name w:val="endnote Text PHPDOCX"/>
-    <w:basedOn w:val="Standard"/>
-    <w:link w:val="endnoteTextCarPHPDOCX"/>
-    <w:uiPriority w:val="99"/>
-    <w:semiHidden/>
-    <w:unhideWhenUsed/>
-    <w:rsid w:val="006E0FDA"/>
-    <w:rPr>
-      <w:sz w:val="20"/>
-    </w:rPr>
-  </w:style>
-  <w:style w:type="character" w:customStyle="1" w:styleId="endnoteTextCarPHPDOCX">
-    <w:name w:val="endnote Text Car PHPDOCX"/>
-    <w:basedOn w:val="DefaultParagraphFontPHPDOCX"/>
-    <w:link w:val="endnoteTextPHPDOCX"/>
-    <w:uiPriority w:val="99"/>
-    <w:semiHidden/>
-    <w:rsid w:val="006E0FDA"/>
-    <w:rPr>
-      <w:sz w:val="20"/>
-      <w:szCs w:val="20"/>
-    </w:rPr>
-  </w:style>
-  <w:style w:type="character" w:customStyle="1" w:styleId="endnoteReferencePHPDOCX">
-    <w:name w:val="endnote Reference PHPDOCX"/>
-    <w:basedOn w:val="DefaultParagraphFontPHPDOCX"/>
-    <w:uiPriority w:val="99"/>
-    <w:semiHidden/>
-    <w:unhideWhenUsed/>
-    <w:rsid w:val="006E0FDA"/>
-    <w:rPr>
-      <w:vertAlign w:val="superscript"/>
-    </w:rPr>
-  </w:style>
-  <w:style w:type="character" w:customStyle="1" w:styleId="EndnoteAnchor">
-    <w:name w:val="Endnote Anchor"/>
-    <w:rPr>
-      <w:vertAlign w:val="superscript"/>
-    </w:rPr>
-  </w:style>
-  <w:style w:type="character" w:customStyle="1" w:styleId="EndnoteCharacters">
-    <w:name w:val="Endnote Characters"/>
-    <w:qFormat/>
-  </w:style>
-  <w:style w:type="paragraph" w:styleId="Listenabsatz">
-    <w:name w:val="List Paragraph"/>
-    <w:basedOn w:val="Standard"/>
-    <w:uiPriority w:val="34"/>
-    <w:qFormat/>
-    <w:rsid w:val="0034303B"/>
-    <w:pPr>
-      <w:ind w:left="708"/>
-    </w:pPr>
-  </w:style>
-  <w:style w:type="character" w:customStyle="1" w:styleId="berschrift1Zchn">
-    <w:name w:val="Überschrift 1 Zchn"/>
-    <w:link w:val="berschrift1"/>
-    <w:uiPriority w:val="9"/>
-    <w:rsid w:val="0022420A"/>
-    <w:rPr>
-      <w:rFonts w:ascii="Calibri Light" w:eastAsia="Calibri Light" w:hAnsi="Calibri Light" w:cs="Calibri Light"/>
-      <w:b/>
-      <w:bCs/>
-      <w:kern w:val="32"/>
-      <w:sz w:val="32"/>
-      <w:szCs w:val="32"/>
-    </w:rPr>
-  </w:style>
-  <w:style w:type="character" w:customStyle="1" w:styleId="berschrift3Zchn">
-    <w:name w:val="Überschrift 3 Zchn"/>
-    <w:link w:val="berschrift3"/>
-    <w:uiPriority w:val="9"/>
-    <w:rsid w:val="0022420A"/>
-    <w:rPr>
-      <w:rFonts w:ascii="Calibri Light" w:eastAsia="Calibri Light" w:hAnsi="Calibri Light" w:cs="Calibri Light"/>
-      <w:b/>
-      <w:bCs/>
-      <w:sz w:val="26"/>
-      <w:szCs w:val="26"/>
-    </w:rPr>
-  </w:style>
 </w:styles>
 </file>
 
 <file path=word/theme/theme1.xml><?xml version="1.0" encoding="utf-8"?>
-<a:theme xmlns:a="http://schemas.openxmlformats.org/drawingml/2006/main" name="Office">
+<a:theme xmlns:a="http://schemas.openxmlformats.org/drawingml/2006/main" xmlns:r="http://schemas.openxmlformats.org/officeDocument/2006/relationships" name="Office">
   <a:themeElements>
     <a:clrScheme name="Office">
       <a:dk1>
-        <a:sysClr val="windowText" lastClr="000000"/>
+        <a:srgbClr val="000000"/>
       </a:dk1>
       <a:lt1>
-        <a:sysClr val="window" lastClr="FFFFFF"/>
+        <a:srgbClr val="ffffff"/>
       </a:lt1>
       <a:dk2>
-        <a:srgbClr val="44546A"/>
+        <a:srgbClr val="44546a"/>
       </a:dk2>
       <a:lt2>
-        <a:srgbClr val="E7E6E6"/>
+        <a:srgbClr val="e7e6e6"/>
       </a:lt2>
       <a:accent1>
-        <a:srgbClr val="4472C4"/>
+        <a:srgbClr val="4472c4"/>
       </a:accent1>
       <a:accent2>
-        <a:srgbClr val="ED7D31"/>
+        <a:srgbClr val="ed7d31"/>
       </a:accent2>
       <a:accent3>
-        <a:srgbClr val="A5A5A5"/>
+        <a:srgbClr val="a5a5a5"/>
       </a:accent3>
       <a:accent4>
-        <a:srgbClr val="FFC000"/>
+        <a:srgbClr val="ffc000"/>
       </a:accent4>
       <a:accent5>
-        <a:srgbClr val="5B9BD5"/>
+        <a:srgbClr val="5b9bd5"/>
       </a:accent5>
       <a:accent6>
-        <a:srgbClr val="70AD47"/>
+        <a:srgbClr val="70ad47"/>
       </a:accent6>
       <a:hlink>
-        <a:srgbClr val="0563C1"/>
+        <a:srgbClr val="0563c1"/>
       </a:hlink>
       <a:folHlink>
-        <a:srgbClr val="954F72"/>
+        <a:srgbClr val="954f72"/>
       </a:folHlink>
     </a:clrScheme>
     <a:fontScheme name="Office">
       <a:majorFont>
-        <a:latin typeface="Calibri Light" panose="020F0302020204030204"/>
+        <a:latin typeface="Calibri Light" panose="020F0302020204030204" pitchFamily="0" charset="1"/>
         <a:ea typeface=""/>
         <a:cs typeface=""/>
-        <a:font script="Jpan" typeface="游ゴシック Light"/>
-        <a:font script="Hang" typeface="맑은 고딕"/>
-        <a:font script="Hans" typeface="等线 Light"/>
-        <a:font script="Hant" typeface="新細明體"/>
-        <a:font script="Arab" typeface="Times New Roman"/>
-        <a:font script="Hebr" typeface="Times New Roman"/>
-        <a:font script="Thai" typeface="Angsana New"/>
-        <a:font script="Ethi" typeface="Nyala"/>
-        <a:font script="Beng" typeface="Vrinda"/>
-        <a:font script="Gujr" typeface="Shruti"/>
-        <a:font script="Khmr" typeface="MoolBoran"/>
-        <a:font script="Knda" typeface="Tunga"/>
-        <a:font script="Guru" typeface="Raavi"/>
-        <a:font script="Cans" typeface="Euphemia"/>
-        <a:font script="Cher" typeface="Plantagenet Cherokee"/>
-        <a:font script="Yiii" typeface="Microsoft Yi Baiti"/>
-        <a:font script="Tibt" typeface="Microsoft Himalaya"/>
-        <a:font script="Thaa" typeface="MV Boli"/>
-        <a:font script="Deva" typeface="Mangal"/>
-        <a:font script="Telu" typeface="Gautami"/>
-        <a:font script="Taml" typeface="Latha"/>
-        <a:font script="Syrc" typeface="Estrangelo Edessa"/>
-        <a:font script="Orya" typeface="Kalinga"/>
-        <a:font script="Mlym" typeface="Kartika"/>
-        <a:font script="Laoo" typeface="DokChampa"/>
-        <a:font script="Sinh" typeface="Iskoola Pota"/>
-        <a:font script="Mong" typeface="Mongolian Baiti"/>
-        <a:font script="Viet" typeface="Times New Roman"/>
-        <a:font script="Uigh" typeface="Microsoft Uighur"/>
-        <a:font script="Geor" typeface="Sylfaen"/>
-        <a:font script="Armn" typeface="Arial"/>
-        <a:font script="Bugi" typeface="Leelawadee UI"/>
-        <a:font script="Bopo" typeface="Microsoft JhengHei"/>
-        <a:font script="Java" typeface="Javanese Text"/>
-        <a:font script="Lisu" typeface="Segoe UI"/>
-        <a:font script="Mymr" typeface="Myanmar Text"/>
-        <a:font script="Nkoo" typeface="Ebrima"/>
-        <a:font script="Olck" typeface="Nirmala UI"/>
-        <a:font script="Osma" typeface="Ebrima"/>
-        <a:font script="Phag" typeface="Phagspa"/>
-        <a:font script="Syrn" typeface="Estrangelo Edessa"/>
-        <a:font script="Syrj" typeface="Estrangelo Edessa"/>
-        <a:font script="Syre" typeface="Estrangelo Edessa"/>
-        <a:font script="Sora" typeface="Nirmala UI"/>
-        <a:font script="Tale" typeface="Microsoft Tai Le"/>
-        <a:font script="Talu" typeface="Microsoft New Tai Lue"/>
-        <a:font script="Tfng" typeface="Ebrima"/>
       </a:majorFont>
       <a:minorFont>
-        <a:latin typeface="Calibri" panose="020F0502020204030204"/>
+        <a:latin typeface="Calibri" panose="020F0502020204030204" pitchFamily="0" charset="1"/>
         <a:ea typeface=""/>
         <a:cs typeface=""/>
-        <a:font script="Jpan" typeface="游明朝"/>
-        <a:font script="Hang" typeface="맑은 고딕"/>
-        <a:font script="Hans" typeface="等线"/>
-        <a:font script="Hant" typeface="新細明體"/>
-        <a:font script="Arab" typeface="Arial"/>
-        <a:font script="Hebr" typeface="Arial"/>
-        <a:font script="Thai" typeface="Cordia New"/>
-        <a:font script="Ethi" typeface="Nyala"/>
-        <a:font script="Beng" typeface="Vrinda"/>
-        <a:font script="Gujr" typeface="Shruti"/>
-        <a:font script="Khmr" typeface="DaunPenh"/>
-        <a:font script="Knda" typeface="Tunga"/>
-        <a:font script="Guru" typeface="Raavi"/>
-        <a:font script="Cans" typeface="Euphemia"/>
-        <a:font script="Cher" typeface="Plantagenet Cherokee"/>
-        <a:font script="Yiii" typeface="Microsoft Yi Baiti"/>
-        <a:font script="Tibt" typeface="Microsoft Himalaya"/>
-        <a:font script="Thaa" typeface="MV Boli"/>
-        <a:font script="Deva" typeface="Mangal"/>
-        <a:font script="Telu" typeface="Gautami"/>
-        <a:font script="Taml" typeface="Latha"/>
-        <a:font script="Syrc" typeface="Estrangelo Edessa"/>
-        <a:font script="Orya" typeface="Kalinga"/>
-        <a:font script="Mlym" typeface="Kartika"/>
-        <a:font script="Laoo" typeface="DokChampa"/>
-        <a:font script="Sinh" typeface="Iskoola Pota"/>
-        <a:font script="Mong" typeface="Mongolian Baiti"/>
-        <a:font script="Viet" typeface="Arial"/>
-        <a:font script="Uigh" typeface="Microsoft Uighur"/>
-        <a:font script="Geor" typeface="Sylfaen"/>
-        <a:font script="Armn" typeface="Arial"/>
-        <a:font script="Bugi" typeface="Leelawadee UI"/>
-        <a:font script="Bopo" typeface="Microsoft JhengHei"/>
-        <a:font script="Java" typeface="Javanese Text"/>
-        <a:font script="Lisu" typeface="Segoe UI"/>
-        <a:font script="Mymr" typeface="Myanmar Text"/>
-        <a:font script="Nkoo" typeface="Ebrima"/>
-        <a:font script="Olck" typeface="Nirmala UI"/>
-        <a:font script="Osma" typeface="Ebrima"/>
-        <a:font script="Phag" typeface="Phagspa"/>
-        <a:font script="Syrn" typeface="Estrangelo Edessa"/>
-        <a:font script="Syrj" typeface="Estrangelo Edessa"/>
-        <a:font script="Syre" typeface="Estrangelo Edessa"/>
-        <a:font script="Sora" typeface="Nirmala UI"/>
-        <a:font script="Tale" typeface="Microsoft Tai Le"/>
-        <a:font script="Talu" typeface="Microsoft New Tai Lue"/>
-        <a:font script="Tfng" typeface="Ebrima"/>
       </a:minorFont>
     </a:fontScheme>
-    <a:fmtScheme name="Office">
+    <a:fmtScheme>
       <a:fillStyleLst>
         <a:solidFill>
           <a:schemeClr val="phClr"/>
         </a:solidFill>
-        <a:gradFill rotWithShape="1">
+        <a:gradFill>
           <a:gsLst>
             <a:gs pos="0">
               <a:schemeClr val="phClr">
                 <a:lumMod val="110000"/>
-                <a:satMod val="105000"/>
                 <a:tint val="67000"/>
               </a:schemeClr>
             </a:gs>
             <a:gs pos="50000">
               <a:schemeClr val="phClr">
                 <a:lumMod val="105000"/>
-                <a:satMod val="103000"/>
                 <a:tint val="73000"/>
               </a:schemeClr>
             </a:gs>
             <a:gs pos="100000">
               <a:schemeClr val="phClr">
                 <a:lumMod val="105000"/>
-                <a:satMod val="109000"/>
                 <a:tint val="81000"/>
               </a:schemeClr>
             </a:gs>
           </a:gsLst>
           <a:lin ang="5400000" scaled="0"/>
+          <a:tileRect l="0" t="0" r="0" b="0"/>
         </a:gradFill>
-        <a:gradFill rotWithShape="1">
+        <a:gradFill>
           <a:gsLst>
             <a:gs pos="0">
               <a:schemeClr val="phClr">
-                <a:satMod val="103000"/>
                 <a:lumMod val="102000"/>
                 <a:tint val="94000"/>
               </a:schemeClr>
             </a:gs>
             <a:gs pos="50000">
               <a:schemeClr val="phClr">
-                <a:satMod val="110000"/>
                 <a:lumMod val="100000"/>
                 <a:shade val="100000"/>
               </a:schemeClr>
@@ -3686,33 +3342,24 @@
             <a:gs pos="100000">
               <a:schemeClr val="phClr">
                 <a:lumMod val="99000"/>
-                <a:satMod val="120000"/>
                 <a:shade val="78000"/>
               </a:schemeClr>
             </a:gs>
           </a:gsLst>
           <a:lin ang="5400000" scaled="0"/>
+          <a:tileRect l="0" t="0" r="0" b="0"/>
         </a:gradFill>
       </a:fillStyleLst>
       <a:lnStyleLst>
         <a:ln w="6350" cap="flat" cmpd="sng" algn="ctr">
-          <a:solidFill>
-            <a:schemeClr val="phClr"/>
-          </a:solidFill>
           <a:prstDash val="solid"/>
           <a:miter lim="800000"/>
         </a:ln>
         <a:ln w="12700" cap="flat" cmpd="sng" algn="ctr">
-          <a:solidFill>
-            <a:schemeClr val="phClr"/>
-          </a:solidFill>
           <a:prstDash val="solid"/>
           <a:miter lim="800000"/>
         </a:ln>
         <a:ln w="19050" cap="flat" cmpd="sng" algn="ctr">
-          <a:solidFill>
-            <a:schemeClr val="phClr"/>
-          </a:solidFill>
           <a:prstDash val="solid"/>
           <a:miter lim="800000"/>
         </a:ln>
@@ -3725,13 +3372,7 @@
           <a:effectLst/>
         </a:effectStyle>
         <a:effectStyle>
-          <a:effectLst>
-            <a:outerShdw blurRad="57150" dist="19050" dir="5400000" algn="ctr" rotWithShape="0">
-              <a:srgbClr val="000000">
-                <a:alpha val="63000"/>
-              </a:srgbClr>
-            </a:outerShdw>
-          </a:effectLst>
+          <a:effectLst/>
         </a:effectStyle>
       </a:effectStyleLst>
       <a:bgFillStyleLst>
@@ -3741,15 +3382,13 @@
         <a:solidFill>
           <a:schemeClr val="phClr">
             <a:tint val="95000"/>
-            <a:satMod val="170000"/>
           </a:schemeClr>
         </a:solidFill>
-        <a:gradFill rotWithShape="1">
+        <a:gradFill>
           <a:gsLst>
             <a:gs pos="0">
               <a:schemeClr val="phClr">
                 <a:tint val="93000"/>
-                <a:satMod val="150000"/>
                 <a:shade val="98000"/>
                 <a:lumMod val="102000"/>
               </a:schemeClr>
@@ -3757,7 +3396,6 @@
             <a:gs pos="50000">
               <a:schemeClr val="phClr">
                 <a:tint val="98000"/>
-                <a:satMod val="130000"/>
                 <a:shade val="90000"/>
                 <a:lumMod val="103000"/>
               </a:schemeClr>
@@ -3765,22 +3403,15 @@
             <a:gs pos="100000">
               <a:schemeClr val="phClr">
                 <a:shade val="63000"/>
-                <a:satMod val="120000"/>
               </a:schemeClr>
             </a:gs>
           </a:gsLst>
           <a:lin ang="5400000" scaled="0"/>
+          <a:tileRect l="0" t="0" r="0" b="0"/>
         </a:gradFill>
       </a:bgFillStyleLst>
     </a:fmtScheme>
   </a:themeElements>
-  <a:objectDefaults/>
-  <a:extraClrSchemeLst/>
-  <a:extLst>
-    <a:ext uri="{05A4C25C-085E-4340-85A3-A5531E510DB2}">
-      <thm15:themeFamily xmlns:thm15="http://schemas.microsoft.com/office/thememl/2012/main" name="Office Theme" id="{62F939B6-93AF-4DB8-9C6B-D6C7DFDC589F}" vid="{4A3C46E8-61CC-4603-A589-7422A47A8E4A}"/>
-    </a:ext>
-  </a:extLst>
 </a:theme>
 </file>
 
